--- a/dev/checklists/sen/校本特殊教育需要政策文件要求清單_DRAFT.docx
+++ b/dev/checklists/sen/校本特殊教育需要政策文件要求清單_DRAFT.docx
@@ -241,7 +241,7 @@
             </w:tcMar>
           </w:tcPr>
           <w:p>
-            <w:hyperlink w:history="1" r:id="rIdbg3gzxaenbqk7nuaolakp">
+            <w:hyperlink w:history="1" r:id="rIdc8b3nloob-zpk59w_nypx">
               <w:r>
                 <w:rPr>
                   <w:rStyle w:val="Hyperlink"/>
@@ -327,7 +327,7 @@
             </w:tcMar>
           </w:tcPr>
           <w:p>
-            <w:hyperlink w:history="1" r:id="rIdakxnfggjp-vrqsu67q922">
+            <w:hyperlink w:history="1" r:id="rId6ilb-xfi4cilqnnozivn5">
               <w:r>
                 <w:rPr>
                   <w:rStyle w:val="Hyperlink"/>
@@ -413,7 +413,7 @@
             </w:tcMar>
           </w:tcPr>
           <w:p>
-            <w:hyperlink w:history="1" r:id="rIdlyhrcunuhtlcklmedvz0g">
+            <w:hyperlink w:history="1" r:id="rIdanhyb0otrkkabusneca_x">
               <w:r>
                 <w:rPr>
                   <w:rStyle w:val="Hyperlink"/>
@@ -499,7 +499,7 @@
             </w:tcMar>
           </w:tcPr>
           <w:p>
-            <w:hyperlink w:history="1" r:id="rIddvteyi5vnqkincilvav8e">
+            <w:hyperlink w:history="1" r:id="rId0qfynw1q8ociddctii5sd">
               <w:r>
                 <w:rPr>
                   <w:rStyle w:val="Hyperlink"/>
@@ -585,7 +585,7 @@
             </w:tcMar>
           </w:tcPr>
           <w:p>
-            <w:hyperlink w:history="1" r:id="rIdu1wjnaunjndwqb_k0zkqb">
+            <w:hyperlink w:history="1" r:id="rId-yk5ui4vubjuwjk2i91pr">
               <w:r>
                 <w:rPr>
                   <w:rStyle w:val="Hyperlink"/>
@@ -671,7 +671,7 @@
             </w:tcMar>
           </w:tcPr>
           <w:p>
-            <w:hyperlink w:history="1" r:id="rIdig7puw3iuts9pu752i0ak">
+            <w:hyperlink w:history="1" r:id="rIdysarbihyhdi12ame7djjt">
               <w:r>
                 <w:rPr>
                   <w:rStyle w:val="Hyperlink"/>
@@ -1887,7 +1887,7 @@
         </w:rPr>
         <w:t xml:space="preserve">出處：</w:t>
       </w:r>
-      <w:hyperlink w:history="1" r:id="rIditwrjhx0jahnafx0bb_ym">
+      <w:hyperlink w:history="1" r:id="rIdzvnsy9rzf80si6y6ltlvb">
         <w:r>
           <w:rPr>
             <w:rStyle w:val="Hyperlink"/>
@@ -1963,7 +1963,7 @@
         </w:rPr>
         <w:t xml:space="preserve">出處：</w:t>
       </w:r>
-      <w:hyperlink w:history="1" r:id="rIds0wcdyoknscw6l8hibhfj">
+      <w:hyperlink w:history="1" r:id="rIdpuctglmkbbe5zrwp7wjcu">
         <w:r>
           <w:rPr>
             <w:rStyle w:val="Hyperlink"/>
@@ -2039,7 +2039,7 @@
         </w:rPr>
         <w:t xml:space="preserve">出處：</w:t>
       </w:r>
-      <w:hyperlink w:history="1" r:id="rIdpbsvu1ybg1coj85looq9u">
+      <w:hyperlink w:history="1" r:id="rIdshfsik164terfiduec8ur">
         <w:r>
           <w:rPr>
             <w:rStyle w:val="Hyperlink"/>
@@ -2115,7 +2115,7 @@
         </w:rPr>
         <w:t xml:space="preserve">出處：</w:t>
       </w:r>
-      <w:hyperlink w:history="1" r:id="rIdtggmyoi4akziokgak7hqs">
+      <w:hyperlink w:history="1" r:id="rIdufcdn4gk2acpmqney7-7r">
         <w:r>
           <w:rPr>
             <w:rStyle w:val="Hyperlink"/>
@@ -2191,7 +2191,7 @@
         </w:rPr>
         <w:t xml:space="preserve">出處：</w:t>
       </w:r>
-      <w:hyperlink w:history="1" r:id="rIdo6yxjzw3pi_gyxh0gpk06">
+      <w:hyperlink w:history="1" r:id="rIdcyrru1e2r13ppbq5_p6sv">
         <w:r>
           <w:rPr>
             <w:rStyle w:val="Hyperlink"/>
@@ -2267,7 +2267,7 @@
         </w:rPr>
         <w:t xml:space="preserve">出處：</w:t>
       </w:r>
-      <w:hyperlink w:history="1" r:id="rIdspv4nc8rucdiodnti0ubq">
+      <w:hyperlink w:history="1" r:id="rIdwfuirj7sj134slidx2t9w">
         <w:r>
           <w:rPr>
             <w:rStyle w:val="Hyperlink"/>
@@ -2343,7 +2343,7 @@
         </w:rPr>
         <w:t xml:space="preserve">出處：</w:t>
       </w:r>
-      <w:hyperlink w:history="1" r:id="rIdmgicoxpmmmxwi3cresoue">
+      <w:hyperlink w:history="1" r:id="rId_m7x-lrxrqxlo_erhvl2y">
         <w:r>
           <w:rPr>
             <w:rStyle w:val="Hyperlink"/>
@@ -2419,7 +2419,7 @@
         </w:rPr>
         <w:t xml:space="preserve">出處：</w:t>
       </w:r>
-      <w:hyperlink w:history="1" r:id="rId7sfuktqhxja4w9llyk_0m">
+      <w:hyperlink w:history="1" r:id="rIdsz-zbugvgqwuslayyg9ml">
         <w:r>
           <w:rPr>
             <w:rStyle w:val="Hyperlink"/>
@@ -2495,7 +2495,7 @@
         </w:rPr>
         <w:t xml:space="preserve">出處：</w:t>
       </w:r>
-      <w:hyperlink w:history="1" r:id="rIdwavzlv5-hlnv2cuti5px9">
+      <w:hyperlink w:history="1" r:id="rIdiszvu_olkek5hurxpfwoj">
         <w:r>
           <w:rPr>
             <w:rStyle w:val="Hyperlink"/>
@@ -2571,7 +2571,7 @@
         </w:rPr>
         <w:t xml:space="preserve">出處：</w:t>
       </w:r>
-      <w:hyperlink w:history="1" r:id="rIdumkmsahqec-cgnqh42jpv">
+      <w:hyperlink w:history="1" r:id="rIdfip3guzun1neuu6q-fyy1">
         <w:r>
           <w:rPr>
             <w:rStyle w:val="Hyperlink"/>
@@ -2647,7 +2647,7 @@
         </w:rPr>
         <w:t xml:space="preserve">出處：</w:t>
       </w:r>
-      <w:hyperlink w:history="1" r:id="rIdrerejbm0qalmb-eofj8i3">
+      <w:hyperlink w:history="1" r:id="rId1wgsmhde8bfcfk-v4wbmh">
         <w:r>
           <w:rPr>
             <w:rStyle w:val="Hyperlink"/>
@@ -2723,7 +2723,7 @@
         </w:rPr>
         <w:t xml:space="preserve">出處：</w:t>
       </w:r>
-      <w:hyperlink w:history="1" r:id="rId-l7tomlwo6suoe7-dgwhx">
+      <w:hyperlink w:history="1" r:id="rIdmwnr_9w1bkynnep6h2dpq">
         <w:r>
           <w:rPr>
             <w:rStyle w:val="Hyperlink"/>
@@ -2799,7 +2799,7 @@
         </w:rPr>
         <w:t xml:space="preserve">出處：</w:t>
       </w:r>
-      <w:hyperlink w:history="1" r:id="rIdqs3qqfpbsfrffprmcbess">
+      <w:hyperlink w:history="1" r:id="rIdtyrxm6spaniffu7jdcvk4">
         <w:r>
           <w:rPr>
             <w:rStyle w:val="Hyperlink"/>
@@ -2875,7 +2875,7 @@
         </w:rPr>
         <w:t xml:space="preserve">出處：</w:t>
       </w:r>
-      <w:hyperlink w:history="1" r:id="rIdd9e4hmu04wvquik3axe6f">
+      <w:hyperlink w:history="1" r:id="rId5ssx9fg-qi-cu6zb142lp">
         <w:r>
           <w:rPr>
             <w:rStyle w:val="Hyperlink"/>
@@ -2951,7 +2951,7 @@
         </w:rPr>
         <w:t xml:space="preserve">出處：</w:t>
       </w:r>
-      <w:hyperlink w:history="1" r:id="rIdcivlvnsmrgat40rnvykry">
+      <w:hyperlink w:history="1" r:id="rId13fcrllfzy6vq_1zz8mhd">
         <w:r>
           <w:rPr>
             <w:rStyle w:val="Hyperlink"/>
@@ -3027,7 +3027,7 @@
         </w:rPr>
         <w:t xml:space="preserve">出處：</w:t>
       </w:r>
-      <w:hyperlink w:history="1" r:id="rIdvgodm1lqr3cdd9j84vvrv">
+      <w:hyperlink w:history="1" r:id="rIdun1vikqbecv2gsp0es5hj">
         <w:r>
           <w:rPr>
             <w:rStyle w:val="Hyperlink"/>
@@ -3103,7 +3103,7 @@
         </w:rPr>
         <w:t xml:space="preserve">出處：</w:t>
       </w:r>
-      <w:hyperlink w:history="1" r:id="rIdvfrtoy5st12tmx2-vxhjs">
+      <w:hyperlink w:history="1" r:id="rIdpm4flfmn58uobppbpqxfl">
         <w:r>
           <w:rPr>
             <w:rStyle w:val="Hyperlink"/>
@@ -3179,7 +3179,7 @@
         </w:rPr>
         <w:t xml:space="preserve">出處：</w:t>
       </w:r>
-      <w:hyperlink w:history="1" r:id="rIdkqxt21jzymboxxxik8iq5">
+      <w:hyperlink w:history="1" r:id="rIdta1mpke3eny0lro-g_syz">
         <w:r>
           <w:rPr>
             <w:rStyle w:val="Hyperlink"/>
@@ -3255,7 +3255,7 @@
         </w:rPr>
         <w:t xml:space="preserve">出處：</w:t>
       </w:r>
-      <w:hyperlink w:history="1" r:id="rIdskwsjouksgebkudio_snw">
+      <w:hyperlink w:history="1" r:id="rIdnpsvibmhnk00nuesthfdr">
         <w:r>
           <w:rPr>
             <w:rStyle w:val="Hyperlink"/>
@@ -3331,7 +3331,7 @@
         </w:rPr>
         <w:t xml:space="preserve">出處：</w:t>
       </w:r>
-      <w:hyperlink w:history="1" r:id="rIdusisaiqan85ftdciwystw">
+      <w:hyperlink w:history="1" r:id="rId3sfwr7ni_d78oynih8twx">
         <w:r>
           <w:rPr>
             <w:rStyle w:val="Hyperlink"/>
@@ -3407,7 +3407,7 @@
         </w:rPr>
         <w:t xml:space="preserve">出處：</w:t>
       </w:r>
-      <w:hyperlink w:history="1" r:id="rIdv5fvh3yesntv2lwvhenqr">
+      <w:hyperlink w:history="1" r:id="rIdmc3z3z4cy7pu5bne0bx2q">
         <w:r>
           <w:rPr>
             <w:rStyle w:val="Hyperlink"/>
@@ -3483,7 +3483,7 @@
         </w:rPr>
         <w:t xml:space="preserve">出處：</w:t>
       </w:r>
-      <w:hyperlink w:history="1" r:id="rIdufw2jpcyxhqe0bvtt3nuu">
+      <w:hyperlink w:history="1" r:id="rIdmcgclj1gp8ow-vy1-8_fh">
         <w:r>
           <w:rPr>
             <w:rStyle w:val="Hyperlink"/>
@@ -3559,7 +3559,7 @@
         </w:rPr>
         <w:t xml:space="preserve">出處：</w:t>
       </w:r>
-      <w:hyperlink w:history="1" r:id="rIditq7uek0afbwcysxtl9mk">
+      <w:hyperlink w:history="1" r:id="rIdloolzscta-m3syagezg1e">
         <w:r>
           <w:rPr>
             <w:rStyle w:val="Hyperlink"/>
@@ -3635,7 +3635,7 @@
         </w:rPr>
         <w:t xml:space="preserve">出處：</w:t>
       </w:r>
-      <w:hyperlink w:history="1" r:id="rIdwg758lga8z31vb8bwqf1m">
+      <w:hyperlink w:history="1" r:id="rIdmobe3fxdq00wnndxwzgak">
         <w:r>
           <w:rPr>
             <w:rStyle w:val="Hyperlink"/>
@@ -3711,7 +3711,7 @@
         </w:rPr>
         <w:t xml:space="preserve">出處：</w:t>
       </w:r>
-      <w:hyperlink w:history="1" r:id="rId_mqfgth0pw6bzavqtsqlu">
+      <w:hyperlink w:history="1" r:id="rIden6mjgamimiidjc79roh4">
         <w:r>
           <w:rPr>
             <w:rStyle w:val="Hyperlink"/>
@@ -3787,7 +3787,7 @@
         </w:rPr>
         <w:t xml:space="preserve">出處：</w:t>
       </w:r>
-      <w:hyperlink w:history="1" r:id="rIdyqg00xso1ttyjcc9zqwb3">
+      <w:hyperlink w:history="1" r:id="rIdox5ycklpigtbxxmvrfx_h">
         <w:r>
           <w:rPr>
             <w:rStyle w:val="Hyperlink"/>
@@ -3863,7 +3863,7 @@
         </w:rPr>
         <w:t xml:space="preserve">出處：</w:t>
       </w:r>
-      <w:hyperlink w:history="1" r:id="rIdt6uzgqyw0ixggna0bcjfg">
+      <w:hyperlink w:history="1" r:id="rIdph8dyjtr4qmbnxwsq714d">
         <w:r>
           <w:rPr>
             <w:rStyle w:val="Hyperlink"/>
@@ -3939,7 +3939,7 @@
         </w:rPr>
         <w:t xml:space="preserve">出處：</w:t>
       </w:r>
-      <w:hyperlink w:history="1" r:id="rIdpgmstk1faqfidfdmqjoxn">
+      <w:hyperlink w:history="1" r:id="rIdxg04v7hca6ndkvpibzxx2">
         <w:r>
           <w:rPr>
             <w:rStyle w:val="Hyperlink"/>
@@ -4015,7 +4015,7 @@
         </w:rPr>
         <w:t xml:space="preserve">出處：</w:t>
       </w:r>
-      <w:hyperlink w:history="1" r:id="rIddbpj0d1cr--lgiicbdp1g">
+      <w:hyperlink w:history="1" r:id="rId1yw5t9g9awlkfjhrsckwt">
         <w:r>
           <w:rPr>
             <w:rStyle w:val="Hyperlink"/>
@@ -4091,7 +4091,7 @@
         </w:rPr>
         <w:t xml:space="preserve">出處：</w:t>
       </w:r>
-      <w:hyperlink w:history="1" r:id="rIdx7pxop5_ngcy-abztdhto">
+      <w:hyperlink w:history="1" r:id="rIdimgz9jxlnwn4-dfai9ive">
         <w:r>
           <w:rPr>
             <w:rStyle w:val="Hyperlink"/>
@@ -4167,7 +4167,7 @@
         </w:rPr>
         <w:t xml:space="preserve">出處：</w:t>
       </w:r>
-      <w:hyperlink w:history="1" r:id="rId1c18hpts9rmb9iil21bg4">
+      <w:hyperlink w:history="1" r:id="rId42tuo6b_1vtsgnlbaxttd">
         <w:r>
           <w:rPr>
             <w:rStyle w:val="Hyperlink"/>
@@ -4243,7 +4243,7 @@
         </w:rPr>
         <w:t xml:space="preserve">出處：</w:t>
       </w:r>
-      <w:hyperlink w:history="1" r:id="rIdsqa9-uedg2a7kg518vdkt">
+      <w:hyperlink w:history="1" r:id="rIdnnyznc9fh3we53t4rjdnk">
         <w:r>
           <w:rPr>
             <w:rStyle w:val="Hyperlink"/>
@@ -4319,7 +4319,7 @@
         </w:rPr>
         <w:t xml:space="preserve">出處：</w:t>
       </w:r>
-      <w:hyperlink w:history="1" r:id="rId_ksqhfv5zotuuubrmnyy1">
+      <w:hyperlink w:history="1" r:id="rIdochxuwfunsfx4jwtyansh">
         <w:r>
           <w:rPr>
             <w:rStyle w:val="Hyperlink"/>
@@ -4395,7 +4395,7 @@
         </w:rPr>
         <w:t xml:space="preserve">出處：</w:t>
       </w:r>
-      <w:hyperlink w:history="1" r:id="rIdtnlmjihwibgc0wxy8wef3">
+      <w:hyperlink w:history="1" r:id="rIdc7r6alnm5vppojj0uwb9s">
         <w:r>
           <w:rPr>
             <w:rStyle w:val="Hyperlink"/>
@@ -4471,7 +4471,7 @@
         </w:rPr>
         <w:t xml:space="preserve">出處：</w:t>
       </w:r>
-      <w:hyperlink w:history="1" r:id="rIdm6ycxtd0ntoqytsxtdjaj">
+      <w:hyperlink w:history="1" r:id="rIdf0lajy_kuvosasyaeyy3o">
         <w:r>
           <w:rPr>
             <w:rStyle w:val="Hyperlink"/>
@@ -4547,7 +4547,7 @@
         </w:rPr>
         <w:t xml:space="preserve">出處：</w:t>
       </w:r>
-      <w:hyperlink w:history="1" r:id="rIdh7pdlxuih_ccukwpnpgfy">
+      <w:hyperlink w:history="1" r:id="rIdxddopxeydyjf-phactooq">
         <w:r>
           <w:rPr>
             <w:rStyle w:val="Hyperlink"/>
@@ -4639,7 +4639,7 @@
         </w:rPr>
         <w:t xml:space="preserve">出處：</w:t>
       </w:r>
-      <w:hyperlink w:history="1" r:id="rIda8ybfvhcvyyhezzhclsdd">
+      <w:hyperlink w:history="1" r:id="rIdrpwpmbg02hesdmb4pa7va">
         <w:r>
           <w:rPr>
             <w:rStyle w:val="Hyperlink"/>
@@ -4715,7 +4715,7 @@
         </w:rPr>
         <w:t xml:space="preserve">出處：</w:t>
       </w:r>
-      <w:hyperlink w:history="1" r:id="rId2w_ebvhvjgdbm1jwczs84">
+      <w:hyperlink w:history="1" r:id="rIdnjo8ulzflyqjhs_r2asrn">
         <w:r>
           <w:rPr>
             <w:rStyle w:val="Hyperlink"/>
@@ -4791,7 +4791,7 @@
         </w:rPr>
         <w:t xml:space="preserve">出處：</w:t>
       </w:r>
-      <w:hyperlink w:history="1" r:id="rIdnj5kliu0tzvsj9pzauymr">
+      <w:hyperlink w:history="1" r:id="rIdnxwlhcxlqmdkpbmfs52i7">
         <w:r>
           <w:rPr>
             <w:rStyle w:val="Hyperlink"/>
@@ -4867,7 +4867,7 @@
         </w:rPr>
         <w:t xml:space="preserve">出處：</w:t>
       </w:r>
-      <w:hyperlink w:history="1" r:id="rIdkq61hua87nlhj0_iziqwz">
+      <w:hyperlink w:history="1" r:id="rIdres9f9cupjlhvqkknm04k">
         <w:r>
           <w:rPr>
             <w:rStyle w:val="Hyperlink"/>
@@ -4943,7 +4943,7 @@
         </w:rPr>
         <w:t xml:space="preserve">出處：</w:t>
       </w:r>
-      <w:hyperlink w:history="1" r:id="rIdzsebchfyjt5kclsrqmmzv">
+      <w:hyperlink w:history="1" r:id="rId9kqftvu5eht0mumaeywlv">
         <w:r>
           <w:rPr>
             <w:rStyle w:val="Hyperlink"/>
@@ -5019,7 +5019,7 @@
         </w:rPr>
         <w:t xml:space="preserve">出處：</w:t>
       </w:r>
-      <w:hyperlink w:history="1" r:id="rIdwlucccmarpe65hyxjb4d4">
+      <w:hyperlink w:history="1" r:id="rIdiw-ru2atty4tqhylzalmf">
         <w:r>
           <w:rPr>
             <w:rStyle w:val="Hyperlink"/>
@@ -5095,7 +5095,7 @@
         </w:rPr>
         <w:t xml:space="preserve">出處：</w:t>
       </w:r>
-      <w:hyperlink w:history="1" r:id="rIduzz7pxsgzyplasqii1ntn">
+      <w:hyperlink w:history="1" r:id="rIdwzewiekjqxuvkhkzfl2wc">
         <w:r>
           <w:rPr>
             <w:rStyle w:val="Hyperlink"/>
@@ -5171,7 +5171,7 @@
         </w:rPr>
         <w:t xml:space="preserve">出處：</w:t>
       </w:r>
-      <w:hyperlink w:history="1" r:id="rIdmgaexhzed4jbibu2dkn0n">
+      <w:hyperlink w:history="1" r:id="rId3-4lhpeusxaf_wfqtjphz">
         <w:r>
           <w:rPr>
             <w:rStyle w:val="Hyperlink"/>
@@ -5247,7 +5247,7 @@
         </w:rPr>
         <w:t xml:space="preserve">出處：</w:t>
       </w:r>
-      <w:hyperlink w:history="1" r:id="rIdpdqb3bgyzcouhlji1y1nf">
+      <w:hyperlink w:history="1" r:id="rIdkapcs6rkvdt5so-odbykx">
         <w:r>
           <w:rPr>
             <w:rStyle w:val="Hyperlink"/>
@@ -5323,7 +5323,7 @@
         </w:rPr>
         <w:t xml:space="preserve">出處：</w:t>
       </w:r>
-      <w:hyperlink w:history="1" r:id="rIdngsbil-hdo27gqq5yk11h">
+      <w:hyperlink w:history="1" r:id="rIdbpiqmjeifqhmfvybxvpcr">
         <w:r>
           <w:rPr>
             <w:rStyle w:val="Hyperlink"/>
@@ -5399,7 +5399,7 @@
         </w:rPr>
         <w:t xml:space="preserve">出處：</w:t>
       </w:r>
-      <w:hyperlink w:history="1" r:id="rIdejtad5kem9wyfrzffu89j">
+      <w:hyperlink w:history="1" r:id="rId7jopum1gfgl3wkkn1bj7z">
         <w:r>
           <w:rPr>
             <w:rStyle w:val="Hyperlink"/>
@@ -5475,7 +5475,7 @@
         </w:rPr>
         <w:t xml:space="preserve">出處：</w:t>
       </w:r>
-      <w:hyperlink w:history="1" r:id="rIdtnlpyphlockuujk4zn_hp">
+      <w:hyperlink w:history="1" r:id="rIdjvhj0_z1xizkaytvabrcx">
         <w:r>
           <w:rPr>
             <w:rStyle w:val="Hyperlink"/>
@@ -5551,7 +5551,7 @@
         </w:rPr>
         <w:t xml:space="preserve">出處：</w:t>
       </w:r>
-      <w:hyperlink w:history="1" r:id="rIdxcbp9gelcgcgewo4j0w4x">
+      <w:hyperlink w:history="1" r:id="rIdc14nc4tztfo69dbjqlqk2">
         <w:r>
           <w:rPr>
             <w:rStyle w:val="Hyperlink"/>
@@ -5627,7 +5627,7 @@
         </w:rPr>
         <w:t xml:space="preserve">出處：</w:t>
       </w:r>
-      <w:hyperlink w:history="1" r:id="rIdrxznazwz5fwoismrns42_">
+      <w:hyperlink w:history="1" r:id="rIdj-fhfxrc5rqcohvcux1zy">
         <w:r>
           <w:rPr>
             <w:rStyle w:val="Hyperlink"/>
@@ -5703,7 +5703,7 @@
         </w:rPr>
         <w:t xml:space="preserve">出處：</w:t>
       </w:r>
-      <w:hyperlink w:history="1" r:id="rIdqusu9qdila33tb0e345hz">
+      <w:hyperlink w:history="1" r:id="rIdvgvgios6hclnnuvpye4au">
         <w:r>
           <w:rPr>
             <w:rStyle w:val="Hyperlink"/>
@@ -5779,7 +5779,7 @@
         </w:rPr>
         <w:t xml:space="preserve">出處：</w:t>
       </w:r>
-      <w:hyperlink w:history="1" r:id="rIdefn5ptpffe9n3akpf9-2o">
+      <w:hyperlink w:history="1" r:id="rIdrquhdvzqom-mzndnecgli">
         <w:r>
           <w:rPr>
             <w:rStyle w:val="Hyperlink"/>
@@ -5871,7 +5871,7 @@
         </w:rPr>
         <w:t xml:space="preserve">出處：</w:t>
       </w:r>
-      <w:hyperlink w:history="1" r:id="rIdwgtf8zkk5-2bpfbt-_dqa">
+      <w:hyperlink w:history="1" r:id="rIdplqpakfb6pptas84qrq50">
         <w:r>
           <w:rPr>
             <w:rStyle w:val="Hyperlink"/>
@@ -5947,7 +5947,7 @@
         </w:rPr>
         <w:t xml:space="preserve">出處：</w:t>
       </w:r>
-      <w:hyperlink w:history="1" r:id="rIdy8qeodin4tkfaqphzvjtu">
+      <w:hyperlink w:history="1" r:id="rId8eubcawuvzxgmrr9bqr1n">
         <w:r>
           <w:rPr>
             <w:rStyle w:val="Hyperlink"/>
@@ -6023,7 +6023,7 @@
         </w:rPr>
         <w:t xml:space="preserve">出處：</w:t>
       </w:r>
-      <w:hyperlink w:history="1" r:id="rIdcx_9tbzs670myqt4zcp5e">
+      <w:hyperlink w:history="1" r:id="rIdgb8fo3_cjnxff3yeficmk">
         <w:r>
           <w:rPr>
             <w:rStyle w:val="Hyperlink"/>
@@ -6099,7 +6099,7 @@
         </w:rPr>
         <w:t xml:space="preserve">出處：</w:t>
       </w:r>
-      <w:hyperlink w:history="1" r:id="rIdhpxnmxsoelqoyxbmufajw">
+      <w:hyperlink w:history="1" r:id="rId1b8q2j9fta30ws7fsn-cn">
         <w:r>
           <w:rPr>
             <w:rStyle w:val="Hyperlink"/>
@@ -6175,7 +6175,7 @@
         </w:rPr>
         <w:t xml:space="preserve">出處：</w:t>
       </w:r>
-      <w:hyperlink w:history="1" r:id="rId_3cra7qfs_scidmcynjj0">
+      <w:hyperlink w:history="1" r:id="rId8ldwll_vginewgm1603nq">
         <w:r>
           <w:rPr>
             <w:rStyle w:val="Hyperlink"/>
@@ -6251,7 +6251,7 @@
         </w:rPr>
         <w:t xml:space="preserve">出處：</w:t>
       </w:r>
-      <w:hyperlink w:history="1" r:id="rIdp1nteodkajzeokgkxhas5">
+      <w:hyperlink w:history="1" r:id="rIdzsm75y1syldwltetnu0l6">
         <w:r>
           <w:rPr>
             <w:rStyle w:val="Hyperlink"/>
@@ -6327,7 +6327,7 @@
         </w:rPr>
         <w:t xml:space="preserve">出處：</w:t>
       </w:r>
-      <w:hyperlink w:history="1" r:id="rIdgervo5fbn8iab2o5rwu7k">
+      <w:hyperlink w:history="1" r:id="rId3ukeqtgzfxlkx31ondlrn">
         <w:r>
           <w:rPr>
             <w:rStyle w:val="Hyperlink"/>
@@ -6403,7 +6403,7 @@
         </w:rPr>
         <w:t xml:space="preserve">出處：</w:t>
       </w:r>
-      <w:hyperlink w:history="1" r:id="rIdxr3oholeiwdj0npqv_iqj">
+      <w:hyperlink w:history="1" r:id="rIdwifhu1xx_sowykoyp96r-">
         <w:r>
           <w:rPr>
             <w:rStyle w:val="Hyperlink"/>
@@ -6479,7 +6479,7 @@
         </w:rPr>
         <w:t xml:space="preserve">出處：</w:t>
       </w:r>
-      <w:hyperlink w:history="1" r:id="rIdnxwyqkij22pweunncvmvw">
+      <w:hyperlink w:history="1" r:id="rIdrdvakfffpas9iuybvuxe7">
         <w:r>
           <w:rPr>
             <w:rStyle w:val="Hyperlink"/>
@@ -6555,7 +6555,7 @@
         </w:rPr>
         <w:t xml:space="preserve">出處：</w:t>
       </w:r>
-      <w:hyperlink w:history="1" r:id="rIdz4f2fwxqtcy-zifk0ztpb">
+      <w:hyperlink w:history="1" r:id="rIdbn-b6eth63kmk9zvvl8uz">
         <w:r>
           <w:rPr>
             <w:rStyle w:val="Hyperlink"/>
@@ -6631,7 +6631,7 @@
         </w:rPr>
         <w:t xml:space="preserve">出處：</w:t>
       </w:r>
-      <w:hyperlink w:history="1" r:id="rIdkp1hqeqaqbff1owna53ps">
+      <w:hyperlink w:history="1" r:id="rIdzqodaybr93_bguiav4qyu">
         <w:r>
           <w:rPr>
             <w:rStyle w:val="Hyperlink"/>
@@ -6707,7 +6707,7 @@
         </w:rPr>
         <w:t xml:space="preserve">出處：</w:t>
       </w:r>
-      <w:hyperlink w:history="1" r:id="rIdvjx9nzutv3sf3s8zhnech">
+      <w:hyperlink w:history="1" r:id="rIdufaqvurktz3wiw-ldd_y4">
         <w:r>
           <w:rPr>
             <w:rStyle w:val="Hyperlink"/>
@@ -6783,7 +6783,7 @@
         </w:rPr>
         <w:t xml:space="preserve">出處：</w:t>
       </w:r>
-      <w:hyperlink w:history="1" r:id="rIdaqusekjwntuig7opooj1w">
+      <w:hyperlink w:history="1" r:id="rId_4yy8uvz0i2vz9xi1fkw3">
         <w:r>
           <w:rPr>
             <w:rStyle w:val="Hyperlink"/>
@@ -6859,7 +6859,7 @@
         </w:rPr>
         <w:t xml:space="preserve">出處：</w:t>
       </w:r>
-      <w:hyperlink w:history="1" r:id="rIdozxbkzp0wqm4t5jib4jqs">
+      <w:hyperlink w:history="1" r:id="rIdvlqklyuyks44tjclf4c45">
         <w:r>
           <w:rPr>
             <w:rStyle w:val="Hyperlink"/>
@@ -6935,7 +6935,7 @@
         </w:rPr>
         <w:t xml:space="preserve">出處：</w:t>
       </w:r>
-      <w:hyperlink w:history="1" r:id="rIdsk9porjdeoksb0mimcdyi">
+      <w:hyperlink w:history="1" r:id="rIdetnbbolyakjjieqcjjglo">
         <w:r>
           <w:rPr>
             <w:rStyle w:val="Hyperlink"/>
@@ -7011,7 +7011,7 @@
         </w:rPr>
         <w:t xml:space="preserve">出處：</w:t>
       </w:r>
-      <w:hyperlink w:history="1" r:id="rIdtg1p84eu2vgyzwjzuqzag">
+      <w:hyperlink w:history="1" r:id="rIdibuxuobmgpztn_qk-xjhr">
         <w:r>
           <w:rPr>
             <w:rStyle w:val="Hyperlink"/>
@@ -7087,7 +7087,7 @@
         </w:rPr>
         <w:t xml:space="preserve">出處：</w:t>
       </w:r>
-      <w:hyperlink w:history="1" r:id="rIdihn3uuzbku879fzra3x_e">
+      <w:hyperlink w:history="1" r:id="rIddwspwucxcpnrjbo9nmjlk">
         <w:r>
           <w:rPr>
             <w:rStyle w:val="Hyperlink"/>
@@ -7163,7 +7163,7 @@
         </w:rPr>
         <w:t xml:space="preserve">出處：</w:t>
       </w:r>
-      <w:hyperlink w:history="1" r:id="rIdznibgof54x91n3kxi5f3j">
+      <w:hyperlink w:history="1" r:id="rIddabovruhlva6rbmfmykhx">
         <w:r>
           <w:rPr>
             <w:rStyle w:val="Hyperlink"/>
@@ -7239,7 +7239,7 @@
         </w:rPr>
         <w:t xml:space="preserve">出處：</w:t>
       </w:r>
-      <w:hyperlink w:history="1" r:id="rIditd2tzyx8dywoiwbc10qa">
+      <w:hyperlink w:history="1" r:id="rIdacuvqbkbasdgaairv3biv">
         <w:r>
           <w:rPr>
             <w:rStyle w:val="Hyperlink"/>
@@ -7315,7 +7315,7 @@
         </w:rPr>
         <w:t xml:space="preserve">出處：</w:t>
       </w:r>
-      <w:hyperlink w:history="1" r:id="rIddjihoht3sfzmn4g4ocxmf">
+      <w:hyperlink w:history="1" r:id="rIdwtogvs3p4opo8yo1neb-i">
         <w:r>
           <w:rPr>
             <w:rStyle w:val="Hyperlink"/>
@@ -7391,7 +7391,7 @@
         </w:rPr>
         <w:t xml:space="preserve">出處：</w:t>
       </w:r>
-      <w:hyperlink w:history="1" r:id="rIdwjp_ndi8uqhosuw01asht">
+      <w:hyperlink w:history="1" r:id="rId1f6g30of_ilxp_6hbufoj">
         <w:r>
           <w:rPr>
             <w:rStyle w:val="Hyperlink"/>
@@ -7467,7 +7467,7 @@
         </w:rPr>
         <w:t xml:space="preserve">出處：</w:t>
       </w:r>
-      <w:hyperlink w:history="1" r:id="rIduhd2gw3bj9kh91xzyxxyl">
+      <w:hyperlink w:history="1" r:id="rIddjqvsnjlcpjekm7t6wrtn">
         <w:r>
           <w:rPr>
             <w:rStyle w:val="Hyperlink"/>
@@ -7543,7 +7543,7 @@
         </w:rPr>
         <w:t xml:space="preserve">出處：</w:t>
       </w:r>
-      <w:hyperlink w:history="1" r:id="rIdpner75skspbe7h0hb0eqg">
+      <w:hyperlink w:history="1" r:id="rIdplqhi7050dlopisb6bmcr">
         <w:r>
           <w:rPr>
             <w:rStyle w:val="Hyperlink"/>
@@ -7619,7 +7619,7 @@
         </w:rPr>
         <w:t xml:space="preserve">出處：</w:t>
       </w:r>
-      <w:hyperlink w:history="1" r:id="rIdtxh4b89-tg_hlb3ymbjvj">
+      <w:hyperlink w:history="1" r:id="rIdi4pikni_97wt3osur19v4">
         <w:r>
           <w:rPr>
             <w:rStyle w:val="Hyperlink"/>
@@ -7695,7 +7695,7 @@
         </w:rPr>
         <w:t xml:space="preserve">出處：</w:t>
       </w:r>
-      <w:hyperlink w:history="1" r:id="rIdphfh4cjtklo8askko6cvc">
+      <w:hyperlink w:history="1" r:id="rId0hot-op0yyjekszuqqiwy">
         <w:r>
           <w:rPr>
             <w:rStyle w:val="Hyperlink"/>
@@ -7771,7 +7771,7 @@
         </w:rPr>
         <w:t xml:space="preserve">出處：</w:t>
       </w:r>
-      <w:hyperlink w:history="1" r:id="rIdcxoe4unmpxick2dipsg4z">
+      <w:hyperlink w:history="1" r:id="rIdjdlplqxitqvnxxofwti_p">
         <w:r>
           <w:rPr>
             <w:rStyle w:val="Hyperlink"/>
@@ -7847,7 +7847,7 @@
         </w:rPr>
         <w:t xml:space="preserve">出處：</w:t>
       </w:r>
-      <w:hyperlink w:history="1" r:id="rIdcnfcuchlu2wwr_z2pv3yb">
+      <w:hyperlink w:history="1" r:id="rIdcgq6-pk16f4dhxrw5s-li">
         <w:r>
           <w:rPr>
             <w:rStyle w:val="Hyperlink"/>
@@ -7923,7 +7923,7 @@
         </w:rPr>
         <w:t xml:space="preserve">出處：</w:t>
       </w:r>
-      <w:hyperlink w:history="1" r:id="rIdmveolmwcvy7-hatykdijk">
+      <w:hyperlink w:history="1" r:id="rIdph7ddqa6vwyglbxkcomj_">
         <w:r>
           <w:rPr>
             <w:rStyle w:val="Hyperlink"/>
@@ -7999,7 +7999,7 @@
         </w:rPr>
         <w:t xml:space="preserve">出處：</w:t>
       </w:r>
-      <w:hyperlink w:history="1" r:id="rIdog2q6i9ne3yhrb36plzfb">
+      <w:hyperlink w:history="1" r:id="rIdaurrbml_ur_6armqusgxx">
         <w:r>
           <w:rPr>
             <w:rStyle w:val="Hyperlink"/>
@@ -8075,7 +8075,7 @@
         </w:rPr>
         <w:t xml:space="preserve">出處：</w:t>
       </w:r>
-      <w:hyperlink w:history="1" r:id="rIdcwfckc6asrl7k5boqt9df">
+      <w:hyperlink w:history="1" r:id="rId0xteyboeta_xxs_cuodvu">
         <w:r>
           <w:rPr>
             <w:rStyle w:val="Hyperlink"/>
@@ -8151,7 +8151,7 @@
         </w:rPr>
         <w:t xml:space="preserve">出處：</w:t>
       </w:r>
-      <w:hyperlink w:history="1" r:id="rIdmzbcmeamct63cjvhugtnm">
+      <w:hyperlink w:history="1" r:id="rId1nrtvf1cbvhhpwbdlcbki">
         <w:r>
           <w:rPr>
             <w:rStyle w:val="Hyperlink"/>
@@ -8227,7 +8227,7 @@
         </w:rPr>
         <w:t xml:space="preserve">出處：</w:t>
       </w:r>
-      <w:hyperlink w:history="1" r:id="rIdznvgv7zsykyqucnt7ah9-">
+      <w:hyperlink w:history="1" r:id="rIdehqeigsuwlhdgzvtslk1z">
         <w:r>
           <w:rPr>
             <w:rStyle w:val="Hyperlink"/>
@@ -8303,7 +8303,7 @@
         </w:rPr>
         <w:t xml:space="preserve">出處：</w:t>
       </w:r>
-      <w:hyperlink w:history="1" r:id="rIdnlku3-gzha_4tjqgrooor">
+      <w:hyperlink w:history="1" r:id="rIdla65equhco3db6yojpqrf">
         <w:r>
           <w:rPr>
             <w:rStyle w:val="Hyperlink"/>
@@ -8379,7 +8379,7 @@
         </w:rPr>
         <w:t xml:space="preserve">出處：</w:t>
       </w:r>
-      <w:hyperlink w:history="1" r:id="rIdsqvu84gzzwsavx4afcj_h">
+      <w:hyperlink w:history="1" r:id="rIdwhr8iidlhueq23dzf0oyb">
         <w:r>
           <w:rPr>
             <w:rStyle w:val="Hyperlink"/>
@@ -8455,7 +8455,7 @@
         </w:rPr>
         <w:t xml:space="preserve">出處：</w:t>
       </w:r>
-      <w:hyperlink w:history="1" r:id="rId6fa0fuu4uy4sbp2g65fny">
+      <w:hyperlink w:history="1" r:id="rIda3fepsjytqz2tcneczbit">
         <w:r>
           <w:rPr>
             <w:rStyle w:val="Hyperlink"/>
@@ -8531,7 +8531,7 @@
         </w:rPr>
         <w:t xml:space="preserve">出處：</w:t>
       </w:r>
-      <w:hyperlink w:history="1" r:id="rIdup0t6stjvoa34lzrvoupi">
+      <w:hyperlink w:history="1" r:id="rId-aqypa9kpygex1gn7pi8z">
         <w:r>
           <w:rPr>
             <w:rStyle w:val="Hyperlink"/>
@@ -8607,7 +8607,7 @@
         </w:rPr>
         <w:t xml:space="preserve">出處：</w:t>
       </w:r>
-      <w:hyperlink w:history="1" r:id="rIdo822ij8bcvodrg3zp78sp">
+      <w:hyperlink w:history="1" r:id="rId1-ai2h1cbd6wz-lyszziv">
         <w:r>
           <w:rPr>
             <w:rStyle w:val="Hyperlink"/>
@@ -8683,7 +8683,7 @@
         </w:rPr>
         <w:t xml:space="preserve">出處：</w:t>
       </w:r>
-      <w:hyperlink w:history="1" r:id="rIdaydjkqs9tzyp5xjoynww-">
+      <w:hyperlink w:history="1" r:id="rIdp-pzlbnkzlcflzuvh2xta">
         <w:r>
           <w:rPr>
             <w:rStyle w:val="Hyperlink"/>
@@ -8759,7 +8759,7 @@
         </w:rPr>
         <w:t xml:space="preserve">出處：</w:t>
       </w:r>
-      <w:hyperlink w:history="1" r:id="rIdqvukqvlpksqpvv88fktol">
+      <w:hyperlink w:history="1" r:id="rId7-ozz2cmoybeuqfev3doj">
         <w:r>
           <w:rPr>
             <w:rStyle w:val="Hyperlink"/>
@@ -8835,7 +8835,7 @@
         </w:rPr>
         <w:t xml:space="preserve">出處：</w:t>
       </w:r>
-      <w:hyperlink w:history="1" r:id="rIdj9kn8qfpqi0wxx9i8ujvx">
+      <w:hyperlink w:history="1" r:id="rIdqevqh8iwk9v7qwdu2-34d">
         <w:r>
           <w:rPr>
             <w:rStyle w:val="Hyperlink"/>
@@ -8911,7 +8911,7 @@
         </w:rPr>
         <w:t xml:space="preserve">出處：</w:t>
       </w:r>
-      <w:hyperlink w:history="1" r:id="rIdmblagmfrbd8bgws5clpuo">
+      <w:hyperlink w:history="1" r:id="rIdsk9atv2au-bt3qmxpytbw">
         <w:r>
           <w:rPr>
             <w:rStyle w:val="Hyperlink"/>
@@ -8987,7 +8987,7 @@
         </w:rPr>
         <w:t xml:space="preserve">出處：</w:t>
       </w:r>
-      <w:hyperlink w:history="1" r:id="rIdkm2c9mmbitwnx7gl7x4ef">
+      <w:hyperlink w:history="1" r:id="rId-23jqawm8l318kvfiqnay">
         <w:r>
           <w:rPr>
             <w:rStyle w:val="Hyperlink"/>
@@ -9063,7 +9063,7 @@
         </w:rPr>
         <w:t xml:space="preserve">出處：</w:t>
       </w:r>
-      <w:hyperlink w:history="1" r:id="rIdj-zwku2r7bg_s7pa7fgjw">
+      <w:hyperlink w:history="1" r:id="rId-1ec474bbg2vjvruknixf">
         <w:r>
           <w:rPr>
             <w:rStyle w:val="Hyperlink"/>
@@ -9139,7 +9139,7 @@
         </w:rPr>
         <w:t xml:space="preserve">出處：</w:t>
       </w:r>
-      <w:hyperlink w:history="1" r:id="rId4mofskkbmvn0vdgydcfww">
+      <w:hyperlink w:history="1" r:id="rIdg-rcswhc35yv1-ijfinuv">
         <w:r>
           <w:rPr>
             <w:rStyle w:val="Hyperlink"/>
@@ -9215,7 +9215,7 @@
         </w:rPr>
         <w:t xml:space="preserve">出處：</w:t>
       </w:r>
-      <w:hyperlink w:history="1" r:id="rIdfb_3qseqr7s-frxle_dqm">
+      <w:hyperlink w:history="1" r:id="rId8p_3njuisprjbp_ntg_zf">
         <w:r>
           <w:rPr>
             <w:rStyle w:val="Hyperlink"/>
@@ -9291,7 +9291,7 @@
         </w:rPr>
         <w:t xml:space="preserve">出處：</w:t>
       </w:r>
-      <w:hyperlink w:history="1" r:id="rIda43ina74fawvq3iw1vtk8">
+      <w:hyperlink w:history="1" r:id="rIdlbojb3ypoaslk-qdvtc-s">
         <w:r>
           <w:rPr>
             <w:rStyle w:val="Hyperlink"/>
@@ -9367,7 +9367,7 @@
         </w:rPr>
         <w:t xml:space="preserve">出處：</w:t>
       </w:r>
-      <w:hyperlink w:history="1" r:id="rIdluvgusbacl3p9y_ha9hfa">
+      <w:hyperlink w:history="1" r:id="rIdlzgk0w9rt4l9uoelk6i1m">
         <w:r>
           <w:rPr>
             <w:rStyle w:val="Hyperlink"/>
@@ -9443,7 +9443,7 @@
         </w:rPr>
         <w:t xml:space="preserve">出處：</w:t>
       </w:r>
-      <w:hyperlink w:history="1" r:id="rIdc72shuys_vdtwjrre0l8s">
+      <w:hyperlink w:history="1" r:id="rIdvxwqaqt2pwnchxillluuf">
         <w:r>
           <w:rPr>
             <w:rStyle w:val="Hyperlink"/>
@@ -9519,7 +9519,7 @@
         </w:rPr>
         <w:t xml:space="preserve">出處：</w:t>
       </w:r>
-      <w:hyperlink w:history="1" r:id="rIdt92oj-yjvzbnzmrgaarh4">
+      <w:hyperlink w:history="1" r:id="rIdoq079cbmfh8xxhjjeccww">
         <w:r>
           <w:rPr>
             <w:rStyle w:val="Hyperlink"/>
@@ -9595,7 +9595,7 @@
         </w:rPr>
         <w:t xml:space="preserve">出處：</w:t>
       </w:r>
-      <w:hyperlink w:history="1" r:id="rId0tw0qeotqjbpryv67potx">
+      <w:hyperlink w:history="1" r:id="rIdhvnpsr1i2kb43xfwdj7ic">
         <w:r>
           <w:rPr>
             <w:rStyle w:val="Hyperlink"/>
@@ -9671,7 +9671,7 @@
         </w:rPr>
         <w:t xml:space="preserve">出處：</w:t>
       </w:r>
-      <w:hyperlink w:history="1" r:id="rId7t2vla8fvymhvao-mvfch">
+      <w:hyperlink w:history="1" r:id="rIdn8av36f2sueioq4ixgiat">
         <w:r>
           <w:rPr>
             <w:rStyle w:val="Hyperlink"/>
@@ -9747,7 +9747,7 @@
         </w:rPr>
         <w:t xml:space="preserve">出處：</w:t>
       </w:r>
-      <w:hyperlink w:history="1" r:id="rId6da0uyfmarekppmssbvou">
+      <w:hyperlink w:history="1" r:id="rId_pwmuznuievkftyyk658a">
         <w:r>
           <w:rPr>
             <w:rStyle w:val="Hyperlink"/>
@@ -9823,7 +9823,7 @@
         </w:rPr>
         <w:t xml:space="preserve">出處：</w:t>
       </w:r>
-      <w:hyperlink w:history="1" r:id="rId4a5whykmchfxif77tto7h">
+      <w:hyperlink w:history="1" r:id="rIdkrljwgby-63e8catyn5y9">
         <w:r>
           <w:rPr>
             <w:rStyle w:val="Hyperlink"/>
@@ -9915,7 +9915,7 @@
         </w:rPr>
         <w:t xml:space="preserve">出處：</w:t>
       </w:r>
-      <w:hyperlink w:history="1" r:id="rIdrvuwo_fgezgzub25zjauc">
+      <w:hyperlink w:history="1" r:id="rIdeyuh6khjmrdgrgfimch5u">
         <w:r>
           <w:rPr>
             <w:rStyle w:val="Hyperlink"/>
@@ -9991,7 +9991,7 @@
         </w:rPr>
         <w:t xml:space="preserve">出處：</w:t>
       </w:r>
-      <w:hyperlink w:history="1" r:id="rIdiiny5dvvelrhc2kvvud-g">
+      <w:hyperlink w:history="1" r:id="rId21r1iup2obgns9pb1gax7">
         <w:r>
           <w:rPr>
             <w:rStyle w:val="Hyperlink"/>
@@ -10067,7 +10067,7 @@
         </w:rPr>
         <w:t xml:space="preserve">出處：</w:t>
       </w:r>
-      <w:hyperlink w:history="1" r:id="rIdpookp8yh_pb3urlbyypk3">
+      <w:hyperlink w:history="1" r:id="rIdwhlga2lcm6ukm_aknscb5">
         <w:r>
           <w:rPr>
             <w:rStyle w:val="Hyperlink"/>
@@ -10143,7 +10143,7 @@
         </w:rPr>
         <w:t xml:space="preserve">出處：</w:t>
       </w:r>
-      <w:hyperlink w:history="1" r:id="rIdt2tv-0lor4qkiwt6unzys">
+      <w:hyperlink w:history="1" r:id="rId7ucfhvot4zglt-kiokjgc">
         <w:r>
           <w:rPr>
             <w:rStyle w:val="Hyperlink"/>
@@ -10219,7 +10219,7 @@
         </w:rPr>
         <w:t xml:space="preserve">出處：</w:t>
       </w:r>
-      <w:hyperlink w:history="1" r:id="rIdha7-dnhr4hksyqix9ld2n">
+      <w:hyperlink w:history="1" r:id="rId4lgllrsv6iujyv8nj86it">
         <w:r>
           <w:rPr>
             <w:rStyle w:val="Hyperlink"/>
@@ -10295,7 +10295,7 @@
         </w:rPr>
         <w:t xml:space="preserve">出處：</w:t>
       </w:r>
-      <w:hyperlink w:history="1" r:id="rIdlxyfdz3sxykd4fqzg1ctt">
+      <w:hyperlink w:history="1" r:id="rId0h7ka9wahn9dgvh8bvhg5">
         <w:r>
           <w:rPr>
             <w:rStyle w:val="Hyperlink"/>
@@ -10371,7 +10371,7 @@
         </w:rPr>
         <w:t xml:space="preserve">出處：</w:t>
       </w:r>
-      <w:hyperlink w:history="1" r:id="rId1nilgpx_mg7lhp3svqhko">
+      <w:hyperlink w:history="1" r:id="rIdaygr4g47mhhmadyayds3f">
         <w:r>
           <w:rPr>
             <w:rStyle w:val="Hyperlink"/>
@@ -10447,7 +10447,7 @@
         </w:rPr>
         <w:t xml:space="preserve">出處：</w:t>
       </w:r>
-      <w:hyperlink w:history="1" r:id="rId16xwrcha-wvzx3c0mmzsa">
+      <w:hyperlink w:history="1" r:id="rIdlomcm6lh8awjsfwtgfnbd">
         <w:r>
           <w:rPr>
             <w:rStyle w:val="Hyperlink"/>
@@ -10523,7 +10523,7 @@
         </w:rPr>
         <w:t xml:space="preserve">出處：</w:t>
       </w:r>
-      <w:hyperlink w:history="1" r:id="rIdjbpqfk8i84upqud3otesm">
+      <w:hyperlink w:history="1" r:id="rId6lhecs9uq8mzpfiyhonjb">
         <w:r>
           <w:rPr>
             <w:rStyle w:val="Hyperlink"/>
@@ -10599,7 +10599,7 @@
         </w:rPr>
         <w:t xml:space="preserve">出處：</w:t>
       </w:r>
-      <w:hyperlink w:history="1" r:id="rIdwqlieragod93tr8bgxvyi">
+      <w:hyperlink w:history="1" r:id="rIdgqxk--m0psdcg-hfv0zef">
         <w:r>
           <w:rPr>
             <w:rStyle w:val="Hyperlink"/>
@@ -10675,7 +10675,7 @@
         </w:rPr>
         <w:t xml:space="preserve">出處：</w:t>
       </w:r>
-      <w:hyperlink w:history="1" r:id="rIdiguvrat0dfvjeie8c8tfb">
+      <w:hyperlink w:history="1" r:id="rIdynz4jypwcbi5aiqb7ivfm">
         <w:r>
           <w:rPr>
             <w:rStyle w:val="Hyperlink"/>
@@ -10751,7 +10751,7 @@
         </w:rPr>
         <w:t xml:space="preserve">出處：</w:t>
       </w:r>
-      <w:hyperlink w:history="1" r:id="rIdrjdg2i5eitlurtxo48xy9">
+      <w:hyperlink w:history="1" r:id="rId3gfvx_rpjs10g9qfhuzvj">
         <w:r>
           <w:rPr>
             <w:rStyle w:val="Hyperlink"/>
@@ -10827,7 +10827,7 @@
         </w:rPr>
         <w:t xml:space="preserve">出處：</w:t>
       </w:r>
-      <w:hyperlink w:history="1" r:id="rIdaiwj5ke774rw2rqsthgbz">
+      <w:hyperlink w:history="1" r:id="rIdxanax3s7fot-cncj1tyzu">
         <w:r>
           <w:rPr>
             <w:rStyle w:val="Hyperlink"/>
@@ -10903,7 +10903,7 @@
         </w:rPr>
         <w:t xml:space="preserve">出處：</w:t>
       </w:r>
-      <w:hyperlink w:history="1" r:id="rIdp_sq8irtwzambeplhaigc">
+      <w:hyperlink w:history="1" r:id="rIdhakovtncneb10qyzt93n9">
         <w:r>
           <w:rPr>
             <w:rStyle w:val="Hyperlink"/>
@@ -10979,7 +10979,7 @@
         </w:rPr>
         <w:t xml:space="preserve">出處：</w:t>
       </w:r>
-      <w:hyperlink w:history="1" r:id="rId5oyoyya21juwp-01-pvvs">
+      <w:hyperlink w:history="1" r:id="rIdgdeiewui-bbwricwr_bhk">
         <w:r>
           <w:rPr>
             <w:rStyle w:val="Hyperlink"/>
@@ -11055,7 +11055,7 @@
         </w:rPr>
         <w:t xml:space="preserve">出處：</w:t>
       </w:r>
-      <w:hyperlink w:history="1" r:id="rId2zcmgfk4hjvdvim9l_fig">
+      <w:hyperlink w:history="1" r:id="rIdgll8aird-ol36y8uhn6z6">
         <w:r>
           <w:rPr>
             <w:rStyle w:val="Hyperlink"/>
@@ -11131,7 +11131,7 @@
         </w:rPr>
         <w:t xml:space="preserve">出處：</w:t>
       </w:r>
-      <w:hyperlink w:history="1" r:id="rIdu1rgwbpvw2ivuo8tzriwp">
+      <w:hyperlink w:history="1" r:id="rId6pjbuk3i7yoxpejxhipgq">
         <w:r>
           <w:rPr>
             <w:rStyle w:val="Hyperlink"/>
@@ -11207,7 +11207,7 @@
         </w:rPr>
         <w:t xml:space="preserve">出處：</w:t>
       </w:r>
-      <w:hyperlink w:history="1" r:id="rId5kuul1i2dxyj-sfvs9vs9">
+      <w:hyperlink w:history="1" r:id="rIdlu9g0ijrscstjepfzmp6s">
         <w:r>
           <w:rPr>
             <w:rStyle w:val="Hyperlink"/>
@@ -11283,7 +11283,7 @@
         </w:rPr>
         <w:t xml:space="preserve">出處：</w:t>
       </w:r>
-      <w:hyperlink w:history="1" r:id="rId-hkdatjpf-0fqkmxuh5oc">
+      <w:hyperlink w:history="1" r:id="rIdhunp_qawpqgvwirp0c85h">
         <w:r>
           <w:rPr>
             <w:rStyle w:val="Hyperlink"/>
@@ -11359,7 +11359,7 @@
         </w:rPr>
         <w:t xml:space="preserve">出處：</w:t>
       </w:r>
-      <w:hyperlink w:history="1" r:id="rIdhmhpayey_xsp70ab7k_d6">
+      <w:hyperlink w:history="1" r:id="rIdjpqcpi4xd9igkaou1wckw">
         <w:r>
           <w:rPr>
             <w:rStyle w:val="Hyperlink"/>
@@ -11435,7 +11435,7 @@
         </w:rPr>
         <w:t xml:space="preserve">出處：</w:t>
       </w:r>
-      <w:hyperlink w:history="1" r:id="rId8jynmczvdyqbdqnpbwnmu">
+      <w:hyperlink w:history="1" r:id="rIdf70es0y8yoxp-bajqegqj">
         <w:r>
           <w:rPr>
             <w:rStyle w:val="Hyperlink"/>
@@ -11511,7 +11511,7 @@
         </w:rPr>
         <w:t xml:space="preserve">出處：</w:t>
       </w:r>
-      <w:hyperlink w:history="1" r:id="rIdpg9rbinyhuczciafobrky">
+      <w:hyperlink w:history="1" r:id="rIdgibyyv70js0go0xxrdzvz">
         <w:r>
           <w:rPr>
             <w:rStyle w:val="Hyperlink"/>
@@ -11587,7 +11587,7 @@
         </w:rPr>
         <w:t xml:space="preserve">出處：</w:t>
       </w:r>
-      <w:hyperlink w:history="1" r:id="rIdvgq6muv88sy1sgo3_8ysr">
+      <w:hyperlink w:history="1" r:id="rIdclhyizt0nxf9gyyy1st_l">
         <w:r>
           <w:rPr>
             <w:rStyle w:val="Hyperlink"/>
@@ -11663,7 +11663,7 @@
         </w:rPr>
         <w:t xml:space="preserve">出處：</w:t>
       </w:r>
-      <w:hyperlink w:history="1" r:id="rIdxzwuvbst_efl2yi47ceip">
+      <w:hyperlink w:history="1" r:id="rIdhutpf2umgjkjcezik_hxi">
         <w:r>
           <w:rPr>
             <w:rStyle w:val="Hyperlink"/>
@@ -11739,7 +11739,7 @@
         </w:rPr>
         <w:t xml:space="preserve">出處：</w:t>
       </w:r>
-      <w:hyperlink w:history="1" r:id="rIdu-sjxqt62uwfj_wtx_vu0">
+      <w:hyperlink w:history="1" r:id="rIde-fyyg3aag-8-muuloisl">
         <w:r>
           <w:rPr>
             <w:rStyle w:val="Hyperlink"/>
@@ -11815,7 +11815,7 @@
         </w:rPr>
         <w:t xml:space="preserve">出處：</w:t>
       </w:r>
-      <w:hyperlink w:history="1" r:id="rIdn1ope4v35zse4fdwqc7et">
+      <w:hyperlink w:history="1" r:id="rIdhvldbqfmoflrluwmckwa1">
         <w:r>
           <w:rPr>
             <w:rStyle w:val="Hyperlink"/>
@@ -11891,7 +11891,7 @@
         </w:rPr>
         <w:t xml:space="preserve">出處：</w:t>
       </w:r>
-      <w:hyperlink w:history="1" r:id="rIdbfdvgyuj2daazwenpi_t_">
+      <w:hyperlink w:history="1" r:id="rIdntw2lviatvvoqloc_mzu8">
         <w:r>
           <w:rPr>
             <w:rStyle w:val="Hyperlink"/>
@@ -11983,7 +11983,7 @@
         </w:rPr>
         <w:t xml:space="preserve">出處：</w:t>
       </w:r>
-      <w:hyperlink w:history="1" r:id="rIdsffvoxm8yd5vzppochvnp">
+      <w:hyperlink w:history="1" r:id="rIdynrxzvadmvkgq0ata6x-1">
         <w:r>
           <w:rPr>
             <w:rStyle w:val="Hyperlink"/>
@@ -12059,7 +12059,7 @@
         </w:rPr>
         <w:t xml:space="preserve">出處：</w:t>
       </w:r>
-      <w:hyperlink w:history="1" r:id="rIdrxcmj9j5405rec3dmhows">
+      <w:hyperlink w:history="1" r:id="rIdpvy1xarmu1ejqfsyn89xt">
         <w:r>
           <w:rPr>
             <w:rStyle w:val="Hyperlink"/>
@@ -12135,7 +12135,7 @@
         </w:rPr>
         <w:t xml:space="preserve">出處：</w:t>
       </w:r>
-      <w:hyperlink w:history="1" r:id="rIdbxcvl6dhoplshfyqtg5in">
+      <w:hyperlink w:history="1" r:id="rIdv8kmjukcpr8yo2okjeglo">
         <w:r>
           <w:rPr>
             <w:rStyle w:val="Hyperlink"/>
@@ -12211,7 +12211,7 @@
         </w:rPr>
         <w:t xml:space="preserve">出處：</w:t>
       </w:r>
-      <w:hyperlink w:history="1" r:id="rIdvvqzbli8l2d3zmcymqun-">
+      <w:hyperlink w:history="1" r:id="rId-dxcu98wcr2uussi5ysoi">
         <w:r>
           <w:rPr>
             <w:rStyle w:val="Hyperlink"/>
@@ -12287,7 +12287,7 @@
         </w:rPr>
         <w:t xml:space="preserve">出處：</w:t>
       </w:r>
-      <w:hyperlink w:history="1" r:id="rId1z_d5tl1y6cnmdzdomdwg">
+      <w:hyperlink w:history="1" r:id="rIdyoltqmiarp1zihbkro5fn">
         <w:r>
           <w:rPr>
             <w:rStyle w:val="Hyperlink"/>
@@ -12363,7 +12363,7 @@
         </w:rPr>
         <w:t xml:space="preserve">出處：</w:t>
       </w:r>
-      <w:hyperlink w:history="1" r:id="rIdjq2sekj-fsc8dtm-kk5dk">
+      <w:hyperlink w:history="1" r:id="rId4zns1q63leye8tppj0ypg">
         <w:r>
           <w:rPr>
             <w:rStyle w:val="Hyperlink"/>
@@ -12439,7 +12439,7 @@
         </w:rPr>
         <w:t xml:space="preserve">出處：</w:t>
       </w:r>
-      <w:hyperlink w:history="1" r:id="rIdy9dzdoa4ssd4gdhtk9uy-">
+      <w:hyperlink w:history="1" r:id="rIdmng1fcfu5oz9wqmz-trmj">
         <w:r>
           <w:rPr>
             <w:rStyle w:val="Hyperlink"/>
@@ -12515,7 +12515,7 @@
         </w:rPr>
         <w:t xml:space="preserve">出處：</w:t>
       </w:r>
-      <w:hyperlink w:history="1" r:id="rId-kk8hq9ylm_ehmn-3xjav">
+      <w:hyperlink w:history="1" r:id="rIdplvwnvjkchgcq8zm8tajy">
         <w:r>
           <w:rPr>
             <w:rStyle w:val="Hyperlink"/>
@@ -12591,7 +12591,7 @@
         </w:rPr>
         <w:t xml:space="preserve">出處：</w:t>
       </w:r>
-      <w:hyperlink w:history="1" r:id="rIdn7h61y3o9uegnnyu9fzhi">
+      <w:hyperlink w:history="1" r:id="rId9htspyal4iv2cgxzufhnt">
         <w:r>
           <w:rPr>
             <w:rStyle w:val="Hyperlink"/>
@@ -12667,7 +12667,7 @@
         </w:rPr>
         <w:t xml:space="preserve">出處：</w:t>
       </w:r>
-      <w:hyperlink w:history="1" r:id="rIdwld_fro-zogcxjcem5agx">
+      <w:hyperlink w:history="1" r:id="rIdms8jtggmw_oh7fij-rtrl">
         <w:r>
           <w:rPr>
             <w:rStyle w:val="Hyperlink"/>
@@ -12743,7 +12743,7 @@
         </w:rPr>
         <w:t xml:space="preserve">出處：</w:t>
       </w:r>
-      <w:hyperlink w:history="1" r:id="rId54sippsmtnome9utzrt0e">
+      <w:hyperlink w:history="1" r:id="rIdp-xh4gtzmgbggqncpcqio">
         <w:r>
           <w:rPr>
             <w:rStyle w:val="Hyperlink"/>
@@ -12819,7 +12819,7 @@
         </w:rPr>
         <w:t xml:space="preserve">出處：</w:t>
       </w:r>
-      <w:hyperlink w:history="1" r:id="rId19o4jy77uy3ry_5kzpfxc">
+      <w:hyperlink w:history="1" r:id="rId0ecc5d4kvplcfivlcqt6h">
         <w:r>
           <w:rPr>
             <w:rStyle w:val="Hyperlink"/>
@@ -12895,7 +12895,7 @@
         </w:rPr>
         <w:t xml:space="preserve">出處：</w:t>
       </w:r>
-      <w:hyperlink w:history="1" r:id="rIdstwzn16m1dlghko3li3mt">
+      <w:hyperlink w:history="1" r:id="rIdm5zjf3itjaxamjkaykoog">
         <w:r>
           <w:rPr>
             <w:rStyle w:val="Hyperlink"/>
@@ -12971,7 +12971,7 @@
         </w:rPr>
         <w:t xml:space="preserve">出處：</w:t>
       </w:r>
-      <w:hyperlink w:history="1" r:id="rIdbcj55svi8arcabkgds3gp">
+      <w:hyperlink w:history="1" r:id="rIddtyycczfv7cpqtzgv-cgs">
         <w:r>
           <w:rPr>
             <w:rStyle w:val="Hyperlink"/>
@@ -13047,7 +13047,7 @@
         </w:rPr>
         <w:t xml:space="preserve">出處：</w:t>
       </w:r>
-      <w:hyperlink w:history="1" r:id="rIdhek1lphfbl4wnpnl1b4e4">
+      <w:hyperlink w:history="1" r:id="rIdcw5fshqlhwb_ugshfhcc9">
         <w:r>
           <w:rPr>
             <w:rStyle w:val="Hyperlink"/>
@@ -13123,7 +13123,7 @@
         </w:rPr>
         <w:t xml:space="preserve">出處：</w:t>
       </w:r>
-      <w:hyperlink w:history="1" r:id="rIde5uum-76mhmc5cjf5cghz">
+      <w:hyperlink w:history="1" r:id="rIdqxvggfztxfv9cxy5somrj">
         <w:r>
           <w:rPr>
             <w:rStyle w:val="Hyperlink"/>
@@ -13199,7 +13199,7 @@
         </w:rPr>
         <w:t xml:space="preserve">出處：</w:t>
       </w:r>
-      <w:hyperlink w:history="1" r:id="rId7nfoo4w44ginab_estjv0">
+      <w:hyperlink w:history="1" r:id="rIdq9v8xde4ymhh4_rqwefbt">
         <w:r>
           <w:rPr>
             <w:rStyle w:val="Hyperlink"/>
@@ -13275,7 +13275,7 @@
         </w:rPr>
         <w:t xml:space="preserve">出處：</w:t>
       </w:r>
-      <w:hyperlink w:history="1" r:id="rIdtn4jslplbqrv09ao1b1jd">
+      <w:hyperlink w:history="1" r:id="rIdmgjumupuyu_nq_pe9q8yo">
         <w:r>
           <w:rPr>
             <w:rStyle w:val="Hyperlink"/>
@@ -13351,7 +13351,7 @@
         </w:rPr>
         <w:t xml:space="preserve">出處：</w:t>
       </w:r>
-      <w:hyperlink w:history="1" r:id="rIdll_u3jkekoh8gpmarmhj1">
+      <w:hyperlink w:history="1" r:id="rIdjsoxv7ft7errraw-jefez">
         <w:r>
           <w:rPr>
             <w:rStyle w:val="Hyperlink"/>
@@ -13427,7 +13427,7 @@
         </w:rPr>
         <w:t xml:space="preserve">出處：</w:t>
       </w:r>
-      <w:hyperlink w:history="1" r:id="rIdbcft4fjejljxfkfzuiskz">
+      <w:hyperlink w:history="1" r:id="rIdy6klz4pzooqeqsdb6hjnk">
         <w:r>
           <w:rPr>
             <w:rStyle w:val="Hyperlink"/>
@@ -13503,7 +13503,7 @@
         </w:rPr>
         <w:t xml:space="preserve">出處：</w:t>
       </w:r>
-      <w:hyperlink w:history="1" r:id="rIdvfzgfmnku7zacmgyztskv">
+      <w:hyperlink w:history="1" r:id="rIddyxcdpulmnxcjnfsuhhgn">
         <w:r>
           <w:rPr>
             <w:rStyle w:val="Hyperlink"/>
@@ -13579,7 +13579,7 @@
         </w:rPr>
         <w:t xml:space="preserve">出處：</w:t>
       </w:r>
-      <w:hyperlink w:history="1" r:id="rId8-quqzq_7ea3hub98_bjg">
+      <w:hyperlink w:history="1" r:id="rId2ypjli6q0pqfm5xuke7wa">
         <w:r>
           <w:rPr>
             <w:rStyle w:val="Hyperlink"/>
@@ -13655,7 +13655,7 @@
         </w:rPr>
         <w:t xml:space="preserve">出處：</w:t>
       </w:r>
-      <w:hyperlink w:history="1" r:id="rIdheb4vxoqha93ajjaamdk2">
+      <w:hyperlink w:history="1" r:id="rIdabhpuwprgyng9v5evrmpu">
         <w:r>
           <w:rPr>
             <w:rStyle w:val="Hyperlink"/>
@@ -13731,7 +13731,7 @@
         </w:rPr>
         <w:t xml:space="preserve">出處：</w:t>
       </w:r>
-      <w:hyperlink w:history="1" r:id="rIds05ig5ukijylgs3gpp5s9">
+      <w:hyperlink w:history="1" r:id="rIduwyq9xrvz6onwam6_titz">
         <w:r>
           <w:rPr>
             <w:rStyle w:val="Hyperlink"/>
@@ -13807,7 +13807,7 @@
         </w:rPr>
         <w:t xml:space="preserve">出處：</w:t>
       </w:r>
-      <w:hyperlink w:history="1" r:id="rId72j3zla8smip6kcoguo14">
+      <w:hyperlink w:history="1" r:id="rIdmcxe1_r-km3ifwgqky-3e">
         <w:r>
           <w:rPr>
             <w:rStyle w:val="Hyperlink"/>
@@ -13883,7 +13883,7 @@
         </w:rPr>
         <w:t xml:space="preserve">出處：</w:t>
       </w:r>
-      <w:hyperlink w:history="1" r:id="rId7wv3bczsxcv9ujne3vfyl">
+      <w:hyperlink w:history="1" r:id="rIddd1klnqx_kinfxsltmvny">
         <w:r>
           <w:rPr>
             <w:rStyle w:val="Hyperlink"/>
@@ -13959,7 +13959,7 @@
         </w:rPr>
         <w:t xml:space="preserve">出處：</w:t>
       </w:r>
-      <w:hyperlink w:history="1" r:id="rId9v5wbyasyxciiqpqryqxu">
+      <w:hyperlink w:history="1" r:id="rId8vkidxrmqfpnfim-d2ddq">
         <w:r>
           <w:rPr>
             <w:rStyle w:val="Hyperlink"/>
@@ -14035,7 +14035,7 @@
         </w:rPr>
         <w:t xml:space="preserve">出處：</w:t>
       </w:r>
-      <w:hyperlink w:history="1" r:id="rIdnlzh3jjaln3_lb76t1zyt">
+      <w:hyperlink w:history="1" r:id="rIddaukhdoaajmjaflflexyv">
         <w:r>
           <w:rPr>
             <w:rStyle w:val="Hyperlink"/>
@@ -14111,7 +14111,7 @@
         </w:rPr>
         <w:t xml:space="preserve">出處：</w:t>
       </w:r>
-      <w:hyperlink w:history="1" r:id="rIdk2g-t1a8qnfczskguvsde">
+      <w:hyperlink w:history="1" r:id="rIdhxqpkstc4psgdpghtdocm">
         <w:r>
           <w:rPr>
             <w:rStyle w:val="Hyperlink"/>
@@ -14187,7 +14187,7 @@
         </w:rPr>
         <w:t xml:space="preserve">出處：</w:t>
       </w:r>
-      <w:hyperlink w:history="1" r:id="rIdjp4mn0nwrt2n2xoizimb9">
+      <w:hyperlink w:history="1" r:id="rIdgbo7ag1ejc1bt4mgmz5qq">
         <w:r>
           <w:rPr>
             <w:rStyle w:val="Hyperlink"/>
@@ -14263,7 +14263,7 @@
         </w:rPr>
         <w:t xml:space="preserve">出處：</w:t>
       </w:r>
-      <w:hyperlink w:history="1" r:id="rIdzkicsa_vudtjicgf78qdr">
+      <w:hyperlink w:history="1" r:id="rIdy2u0h0mtx1jip2ws67f02">
         <w:r>
           <w:rPr>
             <w:rStyle w:val="Hyperlink"/>
@@ -14339,7 +14339,7 @@
         </w:rPr>
         <w:t xml:space="preserve">出處：</w:t>
       </w:r>
-      <w:hyperlink w:history="1" r:id="rIdulyfpkhyvbwkr9zl5asqk">
+      <w:hyperlink w:history="1" r:id="rIdoyyyxplwja--ihmhd_xyt">
         <w:r>
           <w:rPr>
             <w:rStyle w:val="Hyperlink"/>
@@ -14415,7 +14415,7 @@
         </w:rPr>
         <w:t xml:space="preserve">出處：</w:t>
       </w:r>
-      <w:hyperlink w:history="1" r:id="rIdycrlloxjbvl2dpilf4ut7">
+      <w:hyperlink w:history="1" r:id="rIdddaylsjcld8gmuno116w7">
         <w:r>
           <w:rPr>
             <w:rStyle w:val="Hyperlink"/>
@@ -14507,7 +14507,7 @@
         </w:rPr>
         <w:t xml:space="preserve">出處：</w:t>
       </w:r>
-      <w:hyperlink w:history="1" r:id="rIdkatopkoewaz_ov8r3lrlk">
+      <w:hyperlink w:history="1" r:id="rIdecgwss4qxtjmh_b-osrcf">
         <w:r>
           <w:rPr>
             <w:rStyle w:val="Hyperlink"/>
@@ -14583,7 +14583,7 @@
         </w:rPr>
         <w:t xml:space="preserve">出處：</w:t>
       </w:r>
-      <w:hyperlink w:history="1" r:id="rId4urcsokgtvpfaem2fio3k">
+      <w:hyperlink w:history="1" r:id="rId_uo0lx3lcoz8krhg7wv-v">
         <w:r>
           <w:rPr>
             <w:rStyle w:val="Hyperlink"/>
@@ -14659,7 +14659,7 @@
         </w:rPr>
         <w:t xml:space="preserve">出處：</w:t>
       </w:r>
-      <w:hyperlink w:history="1" r:id="rIdbdebxevb329my9-hegqnh">
+      <w:hyperlink w:history="1" r:id="rId3nj8j9lciq8uaab5qnip3">
         <w:r>
           <w:rPr>
             <w:rStyle w:val="Hyperlink"/>
@@ -14735,7 +14735,7 @@
         </w:rPr>
         <w:t xml:space="preserve">出處：</w:t>
       </w:r>
-      <w:hyperlink w:history="1" r:id="rIddi0opi73icfo2cgn0qmy8">
+      <w:hyperlink w:history="1" r:id="rId45lmv6fq8gjoxjdv367lt">
         <w:r>
           <w:rPr>
             <w:rStyle w:val="Hyperlink"/>
@@ -14811,7 +14811,7 @@
         </w:rPr>
         <w:t xml:space="preserve">出處：</w:t>
       </w:r>
-      <w:hyperlink w:history="1" r:id="rIdizfipe0xffzmmemtfbma-">
+      <w:hyperlink w:history="1" r:id="rIdeyjqvzahpee_fl7xnw3a9">
         <w:r>
           <w:rPr>
             <w:rStyle w:val="Hyperlink"/>
@@ -14887,7 +14887,7 @@
         </w:rPr>
         <w:t xml:space="preserve">出處：</w:t>
       </w:r>
-      <w:hyperlink w:history="1" r:id="rId_drpm3kq7rwephhjqdyw_">
+      <w:hyperlink w:history="1" r:id="rIdyp5xm-udim_bbgm5nd-aj">
         <w:r>
           <w:rPr>
             <w:rStyle w:val="Hyperlink"/>
@@ -14963,7 +14963,7 @@
         </w:rPr>
         <w:t xml:space="preserve">出處：</w:t>
       </w:r>
-      <w:hyperlink w:history="1" r:id="rIdsivk53-koxjiqt_pxrigx">
+      <w:hyperlink w:history="1" r:id="rId9aufaa_an6pir95ssyaqb">
         <w:r>
           <w:rPr>
             <w:rStyle w:val="Hyperlink"/>
@@ -15039,7 +15039,7 @@
         </w:rPr>
         <w:t xml:space="preserve">出處：</w:t>
       </w:r>
-      <w:hyperlink w:history="1" r:id="rId220dqqyd6o8iqbx7hkzyf">
+      <w:hyperlink w:history="1" r:id="rIdc1bjal7cynurlgt8vu-qb">
         <w:r>
           <w:rPr>
             <w:rStyle w:val="Hyperlink"/>
@@ -15115,7 +15115,7 @@
         </w:rPr>
         <w:t xml:space="preserve">出處：</w:t>
       </w:r>
-      <w:hyperlink w:history="1" r:id="rIdtayzwpjx5ikoh8lkvk73l">
+      <w:hyperlink w:history="1" r:id="rIdurejvnisvera2oyq1lfyn">
         <w:r>
           <w:rPr>
             <w:rStyle w:val="Hyperlink"/>
@@ -15191,7 +15191,7 @@
         </w:rPr>
         <w:t xml:space="preserve">出處：</w:t>
       </w:r>
-      <w:hyperlink w:history="1" r:id="rIdbdpzggask3ewsbqi9-aw-">
+      <w:hyperlink w:history="1" r:id="rIdfa-xewhm0bzx1-88wl9gl">
         <w:r>
           <w:rPr>
             <w:rStyle w:val="Hyperlink"/>
@@ -15267,7 +15267,7 @@
         </w:rPr>
         <w:t xml:space="preserve">出處：</w:t>
       </w:r>
-      <w:hyperlink w:history="1" r:id="rIdgqjhov3--ciw5huxi40cu">
+      <w:hyperlink w:history="1" r:id="rIdzukuvkawvna882wcw6o-k">
         <w:r>
           <w:rPr>
             <w:rStyle w:val="Hyperlink"/>
@@ -15343,7 +15343,7 @@
         </w:rPr>
         <w:t xml:space="preserve">出處：</w:t>
       </w:r>
-      <w:hyperlink w:history="1" r:id="rIdswcnh7bsngyztrvwaogjm">
+      <w:hyperlink w:history="1" r:id="rId7anssorozafi9bfb4lh8n">
         <w:r>
           <w:rPr>
             <w:rStyle w:val="Hyperlink"/>
@@ -15419,7 +15419,7 @@
         </w:rPr>
         <w:t xml:space="preserve">出處：</w:t>
       </w:r>
-      <w:hyperlink w:history="1" r:id="rIdd_2eangfldykm4e7sh5me">
+      <w:hyperlink w:history="1" r:id="rIdiv_qcnwpff0qeukc3zvnb">
         <w:r>
           <w:rPr>
             <w:rStyle w:val="Hyperlink"/>
@@ -15495,7 +15495,7 @@
         </w:rPr>
         <w:t xml:space="preserve">出處：</w:t>
       </w:r>
-      <w:hyperlink w:history="1" r:id="rIdsd4-e2vxogdxu7r0yi5gp">
+      <w:hyperlink w:history="1" r:id="rIdvjzedfp56udpq4hxwgezx">
         <w:r>
           <w:rPr>
             <w:rStyle w:val="Hyperlink"/>
@@ -15571,7 +15571,7 @@
         </w:rPr>
         <w:t xml:space="preserve">出處：</w:t>
       </w:r>
-      <w:hyperlink w:history="1" r:id="rIddyrkjflatsnrrgl934svl">
+      <w:hyperlink w:history="1" r:id="rIdkjqcurhf_to6nkfkgg1hb">
         <w:r>
           <w:rPr>
             <w:rStyle w:val="Hyperlink"/>
@@ -15647,7 +15647,7 @@
         </w:rPr>
         <w:t xml:space="preserve">出處：</w:t>
       </w:r>
-      <w:hyperlink w:history="1" r:id="rIduu_uxbps1pzlrqhrazius">
+      <w:hyperlink w:history="1" r:id="rIdnrb63epl6hpcedmj0ltqg">
         <w:r>
           <w:rPr>
             <w:rStyle w:val="Hyperlink"/>
@@ -15723,7 +15723,7 @@
         </w:rPr>
         <w:t xml:space="preserve">出處：</w:t>
       </w:r>
-      <w:hyperlink w:history="1" r:id="rIdi-7-kg-zw-xhxj1za_quv">
+      <w:hyperlink w:history="1" r:id="rIdhit-1pfrgulr1jauklrur">
         <w:r>
           <w:rPr>
             <w:rStyle w:val="Hyperlink"/>
@@ -15799,7 +15799,7 @@
         </w:rPr>
         <w:t xml:space="preserve">出處：</w:t>
       </w:r>
-      <w:hyperlink w:history="1" r:id="rIdzus66vtslnjg5hs2swrad">
+      <w:hyperlink w:history="1" r:id="rIda8lojdvivmdeo-lgd5dmf">
         <w:r>
           <w:rPr>
             <w:rStyle w:val="Hyperlink"/>
@@ -15875,7 +15875,7 @@
         </w:rPr>
         <w:t xml:space="preserve">出處：</w:t>
       </w:r>
-      <w:hyperlink w:history="1" r:id="rIdnqxayfrosdjyxbewftomz">
+      <w:hyperlink w:history="1" r:id="rIdev4q8h0chd0qth29nz1hi">
         <w:r>
           <w:rPr>
             <w:rStyle w:val="Hyperlink"/>
@@ -15951,7 +15951,7 @@
         </w:rPr>
         <w:t xml:space="preserve">出處：</w:t>
       </w:r>
-      <w:hyperlink w:history="1" r:id="rIdupg03qcnbf9yuyj8mider">
+      <w:hyperlink w:history="1" r:id="rIdu92k-ku3ndrtmdhoojrw_">
         <w:r>
           <w:rPr>
             <w:rStyle w:val="Hyperlink"/>
@@ -16027,7 +16027,7 @@
         </w:rPr>
         <w:t xml:space="preserve">出處：</w:t>
       </w:r>
-      <w:hyperlink w:history="1" r:id="rIdbmx9ftage4wpxzjizxamm">
+      <w:hyperlink w:history="1" r:id="rIdckridmmclcvmxl3iuh4xk">
         <w:r>
           <w:rPr>
             <w:rStyle w:val="Hyperlink"/>
@@ -16103,7 +16103,7 @@
         </w:rPr>
         <w:t xml:space="preserve">出處：</w:t>
       </w:r>
-      <w:hyperlink w:history="1" r:id="rIde0aej-cjmhm08dvac1nof">
+      <w:hyperlink w:history="1" r:id="rIdj0ykq_5suj-1zegjt3evs">
         <w:r>
           <w:rPr>
             <w:rStyle w:val="Hyperlink"/>
@@ -16179,7 +16179,7 @@
         </w:rPr>
         <w:t xml:space="preserve">出處：</w:t>
       </w:r>
-      <w:hyperlink w:history="1" r:id="rIdjkqegpro5pew6f5k-h-tj">
+      <w:hyperlink w:history="1" r:id="rIdqr7cctzid3czt-ajhgwda">
         <w:r>
           <w:rPr>
             <w:rStyle w:val="Hyperlink"/>
@@ -16255,7 +16255,7 @@
         </w:rPr>
         <w:t xml:space="preserve">出處：</w:t>
       </w:r>
-      <w:hyperlink w:history="1" r:id="rIdgp2vm2db8t1a_xnn9xdqv">
+      <w:hyperlink w:history="1" r:id="rId3af50khmqnibta1-jdf5f">
         <w:r>
           <w:rPr>
             <w:rStyle w:val="Hyperlink"/>
@@ -16331,7 +16331,7 @@
         </w:rPr>
         <w:t xml:space="preserve">出處：</w:t>
       </w:r>
-      <w:hyperlink w:history="1" r:id="rIdu52gcqxnrklesgyufiudh">
+      <w:hyperlink w:history="1" r:id="rIdzyk9p_nxrrsvrqqdwtusv">
         <w:r>
           <w:rPr>
             <w:rStyle w:val="Hyperlink"/>
@@ -16407,7 +16407,7 @@
         </w:rPr>
         <w:t xml:space="preserve">出處：</w:t>
       </w:r>
-      <w:hyperlink w:history="1" r:id="rIdqm5j8ooy4om2ktfee9v62">
+      <w:hyperlink w:history="1" r:id="rId-bb0t3c8ieahxhcuqeoqf">
         <w:r>
           <w:rPr>
             <w:rStyle w:val="Hyperlink"/>
@@ -16483,7 +16483,7 @@
         </w:rPr>
         <w:t xml:space="preserve">出處：</w:t>
       </w:r>
-      <w:hyperlink w:history="1" r:id="rIdtez0q8cusjm-ocimhdcmm">
+      <w:hyperlink w:history="1" r:id="rIdqjy4ubkwlthrqlek0edxp">
         <w:r>
           <w:rPr>
             <w:rStyle w:val="Hyperlink"/>
@@ -16559,7 +16559,7 @@
         </w:rPr>
         <w:t xml:space="preserve">出處：</w:t>
       </w:r>
-      <w:hyperlink w:history="1" r:id="rIdpwvhpcl-xdgsydaxcmd0o">
+      <w:hyperlink w:history="1" r:id="rIdsgx0beie4toherhzvmwmw">
         <w:r>
           <w:rPr>
             <w:rStyle w:val="Hyperlink"/>
@@ -16635,7 +16635,7 @@
         </w:rPr>
         <w:t xml:space="preserve">出處：</w:t>
       </w:r>
-      <w:hyperlink w:history="1" r:id="rIdv_dyyeqbrqqddsulig7yu">
+      <w:hyperlink w:history="1" r:id="rIdj3mlkf8hrmyg8uectdyau">
         <w:r>
           <w:rPr>
             <w:rStyle w:val="Hyperlink"/>
@@ -16711,7 +16711,7 @@
         </w:rPr>
         <w:t xml:space="preserve">出處：</w:t>
       </w:r>
-      <w:hyperlink w:history="1" r:id="rIdildcdcbt5qakagem7ujte">
+      <w:hyperlink w:history="1" r:id="rId_vai3cqmzfv5mw-4dvql7">
         <w:r>
           <w:rPr>
             <w:rStyle w:val="Hyperlink"/>
@@ -16787,7 +16787,7 @@
         </w:rPr>
         <w:t xml:space="preserve">出處：</w:t>
       </w:r>
-      <w:hyperlink w:history="1" r:id="rIdxvknfev07bp0h2tuyoxno">
+      <w:hyperlink w:history="1" r:id="rId2qkmxgav8p4fqhdxwy2er">
         <w:r>
           <w:rPr>
             <w:rStyle w:val="Hyperlink"/>
@@ -16863,7 +16863,7 @@
         </w:rPr>
         <w:t xml:space="preserve">出處：</w:t>
       </w:r>
-      <w:hyperlink w:history="1" r:id="rId-pndvfbu6gxeyis_byu3z">
+      <w:hyperlink w:history="1" r:id="rIdz6ov9dbi9uz9ony8mrqoy">
         <w:r>
           <w:rPr>
             <w:rStyle w:val="Hyperlink"/>
@@ -16939,7 +16939,7 @@
         </w:rPr>
         <w:t xml:space="preserve">出處：</w:t>
       </w:r>
-      <w:hyperlink w:history="1" r:id="rId03zjzsn1b7n1rszdjabbz">
+      <w:hyperlink w:history="1" r:id="rIdhwnqqtm-8vinehe0r0edl">
         <w:r>
           <w:rPr>
             <w:rStyle w:val="Hyperlink"/>
@@ -17031,7 +17031,7 @@
         </w:rPr>
         <w:t xml:space="preserve">出處：</w:t>
       </w:r>
-      <w:hyperlink w:history="1" r:id="rIdhqgp_dwauxbbtjongjsge">
+      <w:hyperlink w:history="1" r:id="rIdhzuk5jdfkzvgxy26nkucb">
         <w:r>
           <w:rPr>
             <w:rStyle w:val="Hyperlink"/>
@@ -17107,7 +17107,7 @@
         </w:rPr>
         <w:t xml:space="preserve">出處：</w:t>
       </w:r>
-      <w:hyperlink w:history="1" r:id="rIdweinaroqbuylgoq_oxpjv">
+      <w:hyperlink w:history="1" r:id="rIdjypmw-vvzoukx2mfkzll0">
         <w:r>
           <w:rPr>
             <w:rStyle w:val="Hyperlink"/>
@@ -17183,7 +17183,7 @@
         </w:rPr>
         <w:t xml:space="preserve">出處：</w:t>
       </w:r>
-      <w:hyperlink w:history="1" r:id="rIdaaqcartyhiq90nrjomqoo">
+      <w:hyperlink w:history="1" r:id="rIdu6wpcdjgjyvabe0gpc2pm">
         <w:r>
           <w:rPr>
             <w:rStyle w:val="Hyperlink"/>
@@ -17259,7 +17259,7 @@
         </w:rPr>
         <w:t xml:space="preserve">出處：</w:t>
       </w:r>
-      <w:hyperlink w:history="1" r:id="rIdcjthsnpfac3vju1lw4a2f">
+      <w:hyperlink w:history="1" r:id="rIdidy53mg9t111scefquye-">
         <w:r>
           <w:rPr>
             <w:rStyle w:val="Hyperlink"/>
@@ -17335,7 +17335,7 @@
         </w:rPr>
         <w:t xml:space="preserve">出處：</w:t>
       </w:r>
-      <w:hyperlink w:history="1" r:id="rIdojiumldcgkxfn6ilrlacj">
+      <w:hyperlink w:history="1" r:id="rIdz4qob9ncacudfrooqaxpk">
         <w:r>
           <w:rPr>
             <w:rStyle w:val="Hyperlink"/>
@@ -17411,7 +17411,7 @@
         </w:rPr>
         <w:t xml:space="preserve">出處：</w:t>
       </w:r>
-      <w:hyperlink w:history="1" r:id="rIdgpmbo-fcs0azqe8pga-dy">
+      <w:hyperlink w:history="1" r:id="rIdei5zu0anutg9tbqmjac3x">
         <w:r>
           <w:rPr>
             <w:rStyle w:val="Hyperlink"/>
@@ -17487,7 +17487,7 @@
         </w:rPr>
         <w:t xml:space="preserve">出處：</w:t>
       </w:r>
-      <w:hyperlink w:history="1" r:id="rIdilyswq9qrv4lwaydtlpb7">
+      <w:hyperlink w:history="1" r:id="rIdpzzie3j7ybvpskp-mecpp">
         <w:r>
           <w:rPr>
             <w:rStyle w:val="Hyperlink"/>
@@ -17563,7 +17563,7 @@
         </w:rPr>
         <w:t xml:space="preserve">出處：</w:t>
       </w:r>
-      <w:hyperlink w:history="1" r:id="rIdgedrknaajw-9eyqcbubxh">
+      <w:hyperlink w:history="1" r:id="rIdqobsrm94yycggpzhab2jv">
         <w:r>
           <w:rPr>
             <w:rStyle w:val="Hyperlink"/>
@@ -17639,7 +17639,7 @@
         </w:rPr>
         <w:t xml:space="preserve">出處：</w:t>
       </w:r>
-      <w:hyperlink w:history="1" r:id="rIdbyqvv2yqvnmxn2tdy-wx1">
+      <w:hyperlink w:history="1" r:id="rIdi_05bmkiltatgparwh4md">
         <w:r>
           <w:rPr>
             <w:rStyle w:val="Hyperlink"/>
@@ -17715,7 +17715,7 @@
         </w:rPr>
         <w:t xml:space="preserve">出處：</w:t>
       </w:r>
-      <w:hyperlink w:history="1" r:id="rIdkymie-ql33s3ytagavf13">
+      <w:hyperlink w:history="1" r:id="rIdyjvmgf_1cxn2savchzs4m">
         <w:r>
           <w:rPr>
             <w:rStyle w:val="Hyperlink"/>
@@ -17791,7 +17791,7 @@
         </w:rPr>
         <w:t xml:space="preserve">出處：</w:t>
       </w:r>
-      <w:hyperlink w:history="1" r:id="rIdlm-yzomh8iexjmmhklvpa">
+      <w:hyperlink w:history="1" r:id="rIdocmfjpape0-lreo6_b6i6">
         <w:r>
           <w:rPr>
             <w:rStyle w:val="Hyperlink"/>
@@ -17867,7 +17867,7 @@
         </w:rPr>
         <w:t xml:space="preserve">出處：</w:t>
       </w:r>
-      <w:hyperlink w:history="1" r:id="rIdje3wfyi-wrpjmf9tia2zu">
+      <w:hyperlink w:history="1" r:id="rId2r9rqh1lrl08tngqdcdct">
         <w:r>
           <w:rPr>
             <w:rStyle w:val="Hyperlink"/>
@@ -17943,7 +17943,7 @@
         </w:rPr>
         <w:t xml:space="preserve">出處：</w:t>
       </w:r>
-      <w:hyperlink w:history="1" r:id="rIdk8qtpqifqze0yyssbcgac">
+      <w:hyperlink w:history="1" r:id="rIdogdmkam2qrzwe9jwbb9cj">
         <w:r>
           <w:rPr>
             <w:rStyle w:val="Hyperlink"/>
@@ -18019,7 +18019,7 @@
         </w:rPr>
         <w:t xml:space="preserve">出處：</w:t>
       </w:r>
-      <w:hyperlink w:history="1" r:id="rIdlwrvr0pplbksnopec4786">
+      <w:hyperlink w:history="1" r:id="rId0vfn4xl8-ufsdamhlwcqf">
         <w:r>
           <w:rPr>
             <w:rStyle w:val="Hyperlink"/>
@@ -18095,7 +18095,7 @@
         </w:rPr>
         <w:t xml:space="preserve">出處：</w:t>
       </w:r>
-      <w:hyperlink w:history="1" r:id="rIdgl2-cjiui8f8z0svglnu2">
+      <w:hyperlink w:history="1" r:id="rIdcs4cklpfnftlp5zwqt3xu">
         <w:r>
           <w:rPr>
             <w:rStyle w:val="Hyperlink"/>
@@ -18171,7 +18171,7 @@
         </w:rPr>
         <w:t xml:space="preserve">出處：</w:t>
       </w:r>
-      <w:hyperlink w:history="1" r:id="rIdqzkr29gurm_eyphivtwu5">
+      <w:hyperlink w:history="1" r:id="rIdsozo7vl_qvr8ivas01lgr">
         <w:r>
           <w:rPr>
             <w:rStyle w:val="Hyperlink"/>
@@ -18247,7 +18247,7 @@
         </w:rPr>
         <w:t xml:space="preserve">出處：</w:t>
       </w:r>
-      <w:hyperlink w:history="1" r:id="rIdjegiovytbwupuf12-0gf3">
+      <w:hyperlink w:history="1" r:id="rId13ftzihld8iqmihqsnee_">
         <w:r>
           <w:rPr>
             <w:rStyle w:val="Hyperlink"/>
@@ -18323,7 +18323,7 @@
         </w:rPr>
         <w:t xml:space="preserve">出處：</w:t>
       </w:r>
-      <w:hyperlink w:history="1" r:id="rIdp1k5czcbp0rsvjm206to-">
+      <w:hyperlink w:history="1" r:id="rIdxcklgaj6vgwlqglmzfetu">
         <w:r>
           <w:rPr>
             <w:rStyle w:val="Hyperlink"/>
@@ -18399,7 +18399,7 @@
         </w:rPr>
         <w:t xml:space="preserve">出處：</w:t>
       </w:r>
-      <w:hyperlink w:history="1" r:id="rIdwterb3rlqci8urolgvmns">
+      <w:hyperlink w:history="1" r:id="rId_ahgd-xikdacrbckfyts9">
         <w:r>
           <w:rPr>
             <w:rStyle w:val="Hyperlink"/>
@@ -18475,7 +18475,7 @@
         </w:rPr>
         <w:t xml:space="preserve">出處：</w:t>
       </w:r>
-      <w:hyperlink w:history="1" r:id="rIdzhqqaicvjih7bogvnan9p">
+      <w:hyperlink w:history="1" r:id="rId_vxdqyujkqlsos7kiupjo">
         <w:r>
           <w:rPr>
             <w:rStyle w:val="Hyperlink"/>
@@ -18551,7 +18551,7 @@
         </w:rPr>
         <w:t xml:space="preserve">出處：</w:t>
       </w:r>
-      <w:hyperlink w:history="1" r:id="rIdkiytjyd58gmsgthcbaufk">
+      <w:hyperlink w:history="1" r:id="rIdynsg9v9bw0wx0titvjzpo">
         <w:r>
           <w:rPr>
             <w:rStyle w:val="Hyperlink"/>
@@ -18627,7 +18627,7 @@
         </w:rPr>
         <w:t xml:space="preserve">出處：</w:t>
       </w:r>
-      <w:hyperlink w:history="1" r:id="rIdffihgtgmwbuhxvltkli4c">
+      <w:hyperlink w:history="1" r:id="rIdacb_aeneh0a-j4v88-fp9">
         <w:r>
           <w:rPr>
             <w:rStyle w:val="Hyperlink"/>
@@ -18703,7 +18703,7 @@
         </w:rPr>
         <w:t xml:space="preserve">出處：</w:t>
       </w:r>
-      <w:hyperlink w:history="1" r:id="rId19bghqijrr8lxmr7lnhm_">
+      <w:hyperlink w:history="1" r:id="rIde0kaho1rpanpnaxd9chew">
         <w:r>
           <w:rPr>
             <w:rStyle w:val="Hyperlink"/>
@@ -18779,7 +18779,7 @@
         </w:rPr>
         <w:t xml:space="preserve">出處：</w:t>
       </w:r>
-      <w:hyperlink w:history="1" r:id="rId41cgkfdiyjcaknbxduzqj">
+      <w:hyperlink w:history="1" r:id="rIdcqypywjfrjrx-epg2qw6v">
         <w:r>
           <w:rPr>
             <w:rStyle w:val="Hyperlink"/>
@@ -18855,7 +18855,7 @@
         </w:rPr>
         <w:t xml:space="preserve">出處：</w:t>
       </w:r>
-      <w:hyperlink w:history="1" r:id="rIdpe5gyeptm7rmabh5-kvhm">
+      <w:hyperlink w:history="1" r:id="rIddxg0m0ydyqcnqfpjbc6uo">
         <w:r>
           <w:rPr>
             <w:rStyle w:val="Hyperlink"/>
@@ -18931,7 +18931,7 @@
         </w:rPr>
         <w:t xml:space="preserve">出處：</w:t>
       </w:r>
-      <w:hyperlink w:history="1" r:id="rIdtpxta_y6f5v6gyjlnjwao">
+      <w:hyperlink w:history="1" r:id="rId6kf5cki2xkk72kjwori7t">
         <w:r>
           <w:rPr>
             <w:rStyle w:val="Hyperlink"/>
@@ -19007,7 +19007,7 @@
         </w:rPr>
         <w:t xml:space="preserve">出處：</w:t>
       </w:r>
-      <w:hyperlink w:history="1" r:id="rIdxmuzuom2tcdswbacoyxxg">
+      <w:hyperlink w:history="1" r:id="rIdxlwz_o2ffnqrxcyyhne4c">
         <w:r>
           <w:rPr>
             <w:rStyle w:val="Hyperlink"/>
@@ -19099,7 +19099,7 @@
         </w:rPr>
         <w:t xml:space="preserve">出處：</w:t>
       </w:r>
-      <w:hyperlink w:history="1" r:id="rIdilesmnjug6lk21mdxixay">
+      <w:hyperlink w:history="1" r:id="rIdzq0k_virfm6l_nxgigwkv">
         <w:r>
           <w:rPr>
             <w:rStyle w:val="Hyperlink"/>
@@ -19175,7 +19175,7 @@
         </w:rPr>
         <w:t xml:space="preserve">出處：</w:t>
       </w:r>
-      <w:hyperlink w:history="1" r:id="rIdezh2hb4p-ofxrnc0u2xtv">
+      <w:hyperlink w:history="1" r:id="rId0hpqibvza20k77tmvfrme">
         <w:r>
           <w:rPr>
             <w:rStyle w:val="Hyperlink"/>
@@ -19251,7 +19251,7 @@
         </w:rPr>
         <w:t xml:space="preserve">出處：</w:t>
       </w:r>
-      <w:hyperlink w:history="1" r:id="rIdvo5hiikc1cgjboaerjypr">
+      <w:hyperlink w:history="1" r:id="rId_ooih0gk7fmk83i5zfw5b">
         <w:r>
           <w:rPr>
             <w:rStyle w:val="Hyperlink"/>
@@ -19327,7 +19327,7 @@
         </w:rPr>
         <w:t xml:space="preserve">出處：</w:t>
       </w:r>
-      <w:hyperlink w:history="1" r:id="rIduglzu_kttjgpk88mmveoo">
+      <w:hyperlink w:history="1" r:id="rIdeidlhq6o6kpow8t2rjbaq">
         <w:r>
           <w:rPr>
             <w:rStyle w:val="Hyperlink"/>
@@ -19403,7 +19403,7 @@
         </w:rPr>
         <w:t xml:space="preserve">出處：</w:t>
       </w:r>
-      <w:hyperlink w:history="1" r:id="rId2sjnoempuwszb9edtdhrh">
+      <w:hyperlink w:history="1" r:id="rIdlcuh9lssdw954psthq6mz">
         <w:r>
           <w:rPr>
             <w:rStyle w:val="Hyperlink"/>
@@ -19479,7 +19479,7 @@
         </w:rPr>
         <w:t xml:space="preserve">出處：</w:t>
       </w:r>
-      <w:hyperlink w:history="1" r:id="rId65dm86rjar3sfn8uwj-h0">
+      <w:hyperlink w:history="1" r:id="rIdvhvbj-demlxnljgagd8dx">
         <w:r>
           <w:rPr>
             <w:rStyle w:val="Hyperlink"/>
@@ -19555,7 +19555,7 @@
         </w:rPr>
         <w:t xml:space="preserve">出處：</w:t>
       </w:r>
-      <w:hyperlink w:history="1" r:id="rId5erlechipok9rhz1j36pw">
+      <w:hyperlink w:history="1" r:id="rIdajboqxpa_41xiayosrygm">
         <w:r>
           <w:rPr>
             <w:rStyle w:val="Hyperlink"/>
@@ -19631,7 +19631,7 @@
         </w:rPr>
         <w:t xml:space="preserve">出處：</w:t>
       </w:r>
-      <w:hyperlink w:history="1" r:id="rIdbjabxothlcl8mxye9dpn4">
+      <w:hyperlink w:history="1" r:id="rId_c4j9zaa3me2fu5o2-9zv">
         <w:r>
           <w:rPr>
             <w:rStyle w:val="Hyperlink"/>
@@ -19707,7 +19707,7 @@
         </w:rPr>
         <w:t xml:space="preserve">出處：</w:t>
       </w:r>
-      <w:hyperlink w:history="1" r:id="rIdmatrpzt_m3co-f51rgqow">
+      <w:hyperlink w:history="1" r:id="rId1edyiiixugunilsm7-kc-">
         <w:r>
           <w:rPr>
             <w:rStyle w:val="Hyperlink"/>
@@ -19783,7 +19783,7 @@
         </w:rPr>
         <w:t xml:space="preserve">出處：</w:t>
       </w:r>
-      <w:hyperlink w:history="1" r:id="rIdveqkwvsg1ugio9upx6g7l">
+      <w:hyperlink w:history="1" r:id="rIdntuybtbnp7o6udzrsnngv">
         <w:r>
           <w:rPr>
             <w:rStyle w:val="Hyperlink"/>
@@ -19859,7 +19859,7 @@
         </w:rPr>
         <w:t xml:space="preserve">出處：</w:t>
       </w:r>
-      <w:hyperlink w:history="1" r:id="rIde0ijjeel3qrq-cfzhbu3i">
+      <w:hyperlink w:history="1" r:id="rIdsnl4cuo5yvuvalzs7gog7">
         <w:r>
           <w:rPr>
             <w:rStyle w:val="Hyperlink"/>
@@ -19935,7 +19935,7 @@
         </w:rPr>
         <w:t xml:space="preserve">出處：</w:t>
       </w:r>
-      <w:hyperlink w:history="1" r:id="rIdysepwmk6viesxmk0vrpjj">
+      <w:hyperlink w:history="1" r:id="rId-a7jfyimfao7vhmph1kxm">
         <w:r>
           <w:rPr>
             <w:rStyle w:val="Hyperlink"/>
@@ -20011,7 +20011,7 @@
         </w:rPr>
         <w:t xml:space="preserve">出處：</w:t>
       </w:r>
-      <w:hyperlink w:history="1" r:id="rIdeypeospxtk9fadz0exmnc">
+      <w:hyperlink w:history="1" r:id="rIdbb_d72uhq9gjfwju2roez">
         <w:r>
           <w:rPr>
             <w:rStyle w:val="Hyperlink"/>
@@ -20087,7 +20087,7 @@
         </w:rPr>
         <w:t xml:space="preserve">出處：</w:t>
       </w:r>
-      <w:hyperlink w:history="1" r:id="rId6hryikjgn0khma3ayzjql">
+      <w:hyperlink w:history="1" r:id="rId0vljzcqjgrksawei-w1r0">
         <w:r>
           <w:rPr>
             <w:rStyle w:val="Hyperlink"/>
@@ -20163,7 +20163,7 @@
         </w:rPr>
         <w:t xml:space="preserve">出處：</w:t>
       </w:r>
-      <w:hyperlink w:history="1" r:id="rIdtqeyrnfi-brj3fkfdk3hg">
+      <w:hyperlink w:history="1" r:id="rIdfdxgvfjfrje9nkepy1vbj">
         <w:r>
           <w:rPr>
             <w:rStyle w:val="Hyperlink"/>
@@ -20239,7 +20239,7 @@
         </w:rPr>
         <w:t xml:space="preserve">出處：</w:t>
       </w:r>
-      <w:hyperlink w:history="1" r:id="rIdaqymlbrpem5jbsywn7f8n">
+      <w:hyperlink w:history="1" r:id="rIdvz230inj4d1_jurvsq9rv">
         <w:r>
           <w:rPr>
             <w:rStyle w:val="Hyperlink"/>
@@ -20315,7 +20315,7 @@
         </w:rPr>
         <w:t xml:space="preserve">出處：</w:t>
       </w:r>
-      <w:hyperlink w:history="1" r:id="rIdjkdcr-dyqmqgtnsje0nvx">
+      <w:hyperlink w:history="1" r:id="rIddlx8yi4e7mz1i3c4s5epu">
         <w:r>
           <w:rPr>
             <w:rStyle w:val="Hyperlink"/>
@@ -20391,7 +20391,7 @@
         </w:rPr>
         <w:t xml:space="preserve">出處：</w:t>
       </w:r>
-      <w:hyperlink w:history="1" r:id="rIdii3dt0mt6-2isulqo6nsr">
+      <w:hyperlink w:history="1" r:id="rIdw63_xyxovy-oburuw3etk">
         <w:r>
           <w:rPr>
             <w:rStyle w:val="Hyperlink"/>
@@ -20467,7 +20467,7 @@
         </w:rPr>
         <w:t xml:space="preserve">出處：</w:t>
       </w:r>
-      <w:hyperlink w:history="1" r:id="rIddxu6ocggxqxz34kxy81wd">
+      <w:hyperlink w:history="1" r:id="rId7brknvnzn-_4imaeouynb">
         <w:r>
           <w:rPr>
             <w:rStyle w:val="Hyperlink"/>
@@ -20543,7 +20543,7 @@
         </w:rPr>
         <w:t xml:space="preserve">出處：</w:t>
       </w:r>
-      <w:hyperlink w:history="1" r:id="rIdw8jjklsdfuo7boeubptgb">
+      <w:hyperlink w:history="1" r:id="rIdeahsn9hb0ins6g4egamuc">
         <w:r>
           <w:rPr>
             <w:rStyle w:val="Hyperlink"/>
@@ -20619,7 +20619,7 @@
         </w:rPr>
         <w:t xml:space="preserve">出處：</w:t>
       </w:r>
-      <w:hyperlink w:history="1" r:id="rIdt3yg4wigefhjbstyupxrk">
+      <w:hyperlink w:history="1" r:id="rIdbrlpgamxryotm7mfntf7n">
         <w:r>
           <w:rPr>
             <w:rStyle w:val="Hyperlink"/>
@@ -20711,7 +20711,7 @@
         </w:rPr>
         <w:t xml:space="preserve">出處：</w:t>
       </w:r>
-      <w:hyperlink w:history="1" r:id="rIdo-o_pn4x8ffag-9phfzo8">
+      <w:hyperlink w:history="1" r:id="rIdkrf0jpad9p-kk0pijrqlo">
         <w:r>
           <w:rPr>
             <w:rStyle w:val="Hyperlink"/>
@@ -20787,7 +20787,7 @@
         </w:rPr>
         <w:t xml:space="preserve">出處：</w:t>
       </w:r>
-      <w:hyperlink w:history="1" r:id="rId-yfkaqlzu-pwmp91owzcy">
+      <w:hyperlink w:history="1" r:id="rId43tuoayrtk0bnfbaero3z">
         <w:r>
           <w:rPr>
             <w:rStyle w:val="Hyperlink"/>
@@ -20863,7 +20863,7 @@
         </w:rPr>
         <w:t xml:space="preserve">出處：</w:t>
       </w:r>
-      <w:hyperlink w:history="1" r:id="rId_5a8f5vzjzbug9zak1878">
+      <w:hyperlink w:history="1" r:id="rIdsecw4jhn8pkp1zjrh7khw">
         <w:r>
           <w:rPr>
             <w:rStyle w:val="Hyperlink"/>
@@ -20939,7 +20939,7 @@
         </w:rPr>
         <w:t xml:space="preserve">出處：</w:t>
       </w:r>
-      <w:hyperlink w:history="1" r:id="rIdfc6mpmd5t9ldkyikux-bo">
+      <w:hyperlink w:history="1" r:id="rIdtuflgf3cnrahbjtrieph_">
         <w:r>
           <w:rPr>
             <w:rStyle w:val="Hyperlink"/>
@@ -21015,7 +21015,7 @@
         </w:rPr>
         <w:t xml:space="preserve">出處：</w:t>
       </w:r>
-      <w:hyperlink w:history="1" r:id="rIddni8tczlsfore2jokxlyq">
+      <w:hyperlink w:history="1" r:id="rId-v8fh5c7_odwcwwa3wgjb">
         <w:r>
           <w:rPr>
             <w:rStyle w:val="Hyperlink"/>
@@ -21091,7 +21091,7 @@
         </w:rPr>
         <w:t xml:space="preserve">出處：</w:t>
       </w:r>
-      <w:hyperlink w:history="1" r:id="rIdvlbife2ffljtjbofbliwp">
+      <w:hyperlink w:history="1" r:id="rIdg9cgppk8mpkuvvg2o_-1x">
         <w:r>
           <w:rPr>
             <w:rStyle w:val="Hyperlink"/>
@@ -21167,7 +21167,7 @@
         </w:rPr>
         <w:t xml:space="preserve">出處：</w:t>
       </w:r>
-      <w:hyperlink w:history="1" r:id="rIdleis1zsthvsxydkelvvy_">
+      <w:hyperlink w:history="1" r:id="rIdhtwcbcncaduebaax3ydpc">
         <w:r>
           <w:rPr>
             <w:rStyle w:val="Hyperlink"/>
@@ -21243,7 +21243,7 @@
         </w:rPr>
         <w:t xml:space="preserve">出處：</w:t>
       </w:r>
-      <w:hyperlink w:history="1" r:id="rIdfqyvfddgkq8qmxgh0slfk">
+      <w:hyperlink w:history="1" r:id="rIdmqyzn0ybxltro6l_3gvas">
         <w:r>
           <w:rPr>
             <w:rStyle w:val="Hyperlink"/>
@@ -21319,7 +21319,7 @@
         </w:rPr>
         <w:t xml:space="preserve">出處：</w:t>
       </w:r>
-      <w:hyperlink w:history="1" r:id="rId8cayrqxxxfy8n8rvsrn8k">
+      <w:hyperlink w:history="1" r:id="rId_sc7h2jr1xyxtdyrpwidb">
         <w:r>
           <w:rPr>
             <w:rStyle w:val="Hyperlink"/>
@@ -21395,7 +21395,7 @@
         </w:rPr>
         <w:t xml:space="preserve">出處：</w:t>
       </w:r>
-      <w:hyperlink w:history="1" r:id="rIdcl2dbg9ymvy4ome-9h9w5">
+      <w:hyperlink w:history="1" r:id="rIdynuw4jmfvtgzpbdymeetx">
         <w:r>
           <w:rPr>
             <w:rStyle w:val="Hyperlink"/>
@@ -21471,7 +21471,7 @@
         </w:rPr>
         <w:t xml:space="preserve">出處：</w:t>
       </w:r>
-      <w:hyperlink w:history="1" r:id="rIdyvmhc1px2nqjejrwel-0l">
+      <w:hyperlink w:history="1" r:id="rIdkbn43runu51ot4u1lgtbm">
         <w:r>
           <w:rPr>
             <w:rStyle w:val="Hyperlink"/>
@@ -21547,7 +21547,7 @@
         </w:rPr>
         <w:t xml:space="preserve">出處：</w:t>
       </w:r>
-      <w:hyperlink w:history="1" r:id="rIdiixe9jsljw8zuz1nj0mn7">
+      <w:hyperlink w:history="1" r:id="rIdaqw7cvkbgen9trp7_39ej">
         <w:r>
           <w:rPr>
             <w:rStyle w:val="Hyperlink"/>
@@ -21623,7 +21623,7 @@
         </w:rPr>
         <w:t xml:space="preserve">出處：</w:t>
       </w:r>
-      <w:hyperlink w:history="1" r:id="rIdznasfht7e5l_0e2-klrjh">
+      <w:hyperlink w:history="1" r:id="rIdpm8abdd89cujalsihsmpt">
         <w:r>
           <w:rPr>
             <w:rStyle w:val="Hyperlink"/>
@@ -21699,7 +21699,7 @@
         </w:rPr>
         <w:t xml:space="preserve">出處：</w:t>
       </w:r>
-      <w:hyperlink w:history="1" r:id="rIdpoabs0owenwoy36eb55_c">
+      <w:hyperlink w:history="1" r:id="rIde3miaci2wnwmisyanyaat">
         <w:r>
           <w:rPr>
             <w:rStyle w:val="Hyperlink"/>
@@ -21775,7 +21775,7 @@
         </w:rPr>
         <w:t xml:space="preserve">出處：</w:t>
       </w:r>
-      <w:hyperlink w:history="1" r:id="rIdcdwhl8lfm5d4pdajzvol0">
+      <w:hyperlink w:history="1" r:id="rIdnfchmynewkmtxerawxgjl">
         <w:r>
           <w:rPr>
             <w:rStyle w:val="Hyperlink"/>
@@ -21851,7 +21851,7 @@
         </w:rPr>
         <w:t xml:space="preserve">出處：</w:t>
       </w:r>
-      <w:hyperlink w:history="1" r:id="rIdjcairobiql_4flxu9fv66">
+      <w:hyperlink w:history="1" r:id="rId7c6rs88b4zllxirw-k54u">
         <w:r>
           <w:rPr>
             <w:rStyle w:val="Hyperlink"/>
@@ -21927,7 +21927,7 @@
         </w:rPr>
         <w:t xml:space="preserve">出處：</w:t>
       </w:r>
-      <w:hyperlink w:history="1" r:id="rIdx008lp8uhow7sewbpkt54">
+      <w:hyperlink w:history="1" r:id="rIduwzhcboclloxj9jitmvwd">
         <w:r>
           <w:rPr>
             <w:rStyle w:val="Hyperlink"/>
@@ -22003,7 +22003,7 @@
         </w:rPr>
         <w:t xml:space="preserve">出處：</w:t>
       </w:r>
-      <w:hyperlink w:history="1" r:id="rId0a_6lb__x-4huiggcg0kj">
+      <w:hyperlink w:history="1" r:id="rId0l0khn5nfcsrcvb9-_pjh">
         <w:r>
           <w:rPr>
             <w:rStyle w:val="Hyperlink"/>
@@ -22079,7 +22079,7 @@
         </w:rPr>
         <w:t xml:space="preserve">出處：</w:t>
       </w:r>
-      <w:hyperlink w:history="1" r:id="rIduirlrpdnjwhb5t6a3ra-s">
+      <w:hyperlink w:history="1" r:id="rId9hxge6rwxwinnlvujlzvm">
         <w:r>
           <w:rPr>
             <w:rStyle w:val="Hyperlink"/>
@@ -22155,7 +22155,7 @@
         </w:rPr>
         <w:t xml:space="preserve">出處：</w:t>
       </w:r>
-      <w:hyperlink w:history="1" r:id="rIdxxw63wvcgdlx6yrba-8sk">
+      <w:hyperlink w:history="1" r:id="rIdqesp81rqfhzlmnnb4vir7">
         <w:r>
           <w:rPr>
             <w:rStyle w:val="Hyperlink"/>
@@ -22231,7 +22231,7 @@
         </w:rPr>
         <w:t xml:space="preserve">出處：</w:t>
       </w:r>
-      <w:hyperlink w:history="1" r:id="rIds5us0zbap-ocjrc4lijeg">
+      <w:hyperlink w:history="1" r:id="rIdxljykt_nhyxxnigyg7y46">
         <w:r>
           <w:rPr>
             <w:rStyle w:val="Hyperlink"/>
@@ -22307,7 +22307,7 @@
         </w:rPr>
         <w:t xml:space="preserve">出處：</w:t>
       </w:r>
-      <w:hyperlink w:history="1" r:id="rIdkwzxpfrr9rnu6slup7rvh">
+      <w:hyperlink w:history="1" r:id="rIdi4lwfuiosqe54-jkaxd9m">
         <w:r>
           <w:rPr>
             <w:rStyle w:val="Hyperlink"/>
@@ -22383,7 +22383,7 @@
         </w:rPr>
         <w:t xml:space="preserve">出處：</w:t>
       </w:r>
-      <w:hyperlink w:history="1" r:id="rIdoafxklg9eu5q_wlq9cgsk">
+      <w:hyperlink w:history="1" r:id="rId6o7sj8wdjms1c92qtlmzf">
         <w:r>
           <w:rPr>
             <w:rStyle w:val="Hyperlink"/>
@@ -22459,7 +22459,7 @@
         </w:rPr>
         <w:t xml:space="preserve">出處：</w:t>
       </w:r>
-      <w:hyperlink w:history="1" r:id="rIddlujrqvos7laswbtxf-k-">
+      <w:hyperlink w:history="1" r:id="rIdisndbe7ccjabuhuiahqay">
         <w:r>
           <w:rPr>
             <w:rStyle w:val="Hyperlink"/>
@@ -22535,7 +22535,7 @@
         </w:rPr>
         <w:t xml:space="preserve">出處：</w:t>
       </w:r>
-      <w:hyperlink w:history="1" r:id="rIdsudjsswwrfix_-bsqzczs">
+      <w:hyperlink w:history="1" r:id="rIdlcoy7a1b1foo-pfwyhm0n">
         <w:r>
           <w:rPr>
             <w:rStyle w:val="Hyperlink"/>
@@ -22611,7 +22611,7 @@
         </w:rPr>
         <w:t xml:space="preserve">出處：</w:t>
       </w:r>
-      <w:hyperlink w:history="1" r:id="rIdjga6kqmbkyp_nmkpefv2b">
+      <w:hyperlink w:history="1" r:id="rIdvku-bl30fn0pf-kymtlbl">
         <w:r>
           <w:rPr>
             <w:rStyle w:val="Hyperlink"/>
@@ -22687,7 +22687,7 @@
         </w:rPr>
         <w:t xml:space="preserve">出處：</w:t>
       </w:r>
-      <w:hyperlink w:history="1" r:id="rIdpszflfebgqu4f0hueg6mz">
+      <w:hyperlink w:history="1" r:id="rIdoedtbwfsuaggenncdrhvk">
         <w:r>
           <w:rPr>
             <w:rStyle w:val="Hyperlink"/>
@@ -22763,7 +22763,7 @@
         </w:rPr>
         <w:t xml:space="preserve">出處：</w:t>
       </w:r>
-      <w:hyperlink w:history="1" r:id="rId7mgszc10njuct8frmaf7e">
+      <w:hyperlink w:history="1" r:id="rIdsubqj2lzh22w4vloinhqs">
         <w:r>
           <w:rPr>
             <w:rStyle w:val="Hyperlink"/>
@@ -22839,7 +22839,7 @@
         </w:rPr>
         <w:t xml:space="preserve">出處：</w:t>
       </w:r>
-      <w:hyperlink w:history="1" r:id="rIdaqoiz-sjpmcbng2irc9gq">
+      <w:hyperlink w:history="1" r:id="rIdh3k-p_-odfcsycqavvvju">
         <w:r>
           <w:rPr>
             <w:rStyle w:val="Hyperlink"/>
@@ -22931,7 +22931,7 @@
         </w:rPr>
         <w:t xml:space="preserve">出處：</w:t>
       </w:r>
-      <w:hyperlink w:history="1" r:id="rIduufil8p9hv23uao9oqwon">
+      <w:hyperlink w:history="1" r:id="rIdzllvxjyccpokz5ix6ycw-">
         <w:r>
           <w:rPr>
             <w:rStyle w:val="Hyperlink"/>
@@ -23007,7 +23007,7 @@
         </w:rPr>
         <w:t xml:space="preserve">出處：</w:t>
       </w:r>
-      <w:hyperlink w:history="1" r:id="rIduexuins7t0f2vlxoikxt3">
+      <w:hyperlink w:history="1" r:id="rIdu80zttsf7kenkp9gtov2e">
         <w:r>
           <w:rPr>
             <w:rStyle w:val="Hyperlink"/>
@@ -23083,7 +23083,7 @@
         </w:rPr>
         <w:t xml:space="preserve">出處：</w:t>
       </w:r>
-      <w:hyperlink w:history="1" r:id="rIdchb4elx1os24heyjfmxuc">
+      <w:hyperlink w:history="1" r:id="rIdulxpjeq_-f9if8buixd6b">
         <w:r>
           <w:rPr>
             <w:rStyle w:val="Hyperlink"/>
@@ -23159,7 +23159,7 @@
         </w:rPr>
         <w:t xml:space="preserve">出處：</w:t>
       </w:r>
-      <w:hyperlink w:history="1" r:id="rIdco76lja-m92liaiwswik6">
+      <w:hyperlink w:history="1" r:id="rIdxlif9nl3mjavvah3burnn">
         <w:r>
           <w:rPr>
             <w:rStyle w:val="Hyperlink"/>
@@ -23235,7 +23235,7 @@
         </w:rPr>
         <w:t xml:space="preserve">出處：</w:t>
       </w:r>
-      <w:hyperlink w:history="1" r:id="rIdqrf8hxtxw_w8tcdsremtl">
+      <w:hyperlink w:history="1" r:id="rIdocwv0n_p_vbep5offv1ln">
         <w:r>
           <w:rPr>
             <w:rStyle w:val="Hyperlink"/>
@@ -23311,7 +23311,7 @@
         </w:rPr>
         <w:t xml:space="preserve">出處：</w:t>
       </w:r>
-      <w:hyperlink w:history="1" r:id="rIdfyqc9l0gn3a052h8tu7ea">
+      <w:hyperlink w:history="1" r:id="rIdn1k_uhjcum6wpqu5qee-m">
         <w:r>
           <w:rPr>
             <w:rStyle w:val="Hyperlink"/>
@@ -23387,7 +23387,7 @@
         </w:rPr>
         <w:t xml:space="preserve">出處：</w:t>
       </w:r>
-      <w:hyperlink w:history="1" r:id="rIdapzla4tosuca8mk3cerbj">
+      <w:hyperlink w:history="1" r:id="rIdxtk98olu4x3ksle6hwvjp">
         <w:r>
           <w:rPr>
             <w:rStyle w:val="Hyperlink"/>
@@ -23463,7 +23463,7 @@
         </w:rPr>
         <w:t xml:space="preserve">出處：</w:t>
       </w:r>
-      <w:hyperlink w:history="1" r:id="rIdhz3t4xj5ik_imdod35z5r">
+      <w:hyperlink w:history="1" r:id="rIdc54unrdypokxmmxw-bewq">
         <w:r>
           <w:rPr>
             <w:rStyle w:val="Hyperlink"/>
@@ -23555,7 +23555,7 @@
         </w:rPr>
         <w:t xml:space="preserve">出處：</w:t>
       </w:r>
-      <w:hyperlink w:history="1" r:id="rIdoaieud7cbw2htpaffocwu">
+      <w:hyperlink w:history="1" r:id="rIdw_a3ccg_duhexompqkxku">
         <w:r>
           <w:rPr>
             <w:rStyle w:val="Hyperlink"/>
@@ -23631,7 +23631,7 @@
         </w:rPr>
         <w:t xml:space="preserve">出處：</w:t>
       </w:r>
-      <w:hyperlink w:history="1" r:id="rIdwtgdcccyqsdvmbwjajfyg">
+      <w:hyperlink w:history="1" r:id="rIdru7cmg-z9t9laaaktxg4b">
         <w:r>
           <w:rPr>
             <w:rStyle w:val="Hyperlink"/>
@@ -23707,7 +23707,7 @@
         </w:rPr>
         <w:t xml:space="preserve">出處：</w:t>
       </w:r>
-      <w:hyperlink w:history="1" r:id="rId2w0oxtjzd4radawfoa-w3">
+      <w:hyperlink w:history="1" r:id="rIdul4ya1amg2qklfpxvqmer">
         <w:r>
           <w:rPr>
             <w:rStyle w:val="Hyperlink"/>
@@ -23783,7 +23783,7 @@
         </w:rPr>
         <w:t xml:space="preserve">出處：</w:t>
       </w:r>
-      <w:hyperlink w:history="1" r:id="rId3gwf9morkls7idxs6edqf">
+      <w:hyperlink w:history="1" r:id="rIdrp6ajdo5osc3mae6tnfta">
         <w:r>
           <w:rPr>
             <w:rStyle w:val="Hyperlink"/>
@@ -23859,7 +23859,7 @@
         </w:rPr>
         <w:t xml:space="preserve">出處：</w:t>
       </w:r>
-      <w:hyperlink w:history="1" r:id="rIdwy0w8i8l325ep9zzxhsrh">
+      <w:hyperlink w:history="1" r:id="rId2z6if366lvkteb9j2umfy">
         <w:r>
           <w:rPr>
             <w:rStyle w:val="Hyperlink"/>
@@ -23935,7 +23935,7 @@
         </w:rPr>
         <w:t xml:space="preserve">出處：</w:t>
       </w:r>
-      <w:hyperlink w:history="1" r:id="rIdsv3mn_yyss-cux9p97lhl">
+      <w:hyperlink w:history="1" r:id="rIdjkpsvdzgttedum6lma3b9">
         <w:r>
           <w:rPr>
             <w:rStyle w:val="Hyperlink"/>
@@ -24011,7 +24011,7 @@
         </w:rPr>
         <w:t xml:space="preserve">出處：</w:t>
       </w:r>
-      <w:hyperlink w:history="1" r:id="rIdukxf6gs2y_tjgfnqfw-mb">
+      <w:hyperlink w:history="1" r:id="rIduouncvrbx1vvbvehvfhra">
         <w:r>
           <w:rPr>
             <w:rStyle w:val="Hyperlink"/>
@@ -24087,7 +24087,7 @@
         </w:rPr>
         <w:t xml:space="preserve">出處：</w:t>
       </w:r>
-      <w:hyperlink w:history="1" r:id="rIdd8wy5jpw11nqh7vdxbxi5">
+      <w:hyperlink w:history="1" r:id="rIdv-k8u9dlbd3fqikqqvxyg">
         <w:r>
           <w:rPr>
             <w:rStyle w:val="Hyperlink"/>
@@ -24163,7 +24163,7 @@
         </w:rPr>
         <w:t xml:space="preserve">出處：</w:t>
       </w:r>
-      <w:hyperlink w:history="1" r:id="rIdbexcfwibjsd6bxzikud1k">
+      <w:hyperlink w:history="1" r:id="rIdphrjpmwkjr50tczjdk6s4">
         <w:r>
           <w:rPr>
             <w:rStyle w:val="Hyperlink"/>
@@ -24239,7 +24239,7 @@
         </w:rPr>
         <w:t xml:space="preserve">出處：</w:t>
       </w:r>
-      <w:hyperlink w:history="1" r:id="rIdwoj0oay9nf9iv1bpjfqof">
+      <w:hyperlink w:history="1" r:id="rIdft_cctlbliwte6nuuuwyg">
         <w:r>
           <w:rPr>
             <w:rStyle w:val="Hyperlink"/>
@@ -24331,7 +24331,7 @@
         </w:rPr>
         <w:t xml:space="preserve">出處：</w:t>
       </w:r>
-      <w:hyperlink w:history="1" r:id="rIdom6ykdxe4l4sehmy0j60w">
+      <w:hyperlink w:history="1" r:id="rIdlulocntq4llpdamkdfuix">
         <w:r>
           <w:rPr>
             <w:rStyle w:val="Hyperlink"/>
@@ -24407,7 +24407,7 @@
         </w:rPr>
         <w:t xml:space="preserve">出處：</w:t>
       </w:r>
-      <w:hyperlink w:history="1" r:id="rIdn4rtf6lxcf_leb5lzjgms">
+      <w:hyperlink w:history="1" r:id="rIdkghgtafo5ss5iaj6fjfsa">
         <w:r>
           <w:rPr>
             <w:rStyle w:val="Hyperlink"/>
@@ -24483,7 +24483,7 @@
         </w:rPr>
         <w:t xml:space="preserve">出處：</w:t>
       </w:r>
-      <w:hyperlink w:history="1" r:id="rIdqqfpq0y1vranufjq-wkty">
+      <w:hyperlink w:history="1" r:id="rIdjfl7rli6zeu-cx0twravm">
         <w:r>
           <w:rPr>
             <w:rStyle w:val="Hyperlink"/>
@@ -24559,7 +24559,7 @@
         </w:rPr>
         <w:t xml:space="preserve">出處：</w:t>
       </w:r>
-      <w:hyperlink w:history="1" r:id="rIdf3jrdmc4jfpn6lqzlcxkq">
+      <w:hyperlink w:history="1" r:id="rId4jy9czczws54ltzubt0ua">
         <w:r>
           <w:rPr>
             <w:rStyle w:val="Hyperlink"/>
@@ -24635,7 +24635,7 @@
         </w:rPr>
         <w:t xml:space="preserve">出處：</w:t>
       </w:r>
-      <w:hyperlink w:history="1" r:id="rIdao7gkpzlp5fmx9fx4vpau">
+      <w:hyperlink w:history="1" r:id="rIdeei902hbuytjhl_ej1jy_">
         <w:r>
           <w:rPr>
             <w:rStyle w:val="Hyperlink"/>
@@ -24711,7 +24711,7 @@
         </w:rPr>
         <w:t xml:space="preserve">出處：</w:t>
       </w:r>
-      <w:hyperlink w:history="1" r:id="rIdpr-mv3ib1cuzd5zhnnma0">
+      <w:hyperlink w:history="1" r:id="rIdwhsn9bqthmcc5iwx_4asj">
         <w:r>
           <w:rPr>
             <w:rStyle w:val="Hyperlink"/>
@@ -24787,7 +24787,7 @@
         </w:rPr>
         <w:t xml:space="preserve">出處：</w:t>
       </w:r>
-      <w:hyperlink w:history="1" r:id="rIdex0uob8bumliovhueh72n">
+      <w:hyperlink w:history="1" r:id="rIdg0w8z7e4xacxpeyv5bnhq">
         <w:r>
           <w:rPr>
             <w:rStyle w:val="Hyperlink"/>
@@ -24863,7 +24863,7 @@
         </w:rPr>
         <w:t xml:space="preserve">出處：</w:t>
       </w:r>
-      <w:hyperlink w:history="1" r:id="rIdvszh8tpckpdeyd0qzktde">
+      <w:hyperlink w:history="1" r:id="rIdyudqa900f_cakbn03dm1d">
         <w:r>
           <w:rPr>
             <w:rStyle w:val="Hyperlink"/>
@@ -24939,7 +24939,7 @@
         </w:rPr>
         <w:t xml:space="preserve">出處：</w:t>
       </w:r>
-      <w:hyperlink w:history="1" r:id="rIdil5u2qip9jhxqvk8crtzi">
+      <w:hyperlink w:history="1" r:id="rIdpozyx4fqzgokly0dxhxpk">
         <w:r>
           <w:rPr>
             <w:rStyle w:val="Hyperlink"/>
@@ -25015,7 +25015,7 @@
         </w:rPr>
         <w:t xml:space="preserve">出處：</w:t>
       </w:r>
-      <w:hyperlink w:history="1" r:id="rIdkmegghcmjrchintvcq-7m">
+      <w:hyperlink w:history="1" r:id="rIdricmh8dyzbzyntgczwyb8">
         <w:r>
           <w:rPr>
             <w:rStyle w:val="Hyperlink"/>
@@ -25091,7 +25091,7 @@
         </w:rPr>
         <w:t xml:space="preserve">出處：</w:t>
       </w:r>
-      <w:hyperlink w:history="1" r:id="rIdw6aiepbbqaiix-z4_qmaf">
+      <w:hyperlink w:history="1" r:id="rIdkp9fk9ssffgrzj4yjb7fe">
         <w:r>
           <w:rPr>
             <w:rStyle w:val="Hyperlink"/>
@@ -25167,7 +25167,7 @@
         </w:rPr>
         <w:t xml:space="preserve">出處：</w:t>
       </w:r>
-      <w:hyperlink w:history="1" r:id="rIdtitr8gvx3fi4iwsocushy">
+      <w:hyperlink w:history="1" r:id="rIdgteufbj_ljuntajtaidtd">
         <w:r>
           <w:rPr>
             <w:rStyle w:val="Hyperlink"/>
@@ -25243,7 +25243,7 @@
         </w:rPr>
         <w:t xml:space="preserve">出處：</w:t>
       </w:r>
-      <w:hyperlink w:history="1" r:id="rIdtqq30xcj7eyckf4d5x8rn">
+      <w:hyperlink w:history="1" r:id="rIdppf6acpmcnglbuqxsrarb">
         <w:r>
           <w:rPr>
             <w:rStyle w:val="Hyperlink"/>
@@ -25319,7 +25319,7 @@
         </w:rPr>
         <w:t xml:space="preserve">出處：</w:t>
       </w:r>
-      <w:hyperlink w:history="1" r:id="rIdzvqwevfwsqbt6uxb_f9os">
+      <w:hyperlink w:history="1" r:id="rId5xlfc7ruzanoeog1el7g-">
         <w:r>
           <w:rPr>
             <w:rStyle w:val="Hyperlink"/>
@@ -25395,7 +25395,7 @@
         </w:rPr>
         <w:t xml:space="preserve">出處：</w:t>
       </w:r>
-      <w:hyperlink w:history="1" r:id="rIdxhdnxoqwqi81ytzb26zmt">
+      <w:hyperlink w:history="1" r:id="rId-msyykrq1ewuzetprajkn">
         <w:r>
           <w:rPr>
             <w:rStyle w:val="Hyperlink"/>
@@ -25471,7 +25471,7 @@
         </w:rPr>
         <w:t xml:space="preserve">出處：</w:t>
       </w:r>
-      <w:hyperlink w:history="1" r:id="rIda0zy3y2t82dsxgsdibn8p">
+      <w:hyperlink w:history="1" r:id="rId8uxdqrnd9ddwbnq7x_gmp">
         <w:r>
           <w:rPr>
             <w:rStyle w:val="Hyperlink"/>
@@ -25547,7 +25547,7 @@
         </w:rPr>
         <w:t xml:space="preserve">出處：</w:t>
       </w:r>
-      <w:hyperlink w:history="1" r:id="rIdrgck6eiu3rlk7bd5dj1c1">
+      <w:hyperlink w:history="1" r:id="rIdwts9ljqbmwic1gkeamzud">
         <w:r>
           <w:rPr>
             <w:rStyle w:val="Hyperlink"/>
@@ -25623,7 +25623,7 @@
         </w:rPr>
         <w:t xml:space="preserve">出處：</w:t>
       </w:r>
-      <w:hyperlink w:history="1" r:id="rIdauprigb_tukhjqi59pznf">
+      <w:hyperlink w:history="1" r:id="rIdbf_6p7ulenetzdzx4xxor">
         <w:r>
           <w:rPr>
             <w:rStyle w:val="Hyperlink"/>
@@ -25699,7 +25699,7 @@
         </w:rPr>
         <w:t xml:space="preserve">出處：</w:t>
       </w:r>
-      <w:hyperlink w:history="1" r:id="rIdgkc8xk9y6qktld2tehab-">
+      <w:hyperlink w:history="1" r:id="rId5jqdaxzwta4tec_szeqtl">
         <w:r>
           <w:rPr>
             <w:rStyle w:val="Hyperlink"/>
@@ -25775,7 +25775,7 @@
         </w:rPr>
         <w:t xml:space="preserve">出處：</w:t>
       </w:r>
-      <w:hyperlink w:history="1" r:id="rIdz6eg8rhoo9eo3g0jhfjho">
+      <w:hyperlink w:history="1" r:id="rId1svgkhtjqp4qqgyifvmao">
         <w:r>
           <w:rPr>
             <w:rStyle w:val="Hyperlink"/>
@@ -25851,7 +25851,7 @@
         </w:rPr>
         <w:t xml:space="preserve">出處：</w:t>
       </w:r>
-      <w:hyperlink w:history="1" r:id="rIdajbis4o51muhbpm6zesqd">
+      <w:hyperlink w:history="1" r:id="rIdw9ptdrnkcaymtcezmdmli">
         <w:r>
           <w:rPr>
             <w:rStyle w:val="Hyperlink"/>
@@ -25927,7 +25927,7 @@
         </w:rPr>
         <w:t xml:space="preserve">出處：</w:t>
       </w:r>
-      <w:hyperlink w:history="1" r:id="rIdmuv3jr52mpirvkqv_96r-">
+      <w:hyperlink w:history="1" r:id="rId1wmk4zvf7dmfkqz20tss4">
         <w:r>
           <w:rPr>
             <w:rStyle w:val="Hyperlink"/>
@@ -26003,7 +26003,7 @@
         </w:rPr>
         <w:t xml:space="preserve">出處：</w:t>
       </w:r>
-      <w:hyperlink w:history="1" r:id="rIdh7r8xzkdlycdbk0y-jng-">
+      <w:hyperlink w:history="1" r:id="rId9llraffgpml0planlxske">
         <w:r>
           <w:rPr>
             <w:rStyle w:val="Hyperlink"/>

--- a/dev/checklists/sen/校本特殊教育需要政策文件要求清單_DRAFT.docx
+++ b/dev/checklists/sen/校本特殊教育需要政策文件要求清單_DRAFT.docx
@@ -241,7 +241,7 @@
             </w:tcMar>
           </w:tcPr>
           <w:p>
-            <w:hyperlink w:history="1" r:id="rIdc8b3nloob-zpk59w_nypx">
+            <w:hyperlink w:history="1" r:id="rId1qiu7bkhl31365p2vt6gy">
               <w:r>
                 <w:rPr>
                   <w:rStyle w:val="Hyperlink"/>
@@ -327,7 +327,7 @@
             </w:tcMar>
           </w:tcPr>
           <w:p>
-            <w:hyperlink w:history="1" r:id="rId6ilb-xfi4cilqnnozivn5">
+            <w:hyperlink w:history="1" r:id="rId3o4yqrt8gha_skbpuwlmf">
               <w:r>
                 <w:rPr>
                   <w:rStyle w:val="Hyperlink"/>
@@ -413,7 +413,7 @@
             </w:tcMar>
           </w:tcPr>
           <w:p>
-            <w:hyperlink w:history="1" r:id="rIdanhyb0otrkkabusneca_x">
+            <w:hyperlink w:history="1" r:id="rIdidoldr43kw0sljqlwjz_w">
               <w:r>
                 <w:rPr>
                   <w:rStyle w:val="Hyperlink"/>
@@ -499,7 +499,7 @@
             </w:tcMar>
           </w:tcPr>
           <w:p>
-            <w:hyperlink w:history="1" r:id="rId0qfynw1q8ociddctii5sd">
+            <w:hyperlink w:history="1" r:id="rIdr8j1jfpilqqdfp0diowmn">
               <w:r>
                 <w:rPr>
                   <w:rStyle w:val="Hyperlink"/>
@@ -585,7 +585,7 @@
             </w:tcMar>
           </w:tcPr>
           <w:p>
-            <w:hyperlink w:history="1" r:id="rId-yk5ui4vubjuwjk2i91pr">
+            <w:hyperlink w:history="1" r:id="rIdln0ie5n6tzwtlynvax3yo">
               <w:r>
                 <w:rPr>
                   <w:rStyle w:val="Hyperlink"/>
@@ -671,7 +671,7 @@
             </w:tcMar>
           </w:tcPr>
           <w:p>
-            <w:hyperlink w:history="1" r:id="rIdysarbihyhdi12ame7djjt">
+            <w:hyperlink w:history="1" r:id="rIdpnbe8ycwc7hvhayyclvb7">
               <w:r>
                 <w:rPr>
                   <w:rStyle w:val="Hyperlink"/>
@@ -1887,7 +1887,7 @@
         </w:rPr>
         <w:t xml:space="preserve">出處：</w:t>
       </w:r>
-      <w:hyperlink w:history="1" r:id="rIdzvnsy9rzf80si6y6ltlvb">
+      <w:hyperlink w:history="1" r:id="rIdkumsnq8kejkg7j5xdabt8">
         <w:r>
           <w:rPr>
             <w:rStyle w:val="Hyperlink"/>
@@ -1963,7 +1963,7 @@
         </w:rPr>
         <w:t xml:space="preserve">出處：</w:t>
       </w:r>
-      <w:hyperlink w:history="1" r:id="rIdpuctglmkbbe5zrwp7wjcu">
+      <w:hyperlink w:history="1" r:id="rId3n6mzqiu6ouhzepzjw2y2">
         <w:r>
           <w:rPr>
             <w:rStyle w:val="Hyperlink"/>
@@ -2039,7 +2039,7 @@
         </w:rPr>
         <w:t xml:space="preserve">出處：</w:t>
       </w:r>
-      <w:hyperlink w:history="1" r:id="rIdshfsik164terfiduec8ur">
+      <w:hyperlink w:history="1" r:id="rIda5grp7fcxs_k3ll0e0vvo">
         <w:r>
           <w:rPr>
             <w:rStyle w:val="Hyperlink"/>
@@ -2115,7 +2115,7 @@
         </w:rPr>
         <w:t xml:space="preserve">出處：</w:t>
       </w:r>
-      <w:hyperlink w:history="1" r:id="rIdufcdn4gk2acpmqney7-7r">
+      <w:hyperlink w:history="1" r:id="rIdsmi-ifnvelumdc3fhpwcv">
         <w:r>
           <w:rPr>
             <w:rStyle w:val="Hyperlink"/>
@@ -2191,7 +2191,7 @@
         </w:rPr>
         <w:t xml:space="preserve">出處：</w:t>
       </w:r>
-      <w:hyperlink w:history="1" r:id="rIdcyrru1e2r13ppbq5_p6sv">
+      <w:hyperlink w:history="1" r:id="rIdsiwcimz17slzxswj-j-re">
         <w:r>
           <w:rPr>
             <w:rStyle w:val="Hyperlink"/>
@@ -2267,7 +2267,7 @@
         </w:rPr>
         <w:t xml:space="preserve">出處：</w:t>
       </w:r>
-      <w:hyperlink w:history="1" r:id="rIdwfuirj7sj134slidx2t9w">
+      <w:hyperlink w:history="1" r:id="rIdruid9ulieyls8fdxmuggm">
         <w:r>
           <w:rPr>
             <w:rStyle w:val="Hyperlink"/>
@@ -2343,7 +2343,7 @@
         </w:rPr>
         <w:t xml:space="preserve">出處：</w:t>
       </w:r>
-      <w:hyperlink w:history="1" r:id="rId_m7x-lrxrqxlo_erhvl2y">
+      <w:hyperlink w:history="1" r:id="rId4zqbxkrvckmfpyao6m9hm">
         <w:r>
           <w:rPr>
             <w:rStyle w:val="Hyperlink"/>
@@ -2419,7 +2419,7 @@
         </w:rPr>
         <w:t xml:space="preserve">出處：</w:t>
       </w:r>
-      <w:hyperlink w:history="1" r:id="rIdsz-zbugvgqwuslayyg9ml">
+      <w:hyperlink w:history="1" r:id="rIdo5gjbhfxndl5jouas8r2f">
         <w:r>
           <w:rPr>
             <w:rStyle w:val="Hyperlink"/>
@@ -2495,7 +2495,7 @@
         </w:rPr>
         <w:t xml:space="preserve">出處：</w:t>
       </w:r>
-      <w:hyperlink w:history="1" r:id="rIdiszvu_olkek5hurxpfwoj">
+      <w:hyperlink w:history="1" r:id="rIdcecii7ivtpozf-khdgrdg">
         <w:r>
           <w:rPr>
             <w:rStyle w:val="Hyperlink"/>
@@ -2571,7 +2571,7 @@
         </w:rPr>
         <w:t xml:space="preserve">出處：</w:t>
       </w:r>
-      <w:hyperlink w:history="1" r:id="rIdfip3guzun1neuu6q-fyy1">
+      <w:hyperlink w:history="1" r:id="rIdra5ifalsiayfygkjvs5j8">
         <w:r>
           <w:rPr>
             <w:rStyle w:val="Hyperlink"/>
@@ -2647,7 +2647,7 @@
         </w:rPr>
         <w:t xml:space="preserve">出處：</w:t>
       </w:r>
-      <w:hyperlink w:history="1" r:id="rId1wgsmhde8bfcfk-v4wbmh">
+      <w:hyperlink w:history="1" r:id="rIdgmkznx945hml1rccd9whu">
         <w:r>
           <w:rPr>
             <w:rStyle w:val="Hyperlink"/>
@@ -2723,7 +2723,7 @@
         </w:rPr>
         <w:t xml:space="preserve">出處：</w:t>
       </w:r>
-      <w:hyperlink w:history="1" r:id="rIdmwnr_9w1bkynnep6h2dpq">
+      <w:hyperlink w:history="1" r:id="rId8aj1zz0hfewd93g8v_wen">
         <w:r>
           <w:rPr>
             <w:rStyle w:val="Hyperlink"/>
@@ -2799,7 +2799,7 @@
         </w:rPr>
         <w:t xml:space="preserve">出處：</w:t>
       </w:r>
-      <w:hyperlink w:history="1" r:id="rIdtyrxm6spaniffu7jdcvk4">
+      <w:hyperlink w:history="1" r:id="rIdc9vbaurc9r_0c4meg6urs">
         <w:r>
           <w:rPr>
             <w:rStyle w:val="Hyperlink"/>
@@ -2875,7 +2875,7 @@
         </w:rPr>
         <w:t xml:space="preserve">出處：</w:t>
       </w:r>
-      <w:hyperlink w:history="1" r:id="rId5ssx9fg-qi-cu6zb142lp">
+      <w:hyperlink w:history="1" r:id="rIdalufbgptjxa8fdcqjlx7a">
         <w:r>
           <w:rPr>
             <w:rStyle w:val="Hyperlink"/>
@@ -2951,7 +2951,7 @@
         </w:rPr>
         <w:t xml:space="preserve">出處：</w:t>
       </w:r>
-      <w:hyperlink w:history="1" r:id="rId13fcrllfzy6vq_1zz8mhd">
+      <w:hyperlink w:history="1" r:id="rIdue3eary3ic9acu1arjf-3">
         <w:r>
           <w:rPr>
             <w:rStyle w:val="Hyperlink"/>
@@ -3027,7 +3027,7 @@
         </w:rPr>
         <w:t xml:space="preserve">出處：</w:t>
       </w:r>
-      <w:hyperlink w:history="1" r:id="rIdun1vikqbecv2gsp0es5hj">
+      <w:hyperlink w:history="1" r:id="rIdxxjl-y8zxkrmoymrzzs-f">
         <w:r>
           <w:rPr>
             <w:rStyle w:val="Hyperlink"/>
@@ -3103,7 +3103,7 @@
         </w:rPr>
         <w:t xml:space="preserve">出處：</w:t>
       </w:r>
-      <w:hyperlink w:history="1" r:id="rIdpm4flfmn58uobppbpqxfl">
+      <w:hyperlink w:history="1" r:id="rIdjuhb5hgz4zgm0g6vrrzrb">
         <w:r>
           <w:rPr>
             <w:rStyle w:val="Hyperlink"/>
@@ -3179,7 +3179,7 @@
         </w:rPr>
         <w:t xml:space="preserve">出處：</w:t>
       </w:r>
-      <w:hyperlink w:history="1" r:id="rIdta1mpke3eny0lro-g_syz">
+      <w:hyperlink w:history="1" r:id="rId348pujp47fv03npbqqm9m">
         <w:r>
           <w:rPr>
             <w:rStyle w:val="Hyperlink"/>
@@ -3255,7 +3255,7 @@
         </w:rPr>
         <w:t xml:space="preserve">出處：</w:t>
       </w:r>
-      <w:hyperlink w:history="1" r:id="rIdnpsvibmhnk00nuesthfdr">
+      <w:hyperlink w:history="1" r:id="rIddqa6gesbpbdpwp1ejeltn">
         <w:r>
           <w:rPr>
             <w:rStyle w:val="Hyperlink"/>
@@ -3331,7 +3331,7 @@
         </w:rPr>
         <w:t xml:space="preserve">出處：</w:t>
       </w:r>
-      <w:hyperlink w:history="1" r:id="rId3sfwr7ni_d78oynih8twx">
+      <w:hyperlink w:history="1" r:id="rIdudp4iqu0djeh-p6zdcxtn">
         <w:r>
           <w:rPr>
             <w:rStyle w:val="Hyperlink"/>
@@ -3407,7 +3407,7 @@
         </w:rPr>
         <w:t xml:space="preserve">出處：</w:t>
       </w:r>
-      <w:hyperlink w:history="1" r:id="rIdmc3z3z4cy7pu5bne0bx2q">
+      <w:hyperlink w:history="1" r:id="rIdenseotmwytoggdy7o5p12">
         <w:r>
           <w:rPr>
             <w:rStyle w:val="Hyperlink"/>
@@ -3483,7 +3483,7 @@
         </w:rPr>
         <w:t xml:space="preserve">出處：</w:t>
       </w:r>
-      <w:hyperlink w:history="1" r:id="rIdmcgclj1gp8ow-vy1-8_fh">
+      <w:hyperlink w:history="1" r:id="rIdfmubxelsohyjjlgqsce9p">
         <w:r>
           <w:rPr>
             <w:rStyle w:val="Hyperlink"/>
@@ -3559,7 +3559,7 @@
         </w:rPr>
         <w:t xml:space="preserve">出處：</w:t>
       </w:r>
-      <w:hyperlink w:history="1" r:id="rIdloolzscta-m3syagezg1e">
+      <w:hyperlink w:history="1" r:id="rIdjhf4wbqnf-bzqee7_vi5q">
         <w:r>
           <w:rPr>
             <w:rStyle w:val="Hyperlink"/>
@@ -3635,7 +3635,7 @@
         </w:rPr>
         <w:t xml:space="preserve">出處：</w:t>
       </w:r>
-      <w:hyperlink w:history="1" r:id="rIdmobe3fxdq00wnndxwzgak">
+      <w:hyperlink w:history="1" r:id="rIdynyaml-wg8lupul5mh4nv">
         <w:r>
           <w:rPr>
             <w:rStyle w:val="Hyperlink"/>
@@ -3711,7 +3711,7 @@
         </w:rPr>
         <w:t xml:space="preserve">出處：</w:t>
       </w:r>
-      <w:hyperlink w:history="1" r:id="rIden6mjgamimiidjc79roh4">
+      <w:hyperlink w:history="1" r:id="rIdyrxkpuhkt9gs5a5ioggwj">
         <w:r>
           <w:rPr>
             <w:rStyle w:val="Hyperlink"/>
@@ -3787,7 +3787,7 @@
         </w:rPr>
         <w:t xml:space="preserve">出處：</w:t>
       </w:r>
-      <w:hyperlink w:history="1" r:id="rIdox5ycklpigtbxxmvrfx_h">
+      <w:hyperlink w:history="1" r:id="rId-_wlgg2yudl2kycr4dios">
         <w:r>
           <w:rPr>
             <w:rStyle w:val="Hyperlink"/>
@@ -3863,7 +3863,7 @@
         </w:rPr>
         <w:t xml:space="preserve">出處：</w:t>
       </w:r>
-      <w:hyperlink w:history="1" r:id="rIdph8dyjtr4qmbnxwsq714d">
+      <w:hyperlink w:history="1" r:id="rId3cpw-mil3pu4atorkokvr">
         <w:r>
           <w:rPr>
             <w:rStyle w:val="Hyperlink"/>
@@ -3939,7 +3939,7 @@
         </w:rPr>
         <w:t xml:space="preserve">出處：</w:t>
       </w:r>
-      <w:hyperlink w:history="1" r:id="rIdxg04v7hca6ndkvpibzxx2">
+      <w:hyperlink w:history="1" r:id="rId7noikvq4zwfsh4lztwbwx">
         <w:r>
           <w:rPr>
             <w:rStyle w:val="Hyperlink"/>
@@ -4015,7 +4015,7 @@
         </w:rPr>
         <w:t xml:space="preserve">出處：</w:t>
       </w:r>
-      <w:hyperlink w:history="1" r:id="rId1yw5t9g9awlkfjhrsckwt">
+      <w:hyperlink w:history="1" r:id="rIdipohvtyuecc7qd71hlfay">
         <w:r>
           <w:rPr>
             <w:rStyle w:val="Hyperlink"/>
@@ -4091,7 +4091,7 @@
         </w:rPr>
         <w:t xml:space="preserve">出處：</w:t>
       </w:r>
-      <w:hyperlink w:history="1" r:id="rIdimgz9jxlnwn4-dfai9ive">
+      <w:hyperlink w:history="1" r:id="rIde9-x-idbb9aq1b-mh_y5p">
         <w:r>
           <w:rPr>
             <w:rStyle w:val="Hyperlink"/>
@@ -4167,7 +4167,7 @@
         </w:rPr>
         <w:t xml:space="preserve">出處：</w:t>
       </w:r>
-      <w:hyperlink w:history="1" r:id="rId42tuo6b_1vtsgnlbaxttd">
+      <w:hyperlink w:history="1" r:id="rIdyrv7unbfkefnwdb0cvltt">
         <w:r>
           <w:rPr>
             <w:rStyle w:val="Hyperlink"/>
@@ -4243,7 +4243,7 @@
         </w:rPr>
         <w:t xml:space="preserve">出處：</w:t>
       </w:r>
-      <w:hyperlink w:history="1" r:id="rIdnnyznc9fh3we53t4rjdnk">
+      <w:hyperlink w:history="1" r:id="rIdqerbxdy_xwhbd7nfeiz4a">
         <w:r>
           <w:rPr>
             <w:rStyle w:val="Hyperlink"/>
@@ -4319,7 +4319,7 @@
         </w:rPr>
         <w:t xml:space="preserve">出處：</w:t>
       </w:r>
-      <w:hyperlink w:history="1" r:id="rIdochxuwfunsfx4jwtyansh">
+      <w:hyperlink w:history="1" r:id="rIdempv0agwi_e96prjtyiz1">
         <w:r>
           <w:rPr>
             <w:rStyle w:val="Hyperlink"/>
@@ -4395,7 +4395,7 @@
         </w:rPr>
         <w:t xml:space="preserve">出處：</w:t>
       </w:r>
-      <w:hyperlink w:history="1" r:id="rIdc7r6alnm5vppojj0uwb9s">
+      <w:hyperlink w:history="1" r:id="rId_-p2solcagccn625m-efz">
         <w:r>
           <w:rPr>
             <w:rStyle w:val="Hyperlink"/>
@@ -4471,7 +4471,7 @@
         </w:rPr>
         <w:t xml:space="preserve">出處：</w:t>
       </w:r>
-      <w:hyperlink w:history="1" r:id="rIdf0lajy_kuvosasyaeyy3o">
+      <w:hyperlink w:history="1" r:id="rIdutf8dn8mtwnepavpffwbn">
         <w:r>
           <w:rPr>
             <w:rStyle w:val="Hyperlink"/>
@@ -4547,7 +4547,7 @@
         </w:rPr>
         <w:t xml:space="preserve">出處：</w:t>
       </w:r>
-      <w:hyperlink w:history="1" r:id="rIdxddopxeydyjf-phactooq">
+      <w:hyperlink w:history="1" r:id="rIdrru3l0jtud7g_86nfmlyf">
         <w:r>
           <w:rPr>
             <w:rStyle w:val="Hyperlink"/>
@@ -4639,7 +4639,7 @@
         </w:rPr>
         <w:t xml:space="preserve">出處：</w:t>
       </w:r>
-      <w:hyperlink w:history="1" r:id="rIdrpwpmbg02hesdmb4pa7va">
+      <w:hyperlink w:history="1" r:id="rIdeul80ot7poup8y6xbprkz">
         <w:r>
           <w:rPr>
             <w:rStyle w:val="Hyperlink"/>
@@ -4715,7 +4715,7 @@
         </w:rPr>
         <w:t xml:space="preserve">出處：</w:t>
       </w:r>
-      <w:hyperlink w:history="1" r:id="rIdnjo8ulzflyqjhs_r2asrn">
+      <w:hyperlink w:history="1" r:id="rIdb0ahdfqdvrcfpsjl4zubv">
         <w:r>
           <w:rPr>
             <w:rStyle w:val="Hyperlink"/>
@@ -4791,7 +4791,7 @@
         </w:rPr>
         <w:t xml:space="preserve">出處：</w:t>
       </w:r>
-      <w:hyperlink w:history="1" r:id="rIdnxwlhcxlqmdkpbmfs52i7">
+      <w:hyperlink w:history="1" r:id="rIdom4lom3a-ott9esgjzvno">
         <w:r>
           <w:rPr>
             <w:rStyle w:val="Hyperlink"/>
@@ -4867,7 +4867,7 @@
         </w:rPr>
         <w:t xml:space="preserve">出處：</w:t>
       </w:r>
-      <w:hyperlink w:history="1" r:id="rIdres9f9cupjlhvqkknm04k">
+      <w:hyperlink w:history="1" r:id="rIdyxrgxhzesza5eg9j-78or">
         <w:r>
           <w:rPr>
             <w:rStyle w:val="Hyperlink"/>
@@ -4943,7 +4943,7 @@
         </w:rPr>
         <w:t xml:space="preserve">出處：</w:t>
       </w:r>
-      <w:hyperlink w:history="1" r:id="rId9kqftvu5eht0mumaeywlv">
+      <w:hyperlink w:history="1" r:id="rId2z_lknvlov-bvvndtvtb5">
         <w:r>
           <w:rPr>
             <w:rStyle w:val="Hyperlink"/>
@@ -5019,7 +5019,7 @@
         </w:rPr>
         <w:t xml:space="preserve">出處：</w:t>
       </w:r>
-      <w:hyperlink w:history="1" r:id="rIdiw-ru2atty4tqhylzalmf">
+      <w:hyperlink w:history="1" r:id="rIdynuuftinqmf_wgll85x-w">
         <w:r>
           <w:rPr>
             <w:rStyle w:val="Hyperlink"/>
@@ -5095,7 +5095,7 @@
         </w:rPr>
         <w:t xml:space="preserve">出處：</w:t>
       </w:r>
-      <w:hyperlink w:history="1" r:id="rIdwzewiekjqxuvkhkzfl2wc">
+      <w:hyperlink w:history="1" r:id="rIdli-jo6s43vn9vua_srckr">
         <w:r>
           <w:rPr>
             <w:rStyle w:val="Hyperlink"/>
@@ -5171,7 +5171,7 @@
         </w:rPr>
         <w:t xml:space="preserve">出處：</w:t>
       </w:r>
-      <w:hyperlink w:history="1" r:id="rId3-4lhpeusxaf_wfqtjphz">
+      <w:hyperlink w:history="1" r:id="rIdfi9faap26rxfhuh9kbqwp">
         <w:r>
           <w:rPr>
             <w:rStyle w:val="Hyperlink"/>
@@ -5247,7 +5247,7 @@
         </w:rPr>
         <w:t xml:space="preserve">出處：</w:t>
       </w:r>
-      <w:hyperlink w:history="1" r:id="rIdkapcs6rkvdt5so-odbykx">
+      <w:hyperlink w:history="1" r:id="rIdqv1-1jzroqcmqylpam4cb">
         <w:r>
           <w:rPr>
             <w:rStyle w:val="Hyperlink"/>
@@ -5323,7 +5323,7 @@
         </w:rPr>
         <w:t xml:space="preserve">出處：</w:t>
       </w:r>
-      <w:hyperlink w:history="1" r:id="rIdbpiqmjeifqhmfvybxvpcr">
+      <w:hyperlink w:history="1" r:id="rIdk1dka-czfx135le4repgj">
         <w:r>
           <w:rPr>
             <w:rStyle w:val="Hyperlink"/>
@@ -5399,7 +5399,7 @@
         </w:rPr>
         <w:t xml:space="preserve">出處：</w:t>
       </w:r>
-      <w:hyperlink w:history="1" r:id="rId7jopum1gfgl3wkkn1bj7z">
+      <w:hyperlink w:history="1" r:id="rIdopmkruuultveelwd46ohg">
         <w:r>
           <w:rPr>
             <w:rStyle w:val="Hyperlink"/>
@@ -5475,7 +5475,7 @@
         </w:rPr>
         <w:t xml:space="preserve">出處：</w:t>
       </w:r>
-      <w:hyperlink w:history="1" r:id="rIdjvhj0_z1xizkaytvabrcx">
+      <w:hyperlink w:history="1" r:id="rIdeu3gfy1hfmkvxeexx8j6n">
         <w:r>
           <w:rPr>
             <w:rStyle w:val="Hyperlink"/>
@@ -5551,7 +5551,7 @@
         </w:rPr>
         <w:t xml:space="preserve">出處：</w:t>
       </w:r>
-      <w:hyperlink w:history="1" r:id="rIdc14nc4tztfo69dbjqlqk2">
+      <w:hyperlink w:history="1" r:id="rId11ludwf_dnuwv3gzmv55n">
         <w:r>
           <w:rPr>
             <w:rStyle w:val="Hyperlink"/>
@@ -5627,7 +5627,7 @@
         </w:rPr>
         <w:t xml:space="preserve">出處：</w:t>
       </w:r>
-      <w:hyperlink w:history="1" r:id="rIdj-fhfxrc5rqcohvcux1zy">
+      <w:hyperlink w:history="1" r:id="rIdoe5zimmvtedbbrd4u0c-l">
         <w:r>
           <w:rPr>
             <w:rStyle w:val="Hyperlink"/>
@@ -5703,7 +5703,7 @@
         </w:rPr>
         <w:t xml:space="preserve">出處：</w:t>
       </w:r>
-      <w:hyperlink w:history="1" r:id="rIdvgvgios6hclnnuvpye4au">
+      <w:hyperlink w:history="1" r:id="rIdtuosldlabv8mcwafg6vbf">
         <w:r>
           <w:rPr>
             <w:rStyle w:val="Hyperlink"/>
@@ -5779,7 +5779,7 @@
         </w:rPr>
         <w:t xml:space="preserve">出處：</w:t>
       </w:r>
-      <w:hyperlink w:history="1" r:id="rIdrquhdvzqom-mzndnecgli">
+      <w:hyperlink w:history="1" r:id="rIdbw1goydtc7i0okdi4dtch">
         <w:r>
           <w:rPr>
             <w:rStyle w:val="Hyperlink"/>
@@ -5871,7 +5871,7 @@
         </w:rPr>
         <w:t xml:space="preserve">出處：</w:t>
       </w:r>
-      <w:hyperlink w:history="1" r:id="rIdplqpakfb6pptas84qrq50">
+      <w:hyperlink w:history="1" r:id="rIdfelzss9al-1vzgvc0vo5l">
         <w:r>
           <w:rPr>
             <w:rStyle w:val="Hyperlink"/>
@@ -5947,7 +5947,7 @@
         </w:rPr>
         <w:t xml:space="preserve">出處：</w:t>
       </w:r>
-      <w:hyperlink w:history="1" r:id="rId8eubcawuvzxgmrr9bqr1n">
+      <w:hyperlink w:history="1" r:id="rId3rjgstmvohbdwujhksiza">
         <w:r>
           <w:rPr>
             <w:rStyle w:val="Hyperlink"/>
@@ -6023,7 +6023,7 @@
         </w:rPr>
         <w:t xml:space="preserve">出處：</w:t>
       </w:r>
-      <w:hyperlink w:history="1" r:id="rIdgb8fo3_cjnxff3yeficmk">
+      <w:hyperlink w:history="1" r:id="rIdzpwdjegpzkx7o2yyh6uok">
         <w:r>
           <w:rPr>
             <w:rStyle w:val="Hyperlink"/>
@@ -6099,7 +6099,7 @@
         </w:rPr>
         <w:t xml:space="preserve">出處：</w:t>
       </w:r>
-      <w:hyperlink w:history="1" r:id="rId1b8q2j9fta30ws7fsn-cn">
+      <w:hyperlink w:history="1" r:id="rIdnra-efxppowyv4sikj1c9">
         <w:r>
           <w:rPr>
             <w:rStyle w:val="Hyperlink"/>
@@ -6175,7 +6175,7 @@
         </w:rPr>
         <w:t xml:space="preserve">出處：</w:t>
       </w:r>
-      <w:hyperlink w:history="1" r:id="rId8ldwll_vginewgm1603nq">
+      <w:hyperlink w:history="1" r:id="rIdloqbhyqksy_rlbc2rlzgw">
         <w:r>
           <w:rPr>
             <w:rStyle w:val="Hyperlink"/>
@@ -6251,7 +6251,7 @@
         </w:rPr>
         <w:t xml:space="preserve">出處：</w:t>
       </w:r>
-      <w:hyperlink w:history="1" r:id="rIdzsm75y1syldwltetnu0l6">
+      <w:hyperlink w:history="1" r:id="rIdf90vu8gztbfre3bv4o2ya">
         <w:r>
           <w:rPr>
             <w:rStyle w:val="Hyperlink"/>
@@ -6327,7 +6327,7 @@
         </w:rPr>
         <w:t xml:space="preserve">出處：</w:t>
       </w:r>
-      <w:hyperlink w:history="1" r:id="rId3ukeqtgzfxlkx31ondlrn">
+      <w:hyperlink w:history="1" r:id="rIdeoqdril13ev_-lic72kxa">
         <w:r>
           <w:rPr>
             <w:rStyle w:val="Hyperlink"/>
@@ -6403,7 +6403,7 @@
         </w:rPr>
         <w:t xml:space="preserve">出處：</w:t>
       </w:r>
-      <w:hyperlink w:history="1" r:id="rIdwifhu1xx_sowykoyp96r-">
+      <w:hyperlink w:history="1" r:id="rIdwfalijlhmcljw-rfu8uof">
         <w:r>
           <w:rPr>
             <w:rStyle w:val="Hyperlink"/>
@@ -6479,7 +6479,7 @@
         </w:rPr>
         <w:t xml:space="preserve">出處：</w:t>
       </w:r>
-      <w:hyperlink w:history="1" r:id="rIdrdvakfffpas9iuybvuxe7">
+      <w:hyperlink w:history="1" r:id="rIdcekgpyvjofnc5gyeoswmb">
         <w:r>
           <w:rPr>
             <w:rStyle w:val="Hyperlink"/>
@@ -6555,7 +6555,7 @@
         </w:rPr>
         <w:t xml:space="preserve">出處：</w:t>
       </w:r>
-      <w:hyperlink w:history="1" r:id="rIdbn-b6eth63kmk9zvvl8uz">
+      <w:hyperlink w:history="1" r:id="rIdthni5s-amwvfcipyvs1v7">
         <w:r>
           <w:rPr>
             <w:rStyle w:val="Hyperlink"/>
@@ -6631,7 +6631,7 @@
         </w:rPr>
         <w:t xml:space="preserve">出處：</w:t>
       </w:r>
-      <w:hyperlink w:history="1" r:id="rIdzqodaybr93_bguiav4qyu">
+      <w:hyperlink w:history="1" r:id="rIdydn1mkudal2bdxq200uy3">
         <w:r>
           <w:rPr>
             <w:rStyle w:val="Hyperlink"/>
@@ -6707,7 +6707,7 @@
         </w:rPr>
         <w:t xml:space="preserve">出處：</w:t>
       </w:r>
-      <w:hyperlink w:history="1" r:id="rIdufaqvurktz3wiw-ldd_y4">
+      <w:hyperlink w:history="1" r:id="rIdwqzag8wcip2ow2pjn0kt9">
         <w:r>
           <w:rPr>
             <w:rStyle w:val="Hyperlink"/>
@@ -6783,7 +6783,7 @@
         </w:rPr>
         <w:t xml:space="preserve">出處：</w:t>
       </w:r>
-      <w:hyperlink w:history="1" r:id="rId_4yy8uvz0i2vz9xi1fkw3">
+      <w:hyperlink w:history="1" r:id="rIdefor5da-2_svfa2tqvopz">
         <w:r>
           <w:rPr>
             <w:rStyle w:val="Hyperlink"/>
@@ -6859,7 +6859,7 @@
         </w:rPr>
         <w:t xml:space="preserve">出處：</w:t>
       </w:r>
-      <w:hyperlink w:history="1" r:id="rIdvlqklyuyks44tjclf4c45">
+      <w:hyperlink w:history="1" r:id="rIde3tsmrdb9izucuvtllrdo">
         <w:r>
           <w:rPr>
             <w:rStyle w:val="Hyperlink"/>
@@ -6935,7 +6935,7 @@
         </w:rPr>
         <w:t xml:space="preserve">出處：</w:t>
       </w:r>
-      <w:hyperlink w:history="1" r:id="rIdetnbbolyakjjieqcjjglo">
+      <w:hyperlink w:history="1" r:id="rIdtz6vprjjagriwwk3w8rje">
         <w:r>
           <w:rPr>
             <w:rStyle w:val="Hyperlink"/>
@@ -7011,7 +7011,7 @@
         </w:rPr>
         <w:t xml:space="preserve">出處：</w:t>
       </w:r>
-      <w:hyperlink w:history="1" r:id="rIdibuxuobmgpztn_qk-xjhr">
+      <w:hyperlink w:history="1" r:id="rIdwhhzz6uvsvc2rfdgbh3gs">
         <w:r>
           <w:rPr>
             <w:rStyle w:val="Hyperlink"/>
@@ -7087,7 +7087,7 @@
         </w:rPr>
         <w:t xml:space="preserve">出處：</w:t>
       </w:r>
-      <w:hyperlink w:history="1" r:id="rIddwspwucxcpnrjbo9nmjlk">
+      <w:hyperlink w:history="1" r:id="rIdlti0gaura-a8iw9m3c6iq">
         <w:r>
           <w:rPr>
             <w:rStyle w:val="Hyperlink"/>
@@ -7163,7 +7163,7 @@
         </w:rPr>
         <w:t xml:space="preserve">出處：</w:t>
       </w:r>
-      <w:hyperlink w:history="1" r:id="rIddabovruhlva6rbmfmykhx">
+      <w:hyperlink w:history="1" r:id="rIdezt5bt_xstz7w8scavgmw">
         <w:r>
           <w:rPr>
             <w:rStyle w:val="Hyperlink"/>
@@ -7239,7 +7239,7 @@
         </w:rPr>
         <w:t xml:space="preserve">出處：</w:t>
       </w:r>
-      <w:hyperlink w:history="1" r:id="rIdacuvqbkbasdgaairv3biv">
+      <w:hyperlink w:history="1" r:id="rIdo69nfmzf9oua0c0yjqkt5">
         <w:r>
           <w:rPr>
             <w:rStyle w:val="Hyperlink"/>
@@ -7315,7 +7315,7 @@
         </w:rPr>
         <w:t xml:space="preserve">出處：</w:t>
       </w:r>
-      <w:hyperlink w:history="1" r:id="rIdwtogvs3p4opo8yo1neb-i">
+      <w:hyperlink w:history="1" r:id="rId_jggb_d4dz4cnyd0urvbm">
         <w:r>
           <w:rPr>
             <w:rStyle w:val="Hyperlink"/>
@@ -7391,7 +7391,7 @@
         </w:rPr>
         <w:t xml:space="preserve">出處：</w:t>
       </w:r>
-      <w:hyperlink w:history="1" r:id="rId1f6g30of_ilxp_6hbufoj">
+      <w:hyperlink w:history="1" r:id="rId3ivr2wxkiivj7u4cr2spp">
         <w:r>
           <w:rPr>
             <w:rStyle w:val="Hyperlink"/>
@@ -7467,7 +7467,7 @@
         </w:rPr>
         <w:t xml:space="preserve">出處：</w:t>
       </w:r>
-      <w:hyperlink w:history="1" r:id="rIddjqvsnjlcpjekm7t6wrtn">
+      <w:hyperlink w:history="1" r:id="rIdr4kuot5fh2xfww88vl-rr">
         <w:r>
           <w:rPr>
             <w:rStyle w:val="Hyperlink"/>
@@ -7543,7 +7543,7 @@
         </w:rPr>
         <w:t xml:space="preserve">出處：</w:t>
       </w:r>
-      <w:hyperlink w:history="1" r:id="rIdplqhi7050dlopisb6bmcr">
+      <w:hyperlink w:history="1" r:id="rIdrqwx2tqx5qt9zbmxk9i8e">
         <w:r>
           <w:rPr>
             <w:rStyle w:val="Hyperlink"/>
@@ -7619,7 +7619,7 @@
         </w:rPr>
         <w:t xml:space="preserve">出處：</w:t>
       </w:r>
-      <w:hyperlink w:history="1" r:id="rIdi4pikni_97wt3osur19v4">
+      <w:hyperlink w:history="1" r:id="rIdjnv7ejhuaaes-jn-9oerr">
         <w:r>
           <w:rPr>
             <w:rStyle w:val="Hyperlink"/>
@@ -7695,7 +7695,7 @@
         </w:rPr>
         <w:t xml:space="preserve">出處：</w:t>
       </w:r>
-      <w:hyperlink w:history="1" r:id="rId0hot-op0yyjekszuqqiwy">
+      <w:hyperlink w:history="1" r:id="rIdogvntopilxaolidytfdb7">
         <w:r>
           <w:rPr>
             <w:rStyle w:val="Hyperlink"/>
@@ -7771,7 +7771,7 @@
         </w:rPr>
         <w:t xml:space="preserve">出處：</w:t>
       </w:r>
-      <w:hyperlink w:history="1" r:id="rIdjdlplqxitqvnxxofwti_p">
+      <w:hyperlink w:history="1" r:id="rId9mxtcqurzi3sdrafue21h">
         <w:r>
           <w:rPr>
             <w:rStyle w:val="Hyperlink"/>
@@ -7847,7 +7847,7 @@
         </w:rPr>
         <w:t xml:space="preserve">出處：</w:t>
       </w:r>
-      <w:hyperlink w:history="1" r:id="rIdcgq6-pk16f4dhxrw5s-li">
+      <w:hyperlink w:history="1" r:id="rId_craf4y1zbuaczjabpury">
         <w:r>
           <w:rPr>
             <w:rStyle w:val="Hyperlink"/>
@@ -7923,7 +7923,7 @@
         </w:rPr>
         <w:t xml:space="preserve">出處：</w:t>
       </w:r>
-      <w:hyperlink w:history="1" r:id="rIdph7ddqa6vwyglbxkcomj_">
+      <w:hyperlink w:history="1" r:id="rIdfdsjqhl6pwvya3hdgmi1-">
         <w:r>
           <w:rPr>
             <w:rStyle w:val="Hyperlink"/>
@@ -7999,7 +7999,7 @@
         </w:rPr>
         <w:t xml:space="preserve">出處：</w:t>
       </w:r>
-      <w:hyperlink w:history="1" r:id="rIdaurrbml_ur_6armqusgxx">
+      <w:hyperlink w:history="1" r:id="rIduacx1jn3gumuvngsdwoiy">
         <w:r>
           <w:rPr>
             <w:rStyle w:val="Hyperlink"/>
@@ -8075,7 +8075,7 @@
         </w:rPr>
         <w:t xml:space="preserve">出處：</w:t>
       </w:r>
-      <w:hyperlink w:history="1" r:id="rId0xteyboeta_xxs_cuodvu">
+      <w:hyperlink w:history="1" r:id="rId7nfyqnujznhhw5clea6zd">
         <w:r>
           <w:rPr>
             <w:rStyle w:val="Hyperlink"/>
@@ -8151,7 +8151,7 @@
         </w:rPr>
         <w:t xml:space="preserve">出處：</w:t>
       </w:r>
-      <w:hyperlink w:history="1" r:id="rId1nrtvf1cbvhhpwbdlcbki">
+      <w:hyperlink w:history="1" r:id="rIdajwlgg4c4hvdts2xs-uay">
         <w:r>
           <w:rPr>
             <w:rStyle w:val="Hyperlink"/>
@@ -8227,7 +8227,7 @@
         </w:rPr>
         <w:t xml:space="preserve">出處：</w:t>
       </w:r>
-      <w:hyperlink w:history="1" r:id="rIdehqeigsuwlhdgzvtslk1z">
+      <w:hyperlink w:history="1" r:id="rIdrlrzxiw5kjvfupm5c2trt">
         <w:r>
           <w:rPr>
             <w:rStyle w:val="Hyperlink"/>
@@ -8303,7 +8303,7 @@
         </w:rPr>
         <w:t xml:space="preserve">出處：</w:t>
       </w:r>
-      <w:hyperlink w:history="1" r:id="rIdla65equhco3db6yojpqrf">
+      <w:hyperlink w:history="1" r:id="rIdmhw7bauee-t6uxvlled4p">
         <w:r>
           <w:rPr>
             <w:rStyle w:val="Hyperlink"/>
@@ -8379,7 +8379,7 @@
         </w:rPr>
         <w:t xml:space="preserve">出處：</w:t>
       </w:r>
-      <w:hyperlink w:history="1" r:id="rIdwhr8iidlhueq23dzf0oyb">
+      <w:hyperlink w:history="1" r:id="rId-sxhjqhezzjkzmslcynym">
         <w:r>
           <w:rPr>
             <w:rStyle w:val="Hyperlink"/>
@@ -8455,7 +8455,7 @@
         </w:rPr>
         <w:t xml:space="preserve">出處：</w:t>
       </w:r>
-      <w:hyperlink w:history="1" r:id="rIda3fepsjytqz2tcneczbit">
+      <w:hyperlink w:history="1" r:id="rId7tuoyutwfslgwq_itatpk">
         <w:r>
           <w:rPr>
             <w:rStyle w:val="Hyperlink"/>
@@ -8531,7 +8531,7 @@
         </w:rPr>
         <w:t xml:space="preserve">出處：</w:t>
       </w:r>
-      <w:hyperlink w:history="1" r:id="rId-aqypa9kpygex1gn7pi8z">
+      <w:hyperlink w:history="1" r:id="rIdrrlz1xv2n6rzj6mjxexr5">
         <w:r>
           <w:rPr>
             <w:rStyle w:val="Hyperlink"/>
@@ -8607,7 +8607,7 @@
         </w:rPr>
         <w:t xml:space="preserve">出處：</w:t>
       </w:r>
-      <w:hyperlink w:history="1" r:id="rId1-ai2h1cbd6wz-lyszziv">
+      <w:hyperlink w:history="1" r:id="rIdxze05fk4_xlt63c2jleje">
         <w:r>
           <w:rPr>
             <w:rStyle w:val="Hyperlink"/>
@@ -8683,7 +8683,7 @@
         </w:rPr>
         <w:t xml:space="preserve">出處：</w:t>
       </w:r>
-      <w:hyperlink w:history="1" r:id="rIdp-pzlbnkzlcflzuvh2xta">
+      <w:hyperlink w:history="1" r:id="rIdbmpa_xkjdad20sxzwm2ze">
         <w:r>
           <w:rPr>
             <w:rStyle w:val="Hyperlink"/>
@@ -8759,7 +8759,7 @@
         </w:rPr>
         <w:t xml:space="preserve">出處：</w:t>
       </w:r>
-      <w:hyperlink w:history="1" r:id="rId7-ozz2cmoybeuqfev3doj">
+      <w:hyperlink w:history="1" r:id="rIdotwxz8wrufdcf3d2nvkbi">
         <w:r>
           <w:rPr>
             <w:rStyle w:val="Hyperlink"/>
@@ -8835,7 +8835,7 @@
         </w:rPr>
         <w:t xml:space="preserve">出處：</w:t>
       </w:r>
-      <w:hyperlink w:history="1" r:id="rIdqevqh8iwk9v7qwdu2-34d">
+      <w:hyperlink w:history="1" r:id="rIdawrib2gr590jp_upb03ur">
         <w:r>
           <w:rPr>
             <w:rStyle w:val="Hyperlink"/>
@@ -8911,7 +8911,7 @@
         </w:rPr>
         <w:t xml:space="preserve">出處：</w:t>
       </w:r>
-      <w:hyperlink w:history="1" r:id="rIdsk9atv2au-bt3qmxpytbw">
+      <w:hyperlink w:history="1" r:id="rIdcds97fciairsubm8euq-o">
         <w:r>
           <w:rPr>
             <w:rStyle w:val="Hyperlink"/>
@@ -8987,7 +8987,7 @@
         </w:rPr>
         <w:t xml:space="preserve">出處：</w:t>
       </w:r>
-      <w:hyperlink w:history="1" r:id="rId-23jqawm8l318kvfiqnay">
+      <w:hyperlink w:history="1" r:id="rIdmeilakxu2qclfq8wb8d3t">
         <w:r>
           <w:rPr>
             <w:rStyle w:val="Hyperlink"/>
@@ -9063,7 +9063,7 @@
         </w:rPr>
         <w:t xml:space="preserve">出處：</w:t>
       </w:r>
-      <w:hyperlink w:history="1" r:id="rId-1ec474bbg2vjvruknixf">
+      <w:hyperlink w:history="1" r:id="rIdosu0kx5lstn96jgls5lib">
         <w:r>
           <w:rPr>
             <w:rStyle w:val="Hyperlink"/>
@@ -9139,7 +9139,7 @@
         </w:rPr>
         <w:t xml:space="preserve">出處：</w:t>
       </w:r>
-      <w:hyperlink w:history="1" r:id="rIdg-rcswhc35yv1-ijfinuv">
+      <w:hyperlink w:history="1" r:id="rIdxq24vlp80aao0cbxt_c2v">
         <w:r>
           <w:rPr>
             <w:rStyle w:val="Hyperlink"/>
@@ -9215,7 +9215,7 @@
         </w:rPr>
         <w:t xml:space="preserve">出處：</w:t>
       </w:r>
-      <w:hyperlink w:history="1" r:id="rId8p_3njuisprjbp_ntg_zf">
+      <w:hyperlink w:history="1" r:id="rIdhcfwbsriitiqdd_8zj9n-">
         <w:r>
           <w:rPr>
             <w:rStyle w:val="Hyperlink"/>
@@ -9291,7 +9291,7 @@
         </w:rPr>
         <w:t xml:space="preserve">出處：</w:t>
       </w:r>
-      <w:hyperlink w:history="1" r:id="rIdlbojb3ypoaslk-qdvtc-s">
+      <w:hyperlink w:history="1" r:id="rIdounbbnk09d_7xcfdgeq4h">
         <w:r>
           <w:rPr>
             <w:rStyle w:val="Hyperlink"/>
@@ -9367,7 +9367,7 @@
         </w:rPr>
         <w:t xml:space="preserve">出處：</w:t>
       </w:r>
-      <w:hyperlink w:history="1" r:id="rIdlzgk0w9rt4l9uoelk6i1m">
+      <w:hyperlink w:history="1" r:id="rIdxuqd_gb6yrxx3yt4mrrmw">
         <w:r>
           <w:rPr>
             <w:rStyle w:val="Hyperlink"/>
@@ -9443,7 +9443,7 @@
         </w:rPr>
         <w:t xml:space="preserve">出處：</w:t>
       </w:r>
-      <w:hyperlink w:history="1" r:id="rIdvxwqaqt2pwnchxillluuf">
+      <w:hyperlink w:history="1" r:id="rIdfgxotj_gcuq7ynnbjwr3m">
         <w:r>
           <w:rPr>
             <w:rStyle w:val="Hyperlink"/>
@@ -9519,7 +9519,7 @@
         </w:rPr>
         <w:t xml:space="preserve">出處：</w:t>
       </w:r>
-      <w:hyperlink w:history="1" r:id="rIdoq079cbmfh8xxhjjeccww">
+      <w:hyperlink w:history="1" r:id="rId84ngyk8qg_ama8drxitpj">
         <w:r>
           <w:rPr>
             <w:rStyle w:val="Hyperlink"/>
@@ -9595,7 +9595,7 @@
         </w:rPr>
         <w:t xml:space="preserve">出處：</w:t>
       </w:r>
-      <w:hyperlink w:history="1" r:id="rIdhvnpsr1i2kb43xfwdj7ic">
+      <w:hyperlink w:history="1" r:id="rIdzedlxo70416eo0uetirhm">
         <w:r>
           <w:rPr>
             <w:rStyle w:val="Hyperlink"/>
@@ -9671,7 +9671,7 @@
         </w:rPr>
         <w:t xml:space="preserve">出處：</w:t>
       </w:r>
-      <w:hyperlink w:history="1" r:id="rIdn8av36f2sueioq4ixgiat">
+      <w:hyperlink w:history="1" r:id="rId-ewthz-ypotb_i7eu4mcu">
         <w:r>
           <w:rPr>
             <w:rStyle w:val="Hyperlink"/>
@@ -9747,7 +9747,7 @@
         </w:rPr>
         <w:t xml:space="preserve">出處：</w:t>
       </w:r>
-      <w:hyperlink w:history="1" r:id="rId_pwmuznuievkftyyk658a">
+      <w:hyperlink w:history="1" r:id="rIdrsoppxa6uxekillieuzne">
         <w:r>
           <w:rPr>
             <w:rStyle w:val="Hyperlink"/>
@@ -9823,7 +9823,7 @@
         </w:rPr>
         <w:t xml:space="preserve">出處：</w:t>
       </w:r>
-      <w:hyperlink w:history="1" r:id="rIdkrljwgby-63e8catyn5y9">
+      <w:hyperlink w:history="1" r:id="rIdgexxyzoqdlaizonbrst9j">
         <w:r>
           <w:rPr>
             <w:rStyle w:val="Hyperlink"/>
@@ -9915,7 +9915,7 @@
         </w:rPr>
         <w:t xml:space="preserve">出處：</w:t>
       </w:r>
-      <w:hyperlink w:history="1" r:id="rIdeyuh6khjmrdgrgfimch5u">
+      <w:hyperlink w:history="1" r:id="rIdhnbfzjinhodfqucetbyzo">
         <w:r>
           <w:rPr>
             <w:rStyle w:val="Hyperlink"/>
@@ -9991,7 +9991,7 @@
         </w:rPr>
         <w:t xml:space="preserve">出處：</w:t>
       </w:r>
-      <w:hyperlink w:history="1" r:id="rId21r1iup2obgns9pb1gax7">
+      <w:hyperlink w:history="1" r:id="rIda-3y7onbiungglnk4fm-d">
         <w:r>
           <w:rPr>
             <w:rStyle w:val="Hyperlink"/>
@@ -10067,7 +10067,7 @@
         </w:rPr>
         <w:t xml:space="preserve">出處：</w:t>
       </w:r>
-      <w:hyperlink w:history="1" r:id="rIdwhlga2lcm6ukm_aknscb5">
+      <w:hyperlink w:history="1" r:id="rId_2fdjgxtzvux0hdpo1lk8">
         <w:r>
           <w:rPr>
             <w:rStyle w:val="Hyperlink"/>
@@ -10143,7 +10143,7 @@
         </w:rPr>
         <w:t xml:space="preserve">出處：</w:t>
       </w:r>
-      <w:hyperlink w:history="1" r:id="rId7ucfhvot4zglt-kiokjgc">
+      <w:hyperlink w:history="1" r:id="rId2ihskc6rinu3tp63s9lrb">
         <w:r>
           <w:rPr>
             <w:rStyle w:val="Hyperlink"/>
@@ -10219,7 +10219,7 @@
         </w:rPr>
         <w:t xml:space="preserve">出處：</w:t>
       </w:r>
-      <w:hyperlink w:history="1" r:id="rId4lgllrsv6iujyv8nj86it">
+      <w:hyperlink w:history="1" r:id="rId3yve_gcmnkskglh4fe36s">
         <w:r>
           <w:rPr>
             <w:rStyle w:val="Hyperlink"/>
@@ -10295,7 +10295,7 @@
         </w:rPr>
         <w:t xml:space="preserve">出處：</w:t>
       </w:r>
-      <w:hyperlink w:history="1" r:id="rId0h7ka9wahn9dgvh8bvhg5">
+      <w:hyperlink w:history="1" r:id="rIdvigo_xkc97oqxqs8pxbq-">
         <w:r>
           <w:rPr>
             <w:rStyle w:val="Hyperlink"/>
@@ -10371,7 +10371,7 @@
         </w:rPr>
         <w:t xml:space="preserve">出處：</w:t>
       </w:r>
-      <w:hyperlink w:history="1" r:id="rIdaygr4g47mhhmadyayds3f">
+      <w:hyperlink w:history="1" r:id="rId8legd6qodqzww4ctvt0mf">
         <w:r>
           <w:rPr>
             <w:rStyle w:val="Hyperlink"/>
@@ -10447,7 +10447,7 @@
         </w:rPr>
         <w:t xml:space="preserve">出處：</w:t>
       </w:r>
-      <w:hyperlink w:history="1" r:id="rIdlomcm6lh8awjsfwtgfnbd">
+      <w:hyperlink w:history="1" r:id="rIdlijji90pwjl-xylhkr21j">
         <w:r>
           <w:rPr>
             <w:rStyle w:val="Hyperlink"/>
@@ -10523,7 +10523,7 @@
         </w:rPr>
         <w:t xml:space="preserve">出處：</w:t>
       </w:r>
-      <w:hyperlink w:history="1" r:id="rId6lhecs9uq8mzpfiyhonjb">
+      <w:hyperlink w:history="1" r:id="rIdjp41hvjiec5pzif-zrrp6">
         <w:r>
           <w:rPr>
             <w:rStyle w:val="Hyperlink"/>
@@ -10599,7 +10599,7 @@
         </w:rPr>
         <w:t xml:space="preserve">出處：</w:t>
       </w:r>
-      <w:hyperlink w:history="1" r:id="rIdgqxk--m0psdcg-hfv0zef">
+      <w:hyperlink w:history="1" r:id="rIdmtywgqgditzatnml-erp2">
         <w:r>
           <w:rPr>
             <w:rStyle w:val="Hyperlink"/>
@@ -10675,7 +10675,7 @@
         </w:rPr>
         <w:t xml:space="preserve">出處：</w:t>
       </w:r>
-      <w:hyperlink w:history="1" r:id="rIdynz4jypwcbi5aiqb7ivfm">
+      <w:hyperlink w:history="1" r:id="rIdiorie4l3piydoe1exmf8z">
         <w:r>
           <w:rPr>
             <w:rStyle w:val="Hyperlink"/>
@@ -10751,7 +10751,7 @@
         </w:rPr>
         <w:t xml:space="preserve">出處：</w:t>
       </w:r>
-      <w:hyperlink w:history="1" r:id="rId3gfvx_rpjs10g9qfhuzvj">
+      <w:hyperlink w:history="1" r:id="rIdbnjcjs0naxpb_plj1fdte">
         <w:r>
           <w:rPr>
             <w:rStyle w:val="Hyperlink"/>
@@ -10827,7 +10827,7 @@
         </w:rPr>
         <w:t xml:space="preserve">出處：</w:t>
       </w:r>
-      <w:hyperlink w:history="1" r:id="rIdxanax3s7fot-cncj1tyzu">
+      <w:hyperlink w:history="1" r:id="rIdnbkhcz5ago33l3xwm8qij">
         <w:r>
           <w:rPr>
             <w:rStyle w:val="Hyperlink"/>
@@ -10903,7 +10903,7 @@
         </w:rPr>
         <w:t xml:space="preserve">出處：</w:t>
       </w:r>
-      <w:hyperlink w:history="1" r:id="rIdhakovtncneb10qyzt93n9">
+      <w:hyperlink w:history="1" r:id="rIds3tfcumdvaptaxke-1-bb">
         <w:r>
           <w:rPr>
             <w:rStyle w:val="Hyperlink"/>
@@ -10979,7 +10979,7 @@
         </w:rPr>
         <w:t xml:space="preserve">出處：</w:t>
       </w:r>
-      <w:hyperlink w:history="1" r:id="rIdgdeiewui-bbwricwr_bhk">
+      <w:hyperlink w:history="1" r:id="rIdhojown3q1ep0ohpgntaah">
         <w:r>
           <w:rPr>
             <w:rStyle w:val="Hyperlink"/>
@@ -11055,7 +11055,7 @@
         </w:rPr>
         <w:t xml:space="preserve">出處：</w:t>
       </w:r>
-      <w:hyperlink w:history="1" r:id="rIdgll8aird-ol36y8uhn6z6">
+      <w:hyperlink w:history="1" r:id="rIdowh5rx-hfqaqayjodixjj">
         <w:r>
           <w:rPr>
             <w:rStyle w:val="Hyperlink"/>
@@ -11131,7 +11131,7 @@
         </w:rPr>
         <w:t xml:space="preserve">出處：</w:t>
       </w:r>
-      <w:hyperlink w:history="1" r:id="rId6pjbuk3i7yoxpejxhipgq">
+      <w:hyperlink w:history="1" r:id="rIdwevs0cvesobh9dx4k297p">
         <w:r>
           <w:rPr>
             <w:rStyle w:val="Hyperlink"/>
@@ -11207,7 +11207,7 @@
         </w:rPr>
         <w:t xml:space="preserve">出處：</w:t>
       </w:r>
-      <w:hyperlink w:history="1" r:id="rIdlu9g0ijrscstjepfzmp6s">
+      <w:hyperlink w:history="1" r:id="rIderqz6wx4zfj_rgn9obaim">
         <w:r>
           <w:rPr>
             <w:rStyle w:val="Hyperlink"/>
@@ -11283,7 +11283,7 @@
         </w:rPr>
         <w:t xml:space="preserve">出處：</w:t>
       </w:r>
-      <w:hyperlink w:history="1" r:id="rIdhunp_qawpqgvwirp0c85h">
+      <w:hyperlink w:history="1" r:id="rId7c_eigz48t5l65msjxsff">
         <w:r>
           <w:rPr>
             <w:rStyle w:val="Hyperlink"/>
@@ -11359,7 +11359,7 @@
         </w:rPr>
         <w:t xml:space="preserve">出處：</w:t>
       </w:r>
-      <w:hyperlink w:history="1" r:id="rIdjpqcpi4xd9igkaou1wckw">
+      <w:hyperlink w:history="1" r:id="rId2rcfck8uv_iwl5vp9b_wq">
         <w:r>
           <w:rPr>
             <w:rStyle w:val="Hyperlink"/>
@@ -11435,7 +11435,7 @@
         </w:rPr>
         <w:t xml:space="preserve">出處：</w:t>
       </w:r>
-      <w:hyperlink w:history="1" r:id="rIdf70es0y8yoxp-bajqegqj">
+      <w:hyperlink w:history="1" r:id="rId9lokoeuik1hqppntvmilp">
         <w:r>
           <w:rPr>
             <w:rStyle w:val="Hyperlink"/>
@@ -11511,7 +11511,7 @@
         </w:rPr>
         <w:t xml:space="preserve">出處：</w:t>
       </w:r>
-      <w:hyperlink w:history="1" r:id="rIdgibyyv70js0go0xxrdzvz">
+      <w:hyperlink w:history="1" r:id="rIdbqs_hfh5k3-cdrm8kbczd">
         <w:r>
           <w:rPr>
             <w:rStyle w:val="Hyperlink"/>
@@ -11587,7 +11587,7 @@
         </w:rPr>
         <w:t xml:space="preserve">出處：</w:t>
       </w:r>
-      <w:hyperlink w:history="1" r:id="rIdclhyizt0nxf9gyyy1st_l">
+      <w:hyperlink w:history="1" r:id="rIdujhnwce3tlvxgpg0hfkzn">
         <w:r>
           <w:rPr>
             <w:rStyle w:val="Hyperlink"/>
@@ -11663,7 +11663,7 @@
         </w:rPr>
         <w:t xml:space="preserve">出處：</w:t>
       </w:r>
-      <w:hyperlink w:history="1" r:id="rIdhutpf2umgjkjcezik_hxi">
+      <w:hyperlink w:history="1" r:id="rIdimrmafqbh9fei1iewhqyv">
         <w:r>
           <w:rPr>
             <w:rStyle w:val="Hyperlink"/>
@@ -11739,7 +11739,7 @@
         </w:rPr>
         <w:t xml:space="preserve">出處：</w:t>
       </w:r>
-      <w:hyperlink w:history="1" r:id="rIde-fyyg3aag-8-muuloisl">
+      <w:hyperlink w:history="1" r:id="rIdsw2nojps9z_qmmwkqt3t7">
         <w:r>
           <w:rPr>
             <w:rStyle w:val="Hyperlink"/>
@@ -11815,7 +11815,7 @@
         </w:rPr>
         <w:t xml:space="preserve">出處：</w:t>
       </w:r>
-      <w:hyperlink w:history="1" r:id="rIdhvldbqfmoflrluwmckwa1">
+      <w:hyperlink w:history="1" r:id="rIdchyaq1qhiarvrvgfntnge">
         <w:r>
           <w:rPr>
             <w:rStyle w:val="Hyperlink"/>
@@ -11891,7 +11891,7 @@
         </w:rPr>
         <w:t xml:space="preserve">出處：</w:t>
       </w:r>
-      <w:hyperlink w:history="1" r:id="rIdntw2lviatvvoqloc_mzu8">
+      <w:hyperlink w:history="1" r:id="rIdykjcsqq18lotcgtuiz2j0">
         <w:r>
           <w:rPr>
             <w:rStyle w:val="Hyperlink"/>
@@ -11983,7 +11983,7 @@
         </w:rPr>
         <w:t xml:space="preserve">出處：</w:t>
       </w:r>
-      <w:hyperlink w:history="1" r:id="rIdynrxzvadmvkgq0ata6x-1">
+      <w:hyperlink w:history="1" r:id="rIdlpmvtyf9xdjcuaccls7ue">
         <w:r>
           <w:rPr>
             <w:rStyle w:val="Hyperlink"/>
@@ -12059,7 +12059,7 @@
         </w:rPr>
         <w:t xml:space="preserve">出處：</w:t>
       </w:r>
-      <w:hyperlink w:history="1" r:id="rIdpvy1xarmu1ejqfsyn89xt">
+      <w:hyperlink w:history="1" r:id="rIdpfmidb7gl3kbvnuydpi6r">
         <w:r>
           <w:rPr>
             <w:rStyle w:val="Hyperlink"/>
@@ -12135,7 +12135,7 @@
         </w:rPr>
         <w:t xml:space="preserve">出處：</w:t>
       </w:r>
-      <w:hyperlink w:history="1" r:id="rIdv8kmjukcpr8yo2okjeglo">
+      <w:hyperlink w:history="1" r:id="rIdqeyls5hx6sw-loz7nbgdw">
         <w:r>
           <w:rPr>
             <w:rStyle w:val="Hyperlink"/>
@@ -12211,7 +12211,7 @@
         </w:rPr>
         <w:t xml:space="preserve">出處：</w:t>
       </w:r>
-      <w:hyperlink w:history="1" r:id="rId-dxcu98wcr2uussi5ysoi">
+      <w:hyperlink w:history="1" r:id="rIdlvdd3wcbzv5ydhgk1ldgf">
         <w:r>
           <w:rPr>
             <w:rStyle w:val="Hyperlink"/>
@@ -12287,7 +12287,7 @@
         </w:rPr>
         <w:t xml:space="preserve">出處：</w:t>
       </w:r>
-      <w:hyperlink w:history="1" r:id="rIdyoltqmiarp1zihbkro5fn">
+      <w:hyperlink w:history="1" r:id="rId0ksw8cfmjyaszmoas5r99">
         <w:r>
           <w:rPr>
             <w:rStyle w:val="Hyperlink"/>
@@ -12363,7 +12363,7 @@
         </w:rPr>
         <w:t xml:space="preserve">出處：</w:t>
       </w:r>
-      <w:hyperlink w:history="1" r:id="rId4zns1q63leye8tppj0ypg">
+      <w:hyperlink w:history="1" r:id="rIdbbqxtgjsqrara9-1tgvd5">
         <w:r>
           <w:rPr>
             <w:rStyle w:val="Hyperlink"/>
@@ -12439,7 +12439,7 @@
         </w:rPr>
         <w:t xml:space="preserve">出處：</w:t>
       </w:r>
-      <w:hyperlink w:history="1" r:id="rIdmng1fcfu5oz9wqmz-trmj">
+      <w:hyperlink w:history="1" r:id="rIdygv4mucznqvdk_q__ya8q">
         <w:r>
           <w:rPr>
             <w:rStyle w:val="Hyperlink"/>
@@ -12515,7 +12515,7 @@
         </w:rPr>
         <w:t xml:space="preserve">出處：</w:t>
       </w:r>
-      <w:hyperlink w:history="1" r:id="rIdplvwnvjkchgcq8zm8tajy">
+      <w:hyperlink w:history="1" r:id="rIdjd7jabnomovaegdfgnvvn">
         <w:r>
           <w:rPr>
             <w:rStyle w:val="Hyperlink"/>
@@ -12591,7 +12591,7 @@
         </w:rPr>
         <w:t xml:space="preserve">出處：</w:t>
       </w:r>
-      <w:hyperlink w:history="1" r:id="rId9htspyal4iv2cgxzufhnt">
+      <w:hyperlink w:history="1" r:id="rIdayk9jnim2dtcpzz3xcwzy">
         <w:r>
           <w:rPr>
             <w:rStyle w:val="Hyperlink"/>
@@ -12667,7 +12667,7 @@
         </w:rPr>
         <w:t xml:space="preserve">出處：</w:t>
       </w:r>
-      <w:hyperlink w:history="1" r:id="rIdms8jtggmw_oh7fij-rtrl">
+      <w:hyperlink w:history="1" r:id="rId2jkfyohyiasbbbogkqo8r">
         <w:r>
           <w:rPr>
             <w:rStyle w:val="Hyperlink"/>
@@ -12743,7 +12743,7 @@
         </w:rPr>
         <w:t xml:space="preserve">出處：</w:t>
       </w:r>
-      <w:hyperlink w:history="1" r:id="rIdp-xh4gtzmgbggqncpcqio">
+      <w:hyperlink w:history="1" r:id="rIdclb2hk7hne80_vps77fjp">
         <w:r>
           <w:rPr>
             <w:rStyle w:val="Hyperlink"/>
@@ -12819,7 +12819,7 @@
         </w:rPr>
         <w:t xml:space="preserve">出處：</w:t>
       </w:r>
-      <w:hyperlink w:history="1" r:id="rId0ecc5d4kvplcfivlcqt6h">
+      <w:hyperlink w:history="1" r:id="rId-oysie4o0qutgzjpfgfwv">
         <w:r>
           <w:rPr>
             <w:rStyle w:val="Hyperlink"/>
@@ -12895,7 +12895,7 @@
         </w:rPr>
         <w:t xml:space="preserve">出處：</w:t>
       </w:r>
-      <w:hyperlink w:history="1" r:id="rIdm5zjf3itjaxamjkaykoog">
+      <w:hyperlink w:history="1" r:id="rIdacsghnuotsvwdabuah6om">
         <w:r>
           <w:rPr>
             <w:rStyle w:val="Hyperlink"/>
@@ -12971,7 +12971,7 @@
         </w:rPr>
         <w:t xml:space="preserve">出處：</w:t>
       </w:r>
-      <w:hyperlink w:history="1" r:id="rIddtyycczfv7cpqtzgv-cgs">
+      <w:hyperlink w:history="1" r:id="rIdrn14im7fnmkczl2bi0nul">
         <w:r>
           <w:rPr>
             <w:rStyle w:val="Hyperlink"/>
@@ -13047,7 +13047,7 @@
         </w:rPr>
         <w:t xml:space="preserve">出處：</w:t>
       </w:r>
-      <w:hyperlink w:history="1" r:id="rIdcw5fshqlhwb_ugshfhcc9">
+      <w:hyperlink w:history="1" r:id="rIdnqku-cc6r77rsyrclnfh2">
         <w:r>
           <w:rPr>
             <w:rStyle w:val="Hyperlink"/>
@@ -13123,7 +13123,7 @@
         </w:rPr>
         <w:t xml:space="preserve">出處：</w:t>
       </w:r>
-      <w:hyperlink w:history="1" r:id="rIdqxvggfztxfv9cxy5somrj">
+      <w:hyperlink w:history="1" r:id="rIdlpp5yru7kl0ypibhhcvo7">
         <w:r>
           <w:rPr>
             <w:rStyle w:val="Hyperlink"/>
@@ -13199,7 +13199,7 @@
         </w:rPr>
         <w:t xml:space="preserve">出處：</w:t>
       </w:r>
-      <w:hyperlink w:history="1" r:id="rIdq9v8xde4ymhh4_rqwefbt">
+      <w:hyperlink w:history="1" r:id="rId7tzqh4t2y-nkj8krbb76t">
         <w:r>
           <w:rPr>
             <w:rStyle w:val="Hyperlink"/>
@@ -13275,7 +13275,7 @@
         </w:rPr>
         <w:t xml:space="preserve">出處：</w:t>
       </w:r>
-      <w:hyperlink w:history="1" r:id="rIdmgjumupuyu_nq_pe9q8yo">
+      <w:hyperlink w:history="1" r:id="rIdb3yb88oxfve1pixiqphps">
         <w:r>
           <w:rPr>
             <w:rStyle w:val="Hyperlink"/>
@@ -13351,7 +13351,7 @@
         </w:rPr>
         <w:t xml:space="preserve">出處：</w:t>
       </w:r>
-      <w:hyperlink w:history="1" r:id="rIdjsoxv7ft7errraw-jefez">
+      <w:hyperlink w:history="1" r:id="rIdv_yqtjmdqr2puqzn3g7hf">
         <w:r>
           <w:rPr>
             <w:rStyle w:val="Hyperlink"/>
@@ -13427,7 +13427,7 @@
         </w:rPr>
         <w:t xml:space="preserve">出處：</w:t>
       </w:r>
-      <w:hyperlink w:history="1" r:id="rIdy6klz4pzooqeqsdb6hjnk">
+      <w:hyperlink w:history="1" r:id="rIdq68oi4gsuaog_35fhz8d1">
         <w:r>
           <w:rPr>
             <w:rStyle w:val="Hyperlink"/>
@@ -13503,7 +13503,7 @@
         </w:rPr>
         <w:t xml:space="preserve">出處：</w:t>
       </w:r>
-      <w:hyperlink w:history="1" r:id="rIddyxcdpulmnxcjnfsuhhgn">
+      <w:hyperlink w:history="1" r:id="rIdzq7y_h21jkqecyry0i05_">
         <w:r>
           <w:rPr>
             <w:rStyle w:val="Hyperlink"/>
@@ -13579,7 +13579,7 @@
         </w:rPr>
         <w:t xml:space="preserve">出處：</w:t>
       </w:r>
-      <w:hyperlink w:history="1" r:id="rId2ypjli6q0pqfm5xuke7wa">
+      <w:hyperlink w:history="1" r:id="rIdvcide7uz74w79psss8rch">
         <w:r>
           <w:rPr>
             <w:rStyle w:val="Hyperlink"/>
@@ -13655,7 +13655,7 @@
         </w:rPr>
         <w:t xml:space="preserve">出處：</w:t>
       </w:r>
-      <w:hyperlink w:history="1" r:id="rIdabhpuwprgyng9v5evrmpu">
+      <w:hyperlink w:history="1" r:id="rIdlk2lwobpkxnn-c3xmbwzb">
         <w:r>
           <w:rPr>
             <w:rStyle w:val="Hyperlink"/>
@@ -13731,7 +13731,7 @@
         </w:rPr>
         <w:t xml:space="preserve">出處：</w:t>
       </w:r>
-      <w:hyperlink w:history="1" r:id="rIduwyq9xrvz6onwam6_titz">
+      <w:hyperlink w:history="1" r:id="rIdu3u0draukesdnhv8jyepi">
         <w:r>
           <w:rPr>
             <w:rStyle w:val="Hyperlink"/>
@@ -13807,7 +13807,7 @@
         </w:rPr>
         <w:t xml:space="preserve">出處：</w:t>
       </w:r>
-      <w:hyperlink w:history="1" r:id="rIdmcxe1_r-km3ifwgqky-3e">
+      <w:hyperlink w:history="1" r:id="rIdwckovxjiorv-jr9xt6lxo">
         <w:r>
           <w:rPr>
             <w:rStyle w:val="Hyperlink"/>
@@ -13883,7 +13883,7 @@
         </w:rPr>
         <w:t xml:space="preserve">出處：</w:t>
       </w:r>
-      <w:hyperlink w:history="1" r:id="rIddd1klnqx_kinfxsltmvny">
+      <w:hyperlink w:history="1" r:id="rIdtmkv-_0gesutys4kajdtl">
         <w:r>
           <w:rPr>
             <w:rStyle w:val="Hyperlink"/>
@@ -13959,7 +13959,7 @@
         </w:rPr>
         <w:t xml:space="preserve">出處：</w:t>
       </w:r>
-      <w:hyperlink w:history="1" r:id="rId8vkidxrmqfpnfim-d2ddq">
+      <w:hyperlink w:history="1" r:id="rIdqho_iznydgtx6jj2vaqn2">
         <w:r>
           <w:rPr>
             <w:rStyle w:val="Hyperlink"/>
@@ -14035,7 +14035,7 @@
         </w:rPr>
         <w:t xml:space="preserve">出處：</w:t>
       </w:r>
-      <w:hyperlink w:history="1" r:id="rIddaukhdoaajmjaflflexyv">
+      <w:hyperlink w:history="1" r:id="rIdankvkkx6f72r2xep6sqk7">
         <w:r>
           <w:rPr>
             <w:rStyle w:val="Hyperlink"/>
@@ -14111,7 +14111,7 @@
         </w:rPr>
         <w:t xml:space="preserve">出處：</w:t>
       </w:r>
-      <w:hyperlink w:history="1" r:id="rIdhxqpkstc4psgdpghtdocm">
+      <w:hyperlink w:history="1" r:id="rIddm3md2pfe39pxskzjxpgr">
         <w:r>
           <w:rPr>
             <w:rStyle w:val="Hyperlink"/>
@@ -14187,7 +14187,7 @@
         </w:rPr>
         <w:t xml:space="preserve">出處：</w:t>
       </w:r>
-      <w:hyperlink w:history="1" r:id="rIdgbo7ag1ejc1bt4mgmz5qq">
+      <w:hyperlink w:history="1" r:id="rIdrwmidwcqospsg97lp8iiy">
         <w:r>
           <w:rPr>
             <w:rStyle w:val="Hyperlink"/>
@@ -14263,7 +14263,7 @@
         </w:rPr>
         <w:t xml:space="preserve">出處：</w:t>
       </w:r>
-      <w:hyperlink w:history="1" r:id="rIdy2u0h0mtx1jip2ws67f02">
+      <w:hyperlink w:history="1" r:id="rIdeyc5l385hz6qaq2kjcgaq">
         <w:r>
           <w:rPr>
             <w:rStyle w:val="Hyperlink"/>
@@ -14339,7 +14339,7 @@
         </w:rPr>
         <w:t xml:space="preserve">出處：</w:t>
       </w:r>
-      <w:hyperlink w:history="1" r:id="rIdoyyyxplwja--ihmhd_xyt">
+      <w:hyperlink w:history="1" r:id="rIdu9rhvb2mf3xw0vfadcktu">
         <w:r>
           <w:rPr>
             <w:rStyle w:val="Hyperlink"/>
@@ -14415,7 +14415,7 @@
         </w:rPr>
         <w:t xml:space="preserve">出處：</w:t>
       </w:r>
-      <w:hyperlink w:history="1" r:id="rIdddaylsjcld8gmuno116w7">
+      <w:hyperlink w:history="1" r:id="rIdyujdgtqjsoh0-n8bfprbj">
         <w:r>
           <w:rPr>
             <w:rStyle w:val="Hyperlink"/>
@@ -14507,7 +14507,7 @@
         </w:rPr>
         <w:t xml:space="preserve">出處：</w:t>
       </w:r>
-      <w:hyperlink w:history="1" r:id="rIdecgwss4qxtjmh_b-osrcf">
+      <w:hyperlink w:history="1" r:id="rId3u4utg-0ozl01lcorsojl">
         <w:r>
           <w:rPr>
             <w:rStyle w:val="Hyperlink"/>
@@ -14583,7 +14583,7 @@
         </w:rPr>
         <w:t xml:space="preserve">出處：</w:t>
       </w:r>
-      <w:hyperlink w:history="1" r:id="rId_uo0lx3lcoz8krhg7wv-v">
+      <w:hyperlink w:history="1" r:id="rIdkcs7dslvg4j6ifihg1jdb">
         <w:r>
           <w:rPr>
             <w:rStyle w:val="Hyperlink"/>
@@ -14659,7 +14659,7 @@
         </w:rPr>
         <w:t xml:space="preserve">出處：</w:t>
       </w:r>
-      <w:hyperlink w:history="1" r:id="rId3nj8j9lciq8uaab5qnip3">
+      <w:hyperlink w:history="1" r:id="rId2cl0kmecvweq_bddrmzse">
         <w:r>
           <w:rPr>
             <w:rStyle w:val="Hyperlink"/>
@@ -14735,7 +14735,7 @@
         </w:rPr>
         <w:t xml:space="preserve">出處：</w:t>
       </w:r>
-      <w:hyperlink w:history="1" r:id="rId45lmv6fq8gjoxjdv367lt">
+      <w:hyperlink w:history="1" r:id="rId5uwtorpn2kczzskn4iatj">
         <w:r>
           <w:rPr>
             <w:rStyle w:val="Hyperlink"/>
@@ -14811,7 +14811,7 @@
         </w:rPr>
         <w:t xml:space="preserve">出處：</w:t>
       </w:r>
-      <w:hyperlink w:history="1" r:id="rIdeyjqvzahpee_fl7xnw3a9">
+      <w:hyperlink w:history="1" r:id="rIdzz3z1hv5iari9lxmu7e2e">
         <w:r>
           <w:rPr>
             <w:rStyle w:val="Hyperlink"/>
@@ -14887,7 +14887,7 @@
         </w:rPr>
         <w:t xml:space="preserve">出處：</w:t>
       </w:r>
-      <w:hyperlink w:history="1" r:id="rIdyp5xm-udim_bbgm5nd-aj">
+      <w:hyperlink w:history="1" r:id="rIdaj24uaqbzoore_j0zaiaq">
         <w:r>
           <w:rPr>
             <w:rStyle w:val="Hyperlink"/>
@@ -14963,7 +14963,7 @@
         </w:rPr>
         <w:t xml:space="preserve">出處：</w:t>
       </w:r>
-      <w:hyperlink w:history="1" r:id="rId9aufaa_an6pir95ssyaqb">
+      <w:hyperlink w:history="1" r:id="rIdd3ibqf8y-rqz6-jqokcbp">
         <w:r>
           <w:rPr>
             <w:rStyle w:val="Hyperlink"/>
@@ -15039,7 +15039,7 @@
         </w:rPr>
         <w:t xml:space="preserve">出處：</w:t>
       </w:r>
-      <w:hyperlink w:history="1" r:id="rIdc1bjal7cynurlgt8vu-qb">
+      <w:hyperlink w:history="1" r:id="rId86eij5mq8v6xznua6frw_">
         <w:r>
           <w:rPr>
             <w:rStyle w:val="Hyperlink"/>
@@ -15115,7 +15115,7 @@
         </w:rPr>
         <w:t xml:space="preserve">出處：</w:t>
       </w:r>
-      <w:hyperlink w:history="1" r:id="rIdurejvnisvera2oyq1lfyn">
+      <w:hyperlink w:history="1" r:id="rIdi_-jjcc19mszxpzxryo4o">
         <w:r>
           <w:rPr>
             <w:rStyle w:val="Hyperlink"/>
@@ -15191,7 +15191,7 @@
         </w:rPr>
         <w:t xml:space="preserve">出處：</w:t>
       </w:r>
-      <w:hyperlink w:history="1" r:id="rIdfa-xewhm0bzx1-88wl9gl">
+      <w:hyperlink w:history="1" r:id="rIdyzrdce1jidtnhysub37jk">
         <w:r>
           <w:rPr>
             <w:rStyle w:val="Hyperlink"/>
@@ -15267,7 +15267,7 @@
         </w:rPr>
         <w:t xml:space="preserve">出處：</w:t>
       </w:r>
-      <w:hyperlink w:history="1" r:id="rIdzukuvkawvna882wcw6o-k">
+      <w:hyperlink w:history="1" r:id="rIdrtttmbkcwabsdlk0uvie6">
         <w:r>
           <w:rPr>
             <w:rStyle w:val="Hyperlink"/>
@@ -15343,7 +15343,7 @@
         </w:rPr>
         <w:t xml:space="preserve">出處：</w:t>
       </w:r>
-      <w:hyperlink w:history="1" r:id="rId7anssorozafi9bfb4lh8n">
+      <w:hyperlink w:history="1" r:id="rIdfalougjwlfx9xgwq5bvbz">
         <w:r>
           <w:rPr>
             <w:rStyle w:val="Hyperlink"/>
@@ -15419,7 +15419,7 @@
         </w:rPr>
         <w:t xml:space="preserve">出處：</w:t>
       </w:r>
-      <w:hyperlink w:history="1" r:id="rIdiv_qcnwpff0qeukc3zvnb">
+      <w:hyperlink w:history="1" r:id="rIdqkm7_kxkr6meqowxprlhh">
         <w:r>
           <w:rPr>
             <w:rStyle w:val="Hyperlink"/>
@@ -15495,7 +15495,7 @@
         </w:rPr>
         <w:t xml:space="preserve">出處：</w:t>
       </w:r>
-      <w:hyperlink w:history="1" r:id="rIdvjzedfp56udpq4hxwgezx">
+      <w:hyperlink w:history="1" r:id="rIdg_mrlvamtwtzwsh5tijag">
         <w:r>
           <w:rPr>
             <w:rStyle w:val="Hyperlink"/>
@@ -15571,7 +15571,7 @@
         </w:rPr>
         <w:t xml:space="preserve">出處：</w:t>
       </w:r>
-      <w:hyperlink w:history="1" r:id="rIdkjqcurhf_to6nkfkgg1hb">
+      <w:hyperlink w:history="1" r:id="rIdlpkekhv-9punujcg6chqh">
         <w:r>
           <w:rPr>
             <w:rStyle w:val="Hyperlink"/>
@@ -15647,7 +15647,7 @@
         </w:rPr>
         <w:t xml:space="preserve">出處：</w:t>
       </w:r>
-      <w:hyperlink w:history="1" r:id="rIdnrb63epl6hpcedmj0ltqg">
+      <w:hyperlink w:history="1" r:id="rIdnnp7fvfqyyil5jypnsmrx">
         <w:r>
           <w:rPr>
             <w:rStyle w:val="Hyperlink"/>
@@ -15723,7 +15723,7 @@
         </w:rPr>
         <w:t xml:space="preserve">出處：</w:t>
       </w:r>
-      <w:hyperlink w:history="1" r:id="rIdhit-1pfrgulr1jauklrur">
+      <w:hyperlink w:history="1" r:id="rIdddu4x9t0kv6ffqmluwbe3">
         <w:r>
           <w:rPr>
             <w:rStyle w:val="Hyperlink"/>
@@ -15799,7 +15799,7 @@
         </w:rPr>
         <w:t xml:space="preserve">出處：</w:t>
       </w:r>
-      <w:hyperlink w:history="1" r:id="rIda8lojdvivmdeo-lgd5dmf">
+      <w:hyperlink w:history="1" r:id="rIdqiwbxasroitxfamhatmf7">
         <w:r>
           <w:rPr>
             <w:rStyle w:val="Hyperlink"/>
@@ -15875,7 +15875,7 @@
         </w:rPr>
         <w:t xml:space="preserve">出處：</w:t>
       </w:r>
-      <w:hyperlink w:history="1" r:id="rIdev4q8h0chd0qth29nz1hi">
+      <w:hyperlink w:history="1" r:id="rIdneayxzyl03nq-mkns8sd0">
         <w:r>
           <w:rPr>
             <w:rStyle w:val="Hyperlink"/>
@@ -15951,7 +15951,7 @@
         </w:rPr>
         <w:t xml:space="preserve">出處：</w:t>
       </w:r>
-      <w:hyperlink w:history="1" r:id="rIdu92k-ku3ndrtmdhoojrw_">
+      <w:hyperlink w:history="1" r:id="rId18qrmdknjkgjbgbqukjrj">
         <w:r>
           <w:rPr>
             <w:rStyle w:val="Hyperlink"/>
@@ -16027,7 +16027,7 @@
         </w:rPr>
         <w:t xml:space="preserve">出處：</w:t>
       </w:r>
-      <w:hyperlink w:history="1" r:id="rIdckridmmclcvmxl3iuh4xk">
+      <w:hyperlink w:history="1" r:id="rIdqnkcesroluadmts0y47tl">
         <w:r>
           <w:rPr>
             <w:rStyle w:val="Hyperlink"/>
@@ -16103,7 +16103,7 @@
         </w:rPr>
         <w:t xml:space="preserve">出處：</w:t>
       </w:r>
-      <w:hyperlink w:history="1" r:id="rIdj0ykq_5suj-1zegjt3evs">
+      <w:hyperlink w:history="1" r:id="rId1rqkjnvo38k30sc3dvcg1">
         <w:r>
           <w:rPr>
             <w:rStyle w:val="Hyperlink"/>
@@ -16179,7 +16179,7 @@
         </w:rPr>
         <w:t xml:space="preserve">出處：</w:t>
       </w:r>
-      <w:hyperlink w:history="1" r:id="rIdqr7cctzid3czt-ajhgwda">
+      <w:hyperlink w:history="1" r:id="rIddp9sul3879bxt_8zfofgy">
         <w:r>
           <w:rPr>
             <w:rStyle w:val="Hyperlink"/>
@@ -16255,7 +16255,7 @@
         </w:rPr>
         <w:t xml:space="preserve">出處：</w:t>
       </w:r>
-      <w:hyperlink w:history="1" r:id="rId3af50khmqnibta1-jdf5f">
+      <w:hyperlink w:history="1" r:id="rIdf2iknkvurszslhf4h_a_e">
         <w:r>
           <w:rPr>
             <w:rStyle w:val="Hyperlink"/>
@@ -16331,7 +16331,7 @@
         </w:rPr>
         <w:t xml:space="preserve">出處：</w:t>
       </w:r>
-      <w:hyperlink w:history="1" r:id="rIdzyk9p_nxrrsvrqqdwtusv">
+      <w:hyperlink w:history="1" r:id="rIddnzjyjcqx7jdztryccfpq">
         <w:r>
           <w:rPr>
             <w:rStyle w:val="Hyperlink"/>
@@ -16407,7 +16407,7 @@
         </w:rPr>
         <w:t xml:space="preserve">出處：</w:t>
       </w:r>
-      <w:hyperlink w:history="1" r:id="rId-bb0t3c8ieahxhcuqeoqf">
+      <w:hyperlink w:history="1" r:id="rIdawt_kouuergppbncgdp4i">
         <w:r>
           <w:rPr>
             <w:rStyle w:val="Hyperlink"/>
@@ -16483,7 +16483,7 @@
         </w:rPr>
         <w:t xml:space="preserve">出處：</w:t>
       </w:r>
-      <w:hyperlink w:history="1" r:id="rIdqjy4ubkwlthrqlek0edxp">
+      <w:hyperlink w:history="1" r:id="rIdkvsv-9wrls0rfpjxzwxen">
         <w:r>
           <w:rPr>
             <w:rStyle w:val="Hyperlink"/>
@@ -16559,7 +16559,7 @@
         </w:rPr>
         <w:t xml:space="preserve">出處：</w:t>
       </w:r>
-      <w:hyperlink w:history="1" r:id="rIdsgx0beie4toherhzvmwmw">
+      <w:hyperlink w:history="1" r:id="rIdkwzm5fqdyieuttpipqx7e">
         <w:r>
           <w:rPr>
             <w:rStyle w:val="Hyperlink"/>
@@ -16635,7 +16635,7 @@
         </w:rPr>
         <w:t xml:space="preserve">出處：</w:t>
       </w:r>
-      <w:hyperlink w:history="1" r:id="rIdj3mlkf8hrmyg8uectdyau">
+      <w:hyperlink w:history="1" r:id="rId-egl4-rj44_cipzalyntt">
         <w:r>
           <w:rPr>
             <w:rStyle w:val="Hyperlink"/>
@@ -16711,7 +16711,7 @@
         </w:rPr>
         <w:t xml:space="preserve">出處：</w:t>
       </w:r>
-      <w:hyperlink w:history="1" r:id="rId_vai3cqmzfv5mw-4dvql7">
+      <w:hyperlink w:history="1" r:id="rIdsejmmalzt50hj8nlhdghs">
         <w:r>
           <w:rPr>
             <w:rStyle w:val="Hyperlink"/>
@@ -16787,7 +16787,7 @@
         </w:rPr>
         <w:t xml:space="preserve">出處：</w:t>
       </w:r>
-      <w:hyperlink w:history="1" r:id="rId2qkmxgav8p4fqhdxwy2er">
+      <w:hyperlink w:history="1" r:id="rIdxxnn1wwfngpokljs3xtiz">
         <w:r>
           <w:rPr>
             <w:rStyle w:val="Hyperlink"/>
@@ -16863,7 +16863,7 @@
         </w:rPr>
         <w:t xml:space="preserve">出處：</w:t>
       </w:r>
-      <w:hyperlink w:history="1" r:id="rIdz6ov9dbi9uz9ony8mrqoy">
+      <w:hyperlink w:history="1" r:id="rIdit2wltlfchwpnebh1-944">
         <w:r>
           <w:rPr>
             <w:rStyle w:val="Hyperlink"/>
@@ -16939,7 +16939,7 @@
         </w:rPr>
         <w:t xml:space="preserve">出處：</w:t>
       </w:r>
-      <w:hyperlink w:history="1" r:id="rIdhwnqqtm-8vinehe0r0edl">
+      <w:hyperlink w:history="1" r:id="rIdh8xj4pubsh0ci_o8ba9hk">
         <w:r>
           <w:rPr>
             <w:rStyle w:val="Hyperlink"/>
@@ -17031,7 +17031,7 @@
         </w:rPr>
         <w:t xml:space="preserve">出處：</w:t>
       </w:r>
-      <w:hyperlink w:history="1" r:id="rIdhzuk5jdfkzvgxy26nkucb">
+      <w:hyperlink w:history="1" r:id="rIdu2kyh5hrjemecglbdyqme">
         <w:r>
           <w:rPr>
             <w:rStyle w:val="Hyperlink"/>
@@ -17107,7 +17107,7 @@
         </w:rPr>
         <w:t xml:space="preserve">出處：</w:t>
       </w:r>
-      <w:hyperlink w:history="1" r:id="rIdjypmw-vvzoukx2mfkzll0">
+      <w:hyperlink w:history="1" r:id="rIdc-61ugatsusk1pbqocdyz">
         <w:r>
           <w:rPr>
             <w:rStyle w:val="Hyperlink"/>
@@ -17183,7 +17183,7 @@
         </w:rPr>
         <w:t xml:space="preserve">出處：</w:t>
       </w:r>
-      <w:hyperlink w:history="1" r:id="rIdu6wpcdjgjyvabe0gpc2pm">
+      <w:hyperlink w:history="1" r:id="rIdbsp_s1uydng0nfclruf58">
         <w:r>
           <w:rPr>
             <w:rStyle w:val="Hyperlink"/>
@@ -17259,7 +17259,7 @@
         </w:rPr>
         <w:t xml:space="preserve">出處：</w:t>
       </w:r>
-      <w:hyperlink w:history="1" r:id="rIdidy53mg9t111scefquye-">
+      <w:hyperlink w:history="1" r:id="rIdjkcegygjjtoqtwao40at0">
         <w:r>
           <w:rPr>
             <w:rStyle w:val="Hyperlink"/>
@@ -17335,7 +17335,7 @@
         </w:rPr>
         <w:t xml:space="preserve">出處：</w:t>
       </w:r>
-      <w:hyperlink w:history="1" r:id="rIdz4qob9ncacudfrooqaxpk">
+      <w:hyperlink w:history="1" r:id="rIddlmng11x1oyakhb1xuirr">
         <w:r>
           <w:rPr>
             <w:rStyle w:val="Hyperlink"/>
@@ -17411,7 +17411,7 @@
         </w:rPr>
         <w:t xml:space="preserve">出處：</w:t>
       </w:r>
-      <w:hyperlink w:history="1" r:id="rIdei5zu0anutg9tbqmjac3x">
+      <w:hyperlink w:history="1" r:id="rIdqblpem1jud3cut8qvnufw">
         <w:r>
           <w:rPr>
             <w:rStyle w:val="Hyperlink"/>
@@ -17487,7 +17487,7 @@
         </w:rPr>
         <w:t xml:space="preserve">出處：</w:t>
       </w:r>
-      <w:hyperlink w:history="1" r:id="rIdpzzie3j7ybvpskp-mecpp">
+      <w:hyperlink w:history="1" r:id="rIdo7jbms_kkehv4aetyw1in">
         <w:r>
           <w:rPr>
             <w:rStyle w:val="Hyperlink"/>
@@ -17563,7 +17563,7 @@
         </w:rPr>
         <w:t xml:space="preserve">出處：</w:t>
       </w:r>
-      <w:hyperlink w:history="1" r:id="rIdqobsrm94yycggpzhab2jv">
+      <w:hyperlink w:history="1" r:id="rIdbhadh7-c5xropvxwqfeef">
         <w:r>
           <w:rPr>
             <w:rStyle w:val="Hyperlink"/>
@@ -17639,7 +17639,7 @@
         </w:rPr>
         <w:t xml:space="preserve">出處：</w:t>
       </w:r>
-      <w:hyperlink w:history="1" r:id="rIdi_05bmkiltatgparwh4md">
+      <w:hyperlink w:history="1" r:id="rIdjulsfcdr5s1llx7tutg21">
         <w:r>
           <w:rPr>
             <w:rStyle w:val="Hyperlink"/>
@@ -17715,7 +17715,7 @@
         </w:rPr>
         <w:t xml:space="preserve">出處：</w:t>
       </w:r>
-      <w:hyperlink w:history="1" r:id="rIdyjvmgf_1cxn2savchzs4m">
+      <w:hyperlink w:history="1" r:id="rIdngvkyogt5denugtpxgdqm">
         <w:r>
           <w:rPr>
             <w:rStyle w:val="Hyperlink"/>
@@ -17791,7 +17791,7 @@
         </w:rPr>
         <w:t xml:space="preserve">出處：</w:t>
       </w:r>
-      <w:hyperlink w:history="1" r:id="rIdocmfjpape0-lreo6_b6i6">
+      <w:hyperlink w:history="1" r:id="rId8w2ir0wu1p6clzjamgupq">
         <w:r>
           <w:rPr>
             <w:rStyle w:val="Hyperlink"/>
@@ -17867,7 +17867,7 @@
         </w:rPr>
         <w:t xml:space="preserve">出處：</w:t>
       </w:r>
-      <w:hyperlink w:history="1" r:id="rId2r9rqh1lrl08tngqdcdct">
+      <w:hyperlink w:history="1" r:id="rId6_ffprzturrb3bkuq2zeb">
         <w:r>
           <w:rPr>
             <w:rStyle w:val="Hyperlink"/>
@@ -17943,7 +17943,7 @@
         </w:rPr>
         <w:t xml:space="preserve">出處：</w:t>
       </w:r>
-      <w:hyperlink w:history="1" r:id="rIdogdmkam2qrzwe9jwbb9cj">
+      <w:hyperlink w:history="1" r:id="rId26nopeqy1575tnqqzqkvc">
         <w:r>
           <w:rPr>
             <w:rStyle w:val="Hyperlink"/>
@@ -18019,7 +18019,7 @@
         </w:rPr>
         <w:t xml:space="preserve">出處：</w:t>
       </w:r>
-      <w:hyperlink w:history="1" r:id="rId0vfn4xl8-ufsdamhlwcqf">
+      <w:hyperlink w:history="1" r:id="rIdav1iuuiyz61xzz-vils40">
         <w:r>
           <w:rPr>
             <w:rStyle w:val="Hyperlink"/>
@@ -18095,7 +18095,7 @@
         </w:rPr>
         <w:t xml:space="preserve">出處：</w:t>
       </w:r>
-      <w:hyperlink w:history="1" r:id="rIdcs4cklpfnftlp5zwqt3xu">
+      <w:hyperlink w:history="1" r:id="rIdvw0iwbmzytmavi8xaiqbn">
         <w:r>
           <w:rPr>
             <w:rStyle w:val="Hyperlink"/>
@@ -18171,7 +18171,7 @@
         </w:rPr>
         <w:t xml:space="preserve">出處：</w:t>
       </w:r>
-      <w:hyperlink w:history="1" r:id="rIdsozo7vl_qvr8ivas01lgr">
+      <w:hyperlink w:history="1" r:id="rIdtjdhlpzlzha2f-ueg10ua">
         <w:r>
           <w:rPr>
             <w:rStyle w:val="Hyperlink"/>
@@ -18247,7 +18247,7 @@
         </w:rPr>
         <w:t xml:space="preserve">出處：</w:t>
       </w:r>
-      <w:hyperlink w:history="1" r:id="rId13ftzihld8iqmihqsnee_">
+      <w:hyperlink w:history="1" r:id="rIdgphlbvaflkod3b62umzsh">
         <w:r>
           <w:rPr>
             <w:rStyle w:val="Hyperlink"/>
@@ -18323,7 +18323,7 @@
         </w:rPr>
         <w:t xml:space="preserve">出處：</w:t>
       </w:r>
-      <w:hyperlink w:history="1" r:id="rIdxcklgaj6vgwlqglmzfetu">
+      <w:hyperlink w:history="1" r:id="rIdetnmciariuig8g602ngyh">
         <w:r>
           <w:rPr>
             <w:rStyle w:val="Hyperlink"/>
@@ -18399,7 +18399,7 @@
         </w:rPr>
         <w:t xml:space="preserve">出處：</w:t>
       </w:r>
-      <w:hyperlink w:history="1" r:id="rId_ahgd-xikdacrbckfyts9">
+      <w:hyperlink w:history="1" r:id="rId8cipja_unbnvrj6lqfogi">
         <w:r>
           <w:rPr>
             <w:rStyle w:val="Hyperlink"/>
@@ -18475,7 +18475,7 @@
         </w:rPr>
         <w:t xml:space="preserve">出處：</w:t>
       </w:r>
-      <w:hyperlink w:history="1" r:id="rId_vxdqyujkqlsos7kiupjo">
+      <w:hyperlink w:history="1" r:id="rIdfktuhy1nluedkjmo2zirp">
         <w:r>
           <w:rPr>
             <w:rStyle w:val="Hyperlink"/>
@@ -18551,7 +18551,7 @@
         </w:rPr>
         <w:t xml:space="preserve">出處：</w:t>
       </w:r>
-      <w:hyperlink w:history="1" r:id="rIdynsg9v9bw0wx0titvjzpo">
+      <w:hyperlink w:history="1" r:id="rIdhu3itrfiytu6msqqkqwgy">
         <w:r>
           <w:rPr>
             <w:rStyle w:val="Hyperlink"/>
@@ -18627,7 +18627,7 @@
         </w:rPr>
         <w:t xml:space="preserve">出處：</w:t>
       </w:r>
-      <w:hyperlink w:history="1" r:id="rIdacb_aeneh0a-j4v88-fp9">
+      <w:hyperlink w:history="1" r:id="rIdxsmq6jl2p-j6ewoohkkcg">
         <w:r>
           <w:rPr>
             <w:rStyle w:val="Hyperlink"/>
@@ -18703,7 +18703,7 @@
         </w:rPr>
         <w:t xml:space="preserve">出處：</w:t>
       </w:r>
-      <w:hyperlink w:history="1" r:id="rIde0kaho1rpanpnaxd9chew">
+      <w:hyperlink w:history="1" r:id="rIdp_aqiu7m7azexnn4nrj-l">
         <w:r>
           <w:rPr>
             <w:rStyle w:val="Hyperlink"/>
@@ -18779,7 +18779,7 @@
         </w:rPr>
         <w:t xml:space="preserve">出處：</w:t>
       </w:r>
-      <w:hyperlink w:history="1" r:id="rIdcqypywjfrjrx-epg2qw6v">
+      <w:hyperlink w:history="1" r:id="rIdkd87mpp7wwmvpplzyzbid">
         <w:r>
           <w:rPr>
             <w:rStyle w:val="Hyperlink"/>
@@ -18855,7 +18855,7 @@
         </w:rPr>
         <w:t xml:space="preserve">出處：</w:t>
       </w:r>
-      <w:hyperlink w:history="1" r:id="rIddxg0m0ydyqcnqfpjbc6uo">
+      <w:hyperlink w:history="1" r:id="rIdqo0xzeks8wnah3nf3r2e5">
         <w:r>
           <w:rPr>
             <w:rStyle w:val="Hyperlink"/>
@@ -18931,7 +18931,7 @@
         </w:rPr>
         <w:t xml:space="preserve">出處：</w:t>
       </w:r>
-      <w:hyperlink w:history="1" r:id="rId6kf5cki2xkk72kjwori7t">
+      <w:hyperlink w:history="1" r:id="rIdkztywyikxypztdilfqlnq">
         <w:r>
           <w:rPr>
             <w:rStyle w:val="Hyperlink"/>
@@ -19007,7 +19007,7 @@
         </w:rPr>
         <w:t xml:space="preserve">出處：</w:t>
       </w:r>
-      <w:hyperlink w:history="1" r:id="rIdxlwz_o2ffnqrxcyyhne4c">
+      <w:hyperlink w:history="1" r:id="rIdlqwcwpbrgzl8ocmys1aku">
         <w:r>
           <w:rPr>
             <w:rStyle w:val="Hyperlink"/>
@@ -19099,7 +19099,7 @@
         </w:rPr>
         <w:t xml:space="preserve">出處：</w:t>
       </w:r>
-      <w:hyperlink w:history="1" r:id="rIdzq0k_virfm6l_nxgigwkv">
+      <w:hyperlink w:history="1" r:id="rIduucp-5-bmr911vtxfg4m2">
         <w:r>
           <w:rPr>
             <w:rStyle w:val="Hyperlink"/>
@@ -19175,7 +19175,7 @@
         </w:rPr>
         <w:t xml:space="preserve">出處：</w:t>
       </w:r>
-      <w:hyperlink w:history="1" r:id="rId0hpqibvza20k77tmvfrme">
+      <w:hyperlink w:history="1" r:id="rIdv3q_umk0igzecee-oldty">
         <w:r>
           <w:rPr>
             <w:rStyle w:val="Hyperlink"/>
@@ -19251,7 +19251,7 @@
         </w:rPr>
         <w:t xml:space="preserve">出處：</w:t>
       </w:r>
-      <w:hyperlink w:history="1" r:id="rId_ooih0gk7fmk83i5zfw5b">
+      <w:hyperlink w:history="1" r:id="rIdvsxhdkwa5imsehnfiwfcu">
         <w:r>
           <w:rPr>
             <w:rStyle w:val="Hyperlink"/>
@@ -19327,7 +19327,7 @@
         </w:rPr>
         <w:t xml:space="preserve">出處：</w:t>
       </w:r>
-      <w:hyperlink w:history="1" r:id="rIdeidlhq6o6kpow8t2rjbaq">
+      <w:hyperlink w:history="1" r:id="rIdrh10qjqzybwv-uhfjckvj">
         <w:r>
           <w:rPr>
             <w:rStyle w:val="Hyperlink"/>
@@ -19403,7 +19403,7 @@
         </w:rPr>
         <w:t xml:space="preserve">出處：</w:t>
       </w:r>
-      <w:hyperlink w:history="1" r:id="rIdlcuh9lssdw954psthq6mz">
+      <w:hyperlink w:history="1" r:id="rIdrycreyee4b2mag5ure15a">
         <w:r>
           <w:rPr>
             <w:rStyle w:val="Hyperlink"/>
@@ -19479,7 +19479,7 @@
         </w:rPr>
         <w:t xml:space="preserve">出處：</w:t>
       </w:r>
-      <w:hyperlink w:history="1" r:id="rIdvhvbj-demlxnljgagd8dx">
+      <w:hyperlink w:history="1" r:id="rIdaqylraf8vukzftyyt7tkd">
         <w:r>
           <w:rPr>
             <w:rStyle w:val="Hyperlink"/>
@@ -19555,7 +19555,7 @@
         </w:rPr>
         <w:t xml:space="preserve">出處：</w:t>
       </w:r>
-      <w:hyperlink w:history="1" r:id="rIdajboqxpa_41xiayosrygm">
+      <w:hyperlink w:history="1" r:id="rIdoujodeoha4lok4n6ma-fa">
         <w:r>
           <w:rPr>
             <w:rStyle w:val="Hyperlink"/>
@@ -19631,7 +19631,7 @@
         </w:rPr>
         <w:t xml:space="preserve">出處：</w:t>
       </w:r>
-      <w:hyperlink w:history="1" r:id="rId_c4j9zaa3me2fu5o2-9zv">
+      <w:hyperlink w:history="1" r:id="rId01gftainccpwlsi1l4yoj">
         <w:r>
           <w:rPr>
             <w:rStyle w:val="Hyperlink"/>
@@ -19707,7 +19707,7 @@
         </w:rPr>
         <w:t xml:space="preserve">出處：</w:t>
       </w:r>
-      <w:hyperlink w:history="1" r:id="rId1edyiiixugunilsm7-kc-">
+      <w:hyperlink w:history="1" r:id="rIduqo_stvilwpsai8flb_nz">
         <w:r>
           <w:rPr>
             <w:rStyle w:val="Hyperlink"/>
@@ -19783,7 +19783,7 @@
         </w:rPr>
         <w:t xml:space="preserve">出處：</w:t>
       </w:r>
-      <w:hyperlink w:history="1" r:id="rIdntuybtbnp7o6udzrsnngv">
+      <w:hyperlink w:history="1" r:id="rIddstzrcntnqbw0e_ndiiwn">
         <w:r>
           <w:rPr>
             <w:rStyle w:val="Hyperlink"/>
@@ -19859,7 +19859,7 @@
         </w:rPr>
         <w:t xml:space="preserve">出處：</w:t>
       </w:r>
-      <w:hyperlink w:history="1" r:id="rIdsnl4cuo5yvuvalzs7gog7">
+      <w:hyperlink w:history="1" r:id="rIdmkoif8084xifc__eztxi_">
         <w:r>
           <w:rPr>
             <w:rStyle w:val="Hyperlink"/>
@@ -19935,7 +19935,7 @@
         </w:rPr>
         <w:t xml:space="preserve">出處：</w:t>
       </w:r>
-      <w:hyperlink w:history="1" r:id="rId-a7jfyimfao7vhmph1kxm">
+      <w:hyperlink w:history="1" r:id="rId5x2xfltqxellhe8mdcbrc">
         <w:r>
           <w:rPr>
             <w:rStyle w:val="Hyperlink"/>
@@ -20011,7 +20011,7 @@
         </w:rPr>
         <w:t xml:space="preserve">出處：</w:t>
       </w:r>
-      <w:hyperlink w:history="1" r:id="rIdbb_d72uhq9gjfwju2roez">
+      <w:hyperlink w:history="1" r:id="rIdo4d2cdxpgi6mpfk1f8u8r">
         <w:r>
           <w:rPr>
             <w:rStyle w:val="Hyperlink"/>
@@ -20087,7 +20087,7 @@
         </w:rPr>
         <w:t xml:space="preserve">出處：</w:t>
       </w:r>
-      <w:hyperlink w:history="1" r:id="rId0vljzcqjgrksawei-w1r0">
+      <w:hyperlink w:history="1" r:id="rIdrbifzg2l6nfy-rfs9tbdc">
         <w:r>
           <w:rPr>
             <w:rStyle w:val="Hyperlink"/>
@@ -20163,7 +20163,7 @@
         </w:rPr>
         <w:t xml:space="preserve">出處：</w:t>
       </w:r>
-      <w:hyperlink w:history="1" r:id="rIdfdxgvfjfrje9nkepy1vbj">
+      <w:hyperlink w:history="1" r:id="rIdeoc86e5j7euvyksjnfp7d">
         <w:r>
           <w:rPr>
             <w:rStyle w:val="Hyperlink"/>
@@ -20239,7 +20239,7 @@
         </w:rPr>
         <w:t xml:space="preserve">出處：</w:t>
       </w:r>
-      <w:hyperlink w:history="1" r:id="rIdvz230inj4d1_jurvsq9rv">
+      <w:hyperlink w:history="1" r:id="rIde8omv0mnm1bvpwszh7ksk">
         <w:r>
           <w:rPr>
             <w:rStyle w:val="Hyperlink"/>
@@ -20315,7 +20315,7 @@
         </w:rPr>
         <w:t xml:space="preserve">出處：</w:t>
       </w:r>
-      <w:hyperlink w:history="1" r:id="rIddlx8yi4e7mz1i3c4s5epu">
+      <w:hyperlink w:history="1" r:id="rIdngmjdmjq8l_k1dvm6otwf">
         <w:r>
           <w:rPr>
             <w:rStyle w:val="Hyperlink"/>
@@ -20391,7 +20391,7 @@
         </w:rPr>
         <w:t xml:space="preserve">出處：</w:t>
       </w:r>
-      <w:hyperlink w:history="1" r:id="rIdw63_xyxovy-oburuw3etk">
+      <w:hyperlink w:history="1" r:id="rIddya7mwfglvdukvkh5sgkk">
         <w:r>
           <w:rPr>
             <w:rStyle w:val="Hyperlink"/>
@@ -20467,7 +20467,7 @@
         </w:rPr>
         <w:t xml:space="preserve">出處：</w:t>
       </w:r>
-      <w:hyperlink w:history="1" r:id="rId7brknvnzn-_4imaeouynb">
+      <w:hyperlink w:history="1" r:id="rIdlw0l_vjck_fazzqjhkwqz">
         <w:r>
           <w:rPr>
             <w:rStyle w:val="Hyperlink"/>
@@ -20543,7 +20543,7 @@
         </w:rPr>
         <w:t xml:space="preserve">出處：</w:t>
       </w:r>
-      <w:hyperlink w:history="1" r:id="rIdeahsn9hb0ins6g4egamuc">
+      <w:hyperlink w:history="1" r:id="rId59dh6qkdaiuzxiwgxchdb">
         <w:r>
           <w:rPr>
             <w:rStyle w:val="Hyperlink"/>
@@ -20619,7 +20619,7 @@
         </w:rPr>
         <w:t xml:space="preserve">出處：</w:t>
       </w:r>
-      <w:hyperlink w:history="1" r:id="rIdbrlpgamxryotm7mfntf7n">
+      <w:hyperlink w:history="1" r:id="rIdvburtzvigjjlcoozsk095">
         <w:r>
           <w:rPr>
             <w:rStyle w:val="Hyperlink"/>
@@ -20711,7 +20711,7 @@
         </w:rPr>
         <w:t xml:space="preserve">出處：</w:t>
       </w:r>
-      <w:hyperlink w:history="1" r:id="rIdkrf0jpad9p-kk0pijrqlo">
+      <w:hyperlink w:history="1" r:id="rIdzdi3xwpuyjd-ni2qomwzh">
         <w:r>
           <w:rPr>
             <w:rStyle w:val="Hyperlink"/>
@@ -20787,7 +20787,7 @@
         </w:rPr>
         <w:t xml:space="preserve">出處：</w:t>
       </w:r>
-      <w:hyperlink w:history="1" r:id="rId43tuoayrtk0bnfbaero3z">
+      <w:hyperlink w:history="1" r:id="rIdltdkkbeqvkqh0hdhpyx12">
         <w:r>
           <w:rPr>
             <w:rStyle w:val="Hyperlink"/>
@@ -20863,7 +20863,7 @@
         </w:rPr>
         <w:t xml:space="preserve">出處：</w:t>
       </w:r>
-      <w:hyperlink w:history="1" r:id="rIdsecw4jhn8pkp1zjrh7khw">
+      <w:hyperlink w:history="1" r:id="rIdizj8abqduyegohzrnqdob">
         <w:r>
           <w:rPr>
             <w:rStyle w:val="Hyperlink"/>
@@ -20939,7 +20939,7 @@
         </w:rPr>
         <w:t xml:space="preserve">出處：</w:t>
       </w:r>
-      <w:hyperlink w:history="1" r:id="rIdtuflgf3cnrahbjtrieph_">
+      <w:hyperlink w:history="1" r:id="rIdkxp64upv4zu1xmsy_0g5g">
         <w:r>
           <w:rPr>
             <w:rStyle w:val="Hyperlink"/>
@@ -21015,7 +21015,7 @@
         </w:rPr>
         <w:t xml:space="preserve">出處：</w:t>
       </w:r>
-      <w:hyperlink w:history="1" r:id="rId-v8fh5c7_odwcwwa3wgjb">
+      <w:hyperlink w:history="1" r:id="rIdbow5kr1jfabubxvca-ijz">
         <w:r>
           <w:rPr>
             <w:rStyle w:val="Hyperlink"/>
@@ -21091,7 +21091,7 @@
         </w:rPr>
         <w:t xml:space="preserve">出處：</w:t>
       </w:r>
-      <w:hyperlink w:history="1" r:id="rIdg9cgppk8mpkuvvg2o_-1x">
+      <w:hyperlink w:history="1" r:id="rIdz-w1oncx3jfpde3wcrzfd">
         <w:r>
           <w:rPr>
             <w:rStyle w:val="Hyperlink"/>
@@ -21167,7 +21167,7 @@
         </w:rPr>
         <w:t xml:space="preserve">出處：</w:t>
       </w:r>
-      <w:hyperlink w:history="1" r:id="rIdhtwcbcncaduebaax3ydpc">
+      <w:hyperlink w:history="1" r:id="rIdmb962u3q1xv_gn607gc73">
         <w:r>
           <w:rPr>
             <w:rStyle w:val="Hyperlink"/>
@@ -21243,7 +21243,7 @@
         </w:rPr>
         <w:t xml:space="preserve">出處：</w:t>
       </w:r>
-      <w:hyperlink w:history="1" r:id="rIdmqyzn0ybxltro6l_3gvas">
+      <w:hyperlink w:history="1" r:id="rIdsdfurn5cxirryf6cgpu8y">
         <w:r>
           <w:rPr>
             <w:rStyle w:val="Hyperlink"/>
@@ -21319,7 +21319,7 @@
         </w:rPr>
         <w:t xml:space="preserve">出處：</w:t>
       </w:r>
-      <w:hyperlink w:history="1" r:id="rId_sc7h2jr1xyxtdyrpwidb">
+      <w:hyperlink w:history="1" r:id="rIduaxkz3pxebfpj8de5djkc">
         <w:r>
           <w:rPr>
             <w:rStyle w:val="Hyperlink"/>
@@ -21395,7 +21395,7 @@
         </w:rPr>
         <w:t xml:space="preserve">出處：</w:t>
       </w:r>
-      <w:hyperlink w:history="1" r:id="rIdynuw4jmfvtgzpbdymeetx">
+      <w:hyperlink w:history="1" r:id="rId2kjzntpx5y9xifpmcfvly">
         <w:r>
           <w:rPr>
             <w:rStyle w:val="Hyperlink"/>
@@ -21471,7 +21471,7 @@
         </w:rPr>
         <w:t xml:space="preserve">出處：</w:t>
       </w:r>
-      <w:hyperlink w:history="1" r:id="rIdkbn43runu51ot4u1lgtbm">
+      <w:hyperlink w:history="1" r:id="rIdx8g-u4ltt4kpq1wzt9ukg">
         <w:r>
           <w:rPr>
             <w:rStyle w:val="Hyperlink"/>
@@ -21547,7 +21547,7 @@
         </w:rPr>
         <w:t xml:space="preserve">出處：</w:t>
       </w:r>
-      <w:hyperlink w:history="1" r:id="rIdaqw7cvkbgen9trp7_39ej">
+      <w:hyperlink w:history="1" r:id="rIdtvgkfa9qjf2vbxrmileck">
         <w:r>
           <w:rPr>
             <w:rStyle w:val="Hyperlink"/>
@@ -21623,7 +21623,7 @@
         </w:rPr>
         <w:t xml:space="preserve">出處：</w:t>
       </w:r>
-      <w:hyperlink w:history="1" r:id="rIdpm8abdd89cujalsihsmpt">
+      <w:hyperlink w:history="1" r:id="rIdrrphqanvl3c9cuxv4ylot">
         <w:r>
           <w:rPr>
             <w:rStyle w:val="Hyperlink"/>
@@ -21699,7 +21699,7 @@
         </w:rPr>
         <w:t xml:space="preserve">出處：</w:t>
       </w:r>
-      <w:hyperlink w:history="1" r:id="rIde3miaci2wnwmisyanyaat">
+      <w:hyperlink w:history="1" r:id="rIdsjxhj0zl-goc15e2s8tzz">
         <w:r>
           <w:rPr>
             <w:rStyle w:val="Hyperlink"/>
@@ -21775,7 +21775,7 @@
         </w:rPr>
         <w:t xml:space="preserve">出處：</w:t>
       </w:r>
-      <w:hyperlink w:history="1" r:id="rIdnfchmynewkmtxerawxgjl">
+      <w:hyperlink w:history="1" r:id="rIdv0wuqcni6u0nlmteulvwp">
         <w:r>
           <w:rPr>
             <w:rStyle w:val="Hyperlink"/>
@@ -21851,7 +21851,7 @@
         </w:rPr>
         <w:t xml:space="preserve">出處：</w:t>
       </w:r>
-      <w:hyperlink w:history="1" r:id="rId7c6rs88b4zllxirw-k54u">
+      <w:hyperlink w:history="1" r:id="rIdao9ru_wd2pjxkug3iecgm">
         <w:r>
           <w:rPr>
             <w:rStyle w:val="Hyperlink"/>
@@ -21927,7 +21927,7 @@
         </w:rPr>
         <w:t xml:space="preserve">出處：</w:t>
       </w:r>
-      <w:hyperlink w:history="1" r:id="rIduwzhcboclloxj9jitmvwd">
+      <w:hyperlink w:history="1" r:id="rIdeulxevfw-fijix3ju6lrf">
         <w:r>
           <w:rPr>
             <w:rStyle w:val="Hyperlink"/>
@@ -22003,7 +22003,7 @@
         </w:rPr>
         <w:t xml:space="preserve">出處：</w:t>
       </w:r>
-      <w:hyperlink w:history="1" r:id="rId0l0khn5nfcsrcvb9-_pjh">
+      <w:hyperlink w:history="1" r:id="rIdhumyss--q-tmkcju7-30b">
         <w:r>
           <w:rPr>
             <w:rStyle w:val="Hyperlink"/>
@@ -22079,7 +22079,7 @@
         </w:rPr>
         <w:t xml:space="preserve">出處：</w:t>
       </w:r>
-      <w:hyperlink w:history="1" r:id="rId9hxge6rwxwinnlvujlzvm">
+      <w:hyperlink w:history="1" r:id="rId2yc8b94gq_spe0misl_am">
         <w:r>
           <w:rPr>
             <w:rStyle w:val="Hyperlink"/>
@@ -22155,7 +22155,7 @@
         </w:rPr>
         <w:t xml:space="preserve">出處：</w:t>
       </w:r>
-      <w:hyperlink w:history="1" r:id="rIdqesp81rqfhzlmnnb4vir7">
+      <w:hyperlink w:history="1" r:id="rIdqangfkucgjjyzmrpsllwv">
         <w:r>
           <w:rPr>
             <w:rStyle w:val="Hyperlink"/>
@@ -22231,7 +22231,7 @@
         </w:rPr>
         <w:t xml:space="preserve">出處：</w:t>
       </w:r>
-      <w:hyperlink w:history="1" r:id="rIdxljykt_nhyxxnigyg7y46">
+      <w:hyperlink w:history="1" r:id="rIdudjcq4c9lvasppct3ayyc">
         <w:r>
           <w:rPr>
             <w:rStyle w:val="Hyperlink"/>
@@ -22307,7 +22307,7 @@
         </w:rPr>
         <w:t xml:space="preserve">出處：</w:t>
       </w:r>
-      <w:hyperlink w:history="1" r:id="rIdi4lwfuiosqe54-jkaxd9m">
+      <w:hyperlink w:history="1" r:id="rIdj7bsnopwfz-nhioynmybt">
         <w:r>
           <w:rPr>
             <w:rStyle w:val="Hyperlink"/>
@@ -22383,7 +22383,7 @@
         </w:rPr>
         <w:t xml:space="preserve">出處：</w:t>
       </w:r>
-      <w:hyperlink w:history="1" r:id="rId6o7sj8wdjms1c92qtlmzf">
+      <w:hyperlink w:history="1" r:id="rId3weivo9cdjf9d_u4gspdt">
         <w:r>
           <w:rPr>
             <w:rStyle w:val="Hyperlink"/>
@@ -22459,7 +22459,7 @@
         </w:rPr>
         <w:t xml:space="preserve">出處：</w:t>
       </w:r>
-      <w:hyperlink w:history="1" r:id="rIdisndbe7ccjabuhuiahqay">
+      <w:hyperlink w:history="1" r:id="rIdfhvvnlg7rff3n-pz_mfdt">
         <w:r>
           <w:rPr>
             <w:rStyle w:val="Hyperlink"/>
@@ -22535,7 +22535,7 @@
         </w:rPr>
         <w:t xml:space="preserve">出處：</w:t>
       </w:r>
-      <w:hyperlink w:history="1" r:id="rIdlcoy7a1b1foo-pfwyhm0n">
+      <w:hyperlink w:history="1" r:id="rIdebzjxdzoxtowtlqqb_xu3">
         <w:r>
           <w:rPr>
             <w:rStyle w:val="Hyperlink"/>
@@ -22611,7 +22611,7 @@
         </w:rPr>
         <w:t xml:space="preserve">出處：</w:t>
       </w:r>
-      <w:hyperlink w:history="1" r:id="rIdvku-bl30fn0pf-kymtlbl">
+      <w:hyperlink w:history="1" r:id="rIdcyszamx-4wnzuj8up6fi1">
         <w:r>
           <w:rPr>
             <w:rStyle w:val="Hyperlink"/>
@@ -22687,7 +22687,7 @@
         </w:rPr>
         <w:t xml:space="preserve">出處：</w:t>
       </w:r>
-      <w:hyperlink w:history="1" r:id="rIdoedtbwfsuaggenncdrhvk">
+      <w:hyperlink w:history="1" r:id="rIdj9_b56p7jqlvqk1sdyruv">
         <w:r>
           <w:rPr>
             <w:rStyle w:val="Hyperlink"/>
@@ -22763,7 +22763,7 @@
         </w:rPr>
         <w:t xml:space="preserve">出處：</w:t>
       </w:r>
-      <w:hyperlink w:history="1" r:id="rIdsubqj2lzh22w4vloinhqs">
+      <w:hyperlink w:history="1" r:id="rId12oggsi3umhreofqkohpf">
         <w:r>
           <w:rPr>
             <w:rStyle w:val="Hyperlink"/>
@@ -22839,7 +22839,7 @@
         </w:rPr>
         <w:t xml:space="preserve">出處：</w:t>
       </w:r>
-      <w:hyperlink w:history="1" r:id="rIdh3k-p_-odfcsycqavvvju">
+      <w:hyperlink w:history="1" r:id="rIdgv4dcirdupknjkedbvoao">
         <w:r>
           <w:rPr>
             <w:rStyle w:val="Hyperlink"/>
@@ -22931,7 +22931,7 @@
         </w:rPr>
         <w:t xml:space="preserve">出處：</w:t>
       </w:r>
-      <w:hyperlink w:history="1" r:id="rIdzllvxjyccpokz5ix6ycw-">
+      <w:hyperlink w:history="1" r:id="rId00vgzywlaemvy98ll-1_f">
         <w:r>
           <w:rPr>
             <w:rStyle w:val="Hyperlink"/>
@@ -23007,7 +23007,7 @@
         </w:rPr>
         <w:t xml:space="preserve">出處：</w:t>
       </w:r>
-      <w:hyperlink w:history="1" r:id="rIdu80zttsf7kenkp9gtov2e">
+      <w:hyperlink w:history="1" r:id="rIdhxeo092gyxxgmzolt5jqz">
         <w:r>
           <w:rPr>
             <w:rStyle w:val="Hyperlink"/>
@@ -23083,7 +23083,7 @@
         </w:rPr>
         <w:t xml:space="preserve">出處：</w:t>
       </w:r>
-      <w:hyperlink w:history="1" r:id="rIdulxpjeq_-f9if8buixd6b">
+      <w:hyperlink w:history="1" r:id="rIdpthe7ssjbrqvdciotymbt">
         <w:r>
           <w:rPr>
             <w:rStyle w:val="Hyperlink"/>
@@ -23159,7 +23159,7 @@
         </w:rPr>
         <w:t xml:space="preserve">出處：</w:t>
       </w:r>
-      <w:hyperlink w:history="1" r:id="rIdxlif9nl3mjavvah3burnn">
+      <w:hyperlink w:history="1" r:id="rIdnjifkojvyexrcfrnakvo5">
         <w:r>
           <w:rPr>
             <w:rStyle w:val="Hyperlink"/>
@@ -23235,7 +23235,7 @@
         </w:rPr>
         <w:t xml:space="preserve">出處：</w:t>
       </w:r>
-      <w:hyperlink w:history="1" r:id="rIdocwv0n_p_vbep5offv1ln">
+      <w:hyperlink w:history="1" r:id="rId7mk2tvb6q1b1jdmrqksp-">
         <w:r>
           <w:rPr>
             <w:rStyle w:val="Hyperlink"/>
@@ -23311,7 +23311,7 @@
         </w:rPr>
         <w:t xml:space="preserve">出處：</w:t>
       </w:r>
-      <w:hyperlink w:history="1" r:id="rIdn1k_uhjcum6wpqu5qee-m">
+      <w:hyperlink w:history="1" r:id="rIdlv-zfml8eeje1qlnvotby">
         <w:r>
           <w:rPr>
             <w:rStyle w:val="Hyperlink"/>
@@ -23387,7 +23387,7 @@
         </w:rPr>
         <w:t xml:space="preserve">出處：</w:t>
       </w:r>
-      <w:hyperlink w:history="1" r:id="rIdxtk98olu4x3ksle6hwvjp">
+      <w:hyperlink w:history="1" r:id="rIdyml5os-cbyukdftyzqw2e">
         <w:r>
           <w:rPr>
             <w:rStyle w:val="Hyperlink"/>
@@ -23463,7 +23463,7 @@
         </w:rPr>
         <w:t xml:space="preserve">出處：</w:t>
       </w:r>
-      <w:hyperlink w:history="1" r:id="rIdc54unrdypokxmmxw-bewq">
+      <w:hyperlink w:history="1" r:id="rIdyuut8ccj8zan8yy6caf8d">
         <w:r>
           <w:rPr>
             <w:rStyle w:val="Hyperlink"/>
@@ -23555,7 +23555,7 @@
         </w:rPr>
         <w:t xml:space="preserve">出處：</w:t>
       </w:r>
-      <w:hyperlink w:history="1" r:id="rIdw_a3ccg_duhexompqkxku">
+      <w:hyperlink w:history="1" r:id="rIdg_dwarmgkbtcizxh4jzzt">
         <w:r>
           <w:rPr>
             <w:rStyle w:val="Hyperlink"/>
@@ -23631,7 +23631,7 @@
         </w:rPr>
         <w:t xml:space="preserve">出處：</w:t>
       </w:r>
-      <w:hyperlink w:history="1" r:id="rIdru7cmg-z9t9laaaktxg4b">
+      <w:hyperlink w:history="1" r:id="rIdexyf1f1bm9tqbxehv7rcl">
         <w:r>
           <w:rPr>
             <w:rStyle w:val="Hyperlink"/>
@@ -23707,7 +23707,7 @@
         </w:rPr>
         <w:t xml:space="preserve">出處：</w:t>
       </w:r>
-      <w:hyperlink w:history="1" r:id="rIdul4ya1amg2qklfpxvqmer">
+      <w:hyperlink w:history="1" r:id="rIdlyhneofadwywvcbivz-hg">
         <w:r>
           <w:rPr>
             <w:rStyle w:val="Hyperlink"/>
@@ -23783,7 +23783,7 @@
         </w:rPr>
         <w:t xml:space="preserve">出處：</w:t>
       </w:r>
-      <w:hyperlink w:history="1" r:id="rIdrp6ajdo5osc3mae6tnfta">
+      <w:hyperlink w:history="1" r:id="rIdszvysslvtsyq57eculj_m">
         <w:r>
           <w:rPr>
             <w:rStyle w:val="Hyperlink"/>
@@ -23859,7 +23859,7 @@
         </w:rPr>
         <w:t xml:space="preserve">出處：</w:t>
       </w:r>
-      <w:hyperlink w:history="1" r:id="rId2z6if366lvkteb9j2umfy">
+      <w:hyperlink w:history="1" r:id="rIdafoe1m2uinkbee_vplmfp">
         <w:r>
           <w:rPr>
             <w:rStyle w:val="Hyperlink"/>
@@ -23935,7 +23935,7 @@
         </w:rPr>
         <w:t xml:space="preserve">出處：</w:t>
       </w:r>
-      <w:hyperlink w:history="1" r:id="rIdjkpsvdzgttedum6lma3b9">
+      <w:hyperlink w:history="1" r:id="rIdcjrmug9xnr5ktme-kdtuo">
         <w:r>
           <w:rPr>
             <w:rStyle w:val="Hyperlink"/>
@@ -24011,7 +24011,7 @@
         </w:rPr>
         <w:t xml:space="preserve">出處：</w:t>
       </w:r>
-      <w:hyperlink w:history="1" r:id="rIduouncvrbx1vvbvehvfhra">
+      <w:hyperlink w:history="1" r:id="rIdlkpckixy2zs1dn3x98yfq">
         <w:r>
           <w:rPr>
             <w:rStyle w:val="Hyperlink"/>
@@ -24087,7 +24087,7 @@
         </w:rPr>
         <w:t xml:space="preserve">出處：</w:t>
       </w:r>
-      <w:hyperlink w:history="1" r:id="rIdv-k8u9dlbd3fqikqqvxyg">
+      <w:hyperlink w:history="1" r:id="rIdjfvohczs6ug-nyfydlpdn">
         <w:r>
           <w:rPr>
             <w:rStyle w:val="Hyperlink"/>
@@ -24163,7 +24163,7 @@
         </w:rPr>
         <w:t xml:space="preserve">出處：</w:t>
       </w:r>
-      <w:hyperlink w:history="1" r:id="rIdphrjpmwkjr50tczjdk6s4">
+      <w:hyperlink w:history="1" r:id="rIdylfdsulwjof8o9urxgdcv">
         <w:r>
           <w:rPr>
             <w:rStyle w:val="Hyperlink"/>
@@ -24239,7 +24239,7 @@
         </w:rPr>
         <w:t xml:space="preserve">出處：</w:t>
       </w:r>
-      <w:hyperlink w:history="1" r:id="rIdft_cctlbliwte6nuuuwyg">
+      <w:hyperlink w:history="1" r:id="rIdacy3zi-km5mwv-gjymuip">
         <w:r>
           <w:rPr>
             <w:rStyle w:val="Hyperlink"/>
@@ -24331,7 +24331,7 @@
         </w:rPr>
         <w:t xml:space="preserve">出處：</w:t>
       </w:r>
-      <w:hyperlink w:history="1" r:id="rIdlulocntq4llpdamkdfuix">
+      <w:hyperlink w:history="1" r:id="rIdkmsmrjlgsifcsc7wh3gqv">
         <w:r>
           <w:rPr>
             <w:rStyle w:val="Hyperlink"/>
@@ -24407,7 +24407,7 @@
         </w:rPr>
         <w:t xml:space="preserve">出處：</w:t>
       </w:r>
-      <w:hyperlink w:history="1" r:id="rIdkghgtafo5ss5iaj6fjfsa">
+      <w:hyperlink w:history="1" r:id="rIdbdrm5u9rbo2plmti7hazy">
         <w:r>
           <w:rPr>
             <w:rStyle w:val="Hyperlink"/>
@@ -24483,7 +24483,7 @@
         </w:rPr>
         <w:t xml:space="preserve">出處：</w:t>
       </w:r>
-      <w:hyperlink w:history="1" r:id="rIdjfl7rli6zeu-cx0twravm">
+      <w:hyperlink w:history="1" r:id="rIdbea3vs-prgxavpdkhwpsd">
         <w:r>
           <w:rPr>
             <w:rStyle w:val="Hyperlink"/>
@@ -24559,7 +24559,7 @@
         </w:rPr>
         <w:t xml:space="preserve">出處：</w:t>
       </w:r>
-      <w:hyperlink w:history="1" r:id="rId4jy9czczws54ltzubt0ua">
+      <w:hyperlink w:history="1" r:id="rIdmlhwrz9kvbqjrbfbukqdr">
         <w:r>
           <w:rPr>
             <w:rStyle w:val="Hyperlink"/>
@@ -24635,7 +24635,7 @@
         </w:rPr>
         <w:t xml:space="preserve">出處：</w:t>
       </w:r>
-      <w:hyperlink w:history="1" r:id="rIdeei902hbuytjhl_ej1jy_">
+      <w:hyperlink w:history="1" r:id="rIdtd86t2l-iufcwz919jsy8">
         <w:r>
           <w:rPr>
             <w:rStyle w:val="Hyperlink"/>
@@ -24711,7 +24711,7 @@
         </w:rPr>
         <w:t xml:space="preserve">出處：</w:t>
       </w:r>
-      <w:hyperlink w:history="1" r:id="rIdwhsn9bqthmcc5iwx_4asj">
+      <w:hyperlink w:history="1" r:id="rIdicbwv9r-erfy85ylr4k8y">
         <w:r>
           <w:rPr>
             <w:rStyle w:val="Hyperlink"/>
@@ -24787,7 +24787,7 @@
         </w:rPr>
         <w:t xml:space="preserve">出處：</w:t>
       </w:r>
-      <w:hyperlink w:history="1" r:id="rIdg0w8z7e4xacxpeyv5bnhq">
+      <w:hyperlink w:history="1" r:id="rIdc-jviipamybjxo790tjre">
         <w:r>
           <w:rPr>
             <w:rStyle w:val="Hyperlink"/>
@@ -24863,7 +24863,7 @@
         </w:rPr>
         <w:t xml:space="preserve">出處：</w:t>
       </w:r>
-      <w:hyperlink w:history="1" r:id="rIdyudqa900f_cakbn03dm1d">
+      <w:hyperlink w:history="1" r:id="rIdkjshr7d1cz6brrxzbairf">
         <w:r>
           <w:rPr>
             <w:rStyle w:val="Hyperlink"/>
@@ -24939,7 +24939,7 @@
         </w:rPr>
         <w:t xml:space="preserve">出處：</w:t>
       </w:r>
-      <w:hyperlink w:history="1" r:id="rIdpozyx4fqzgokly0dxhxpk">
+      <w:hyperlink w:history="1" r:id="rIdvjepiuecvkkvwm2stdjei">
         <w:r>
           <w:rPr>
             <w:rStyle w:val="Hyperlink"/>
@@ -25015,7 +25015,7 @@
         </w:rPr>
         <w:t xml:space="preserve">出處：</w:t>
       </w:r>
-      <w:hyperlink w:history="1" r:id="rIdricmh8dyzbzyntgczwyb8">
+      <w:hyperlink w:history="1" r:id="rIdu2zakjpw5btz5bjsjhrqv">
         <w:r>
           <w:rPr>
             <w:rStyle w:val="Hyperlink"/>
@@ -25091,7 +25091,7 @@
         </w:rPr>
         <w:t xml:space="preserve">出處：</w:t>
       </w:r>
-      <w:hyperlink w:history="1" r:id="rIdkp9fk9ssffgrzj4yjb7fe">
+      <w:hyperlink w:history="1" r:id="rIdwfa17ai-lnqis5g6qlrhz">
         <w:r>
           <w:rPr>
             <w:rStyle w:val="Hyperlink"/>
@@ -25167,7 +25167,7 @@
         </w:rPr>
         <w:t xml:space="preserve">出處：</w:t>
       </w:r>
-      <w:hyperlink w:history="1" r:id="rIdgteufbj_ljuntajtaidtd">
+      <w:hyperlink w:history="1" r:id="rIdk6tftf3fcq-3wd31mm6_w">
         <w:r>
           <w:rPr>
             <w:rStyle w:val="Hyperlink"/>
@@ -25243,7 +25243,7 @@
         </w:rPr>
         <w:t xml:space="preserve">出處：</w:t>
       </w:r>
-      <w:hyperlink w:history="1" r:id="rIdppf6acpmcnglbuqxsrarb">
+      <w:hyperlink w:history="1" r:id="rIdiewp6r1gbpqooxj1paroe">
         <w:r>
           <w:rPr>
             <w:rStyle w:val="Hyperlink"/>
@@ -25319,7 +25319,7 @@
         </w:rPr>
         <w:t xml:space="preserve">出處：</w:t>
       </w:r>
-      <w:hyperlink w:history="1" r:id="rId5xlfc7ruzanoeog1el7g-">
+      <w:hyperlink w:history="1" r:id="rIdq5qbmufbiwybowwplwh00">
         <w:r>
           <w:rPr>
             <w:rStyle w:val="Hyperlink"/>
@@ -25395,7 +25395,7 @@
         </w:rPr>
         <w:t xml:space="preserve">出處：</w:t>
       </w:r>
-      <w:hyperlink w:history="1" r:id="rId-msyykrq1ewuzetprajkn">
+      <w:hyperlink w:history="1" r:id="rIdpqejogmbgagcuvee2hemf">
         <w:r>
           <w:rPr>
             <w:rStyle w:val="Hyperlink"/>
@@ -25471,7 +25471,7 @@
         </w:rPr>
         <w:t xml:space="preserve">出處：</w:t>
       </w:r>
-      <w:hyperlink w:history="1" r:id="rId8uxdqrnd9ddwbnq7x_gmp">
+      <w:hyperlink w:history="1" r:id="rIdb7ssppubnsigecs6rczm_">
         <w:r>
           <w:rPr>
             <w:rStyle w:val="Hyperlink"/>
@@ -25547,7 +25547,7 @@
         </w:rPr>
         <w:t xml:space="preserve">出處：</w:t>
       </w:r>
-      <w:hyperlink w:history="1" r:id="rIdwts9ljqbmwic1gkeamzud">
+      <w:hyperlink w:history="1" r:id="rIdcpmqksik-d3h-9tluomcn">
         <w:r>
           <w:rPr>
             <w:rStyle w:val="Hyperlink"/>
@@ -25623,7 +25623,7 @@
         </w:rPr>
         <w:t xml:space="preserve">出處：</w:t>
       </w:r>
-      <w:hyperlink w:history="1" r:id="rIdbf_6p7ulenetzdzx4xxor">
+      <w:hyperlink w:history="1" r:id="rIdtockph0ljf1xbgnvgunam">
         <w:r>
           <w:rPr>
             <w:rStyle w:val="Hyperlink"/>
@@ -25699,7 +25699,7 @@
         </w:rPr>
         <w:t xml:space="preserve">出處：</w:t>
       </w:r>
-      <w:hyperlink w:history="1" r:id="rId5jqdaxzwta4tec_szeqtl">
+      <w:hyperlink w:history="1" r:id="rIdepsqqytjtbofmpc19bkq-">
         <w:r>
           <w:rPr>
             <w:rStyle w:val="Hyperlink"/>
@@ -25775,7 +25775,7 @@
         </w:rPr>
         <w:t xml:space="preserve">出處：</w:t>
       </w:r>
-      <w:hyperlink w:history="1" r:id="rId1svgkhtjqp4qqgyifvmao">
+      <w:hyperlink w:history="1" r:id="rId0fiuixm2otyjzgzgnjixp">
         <w:r>
           <w:rPr>
             <w:rStyle w:val="Hyperlink"/>
@@ -25851,7 +25851,7 @@
         </w:rPr>
         <w:t xml:space="preserve">出處：</w:t>
       </w:r>
-      <w:hyperlink w:history="1" r:id="rIdw9ptdrnkcaymtcezmdmli">
+      <w:hyperlink w:history="1" r:id="rIdx_ybf67vpkodotc5elnxi">
         <w:r>
           <w:rPr>
             <w:rStyle w:val="Hyperlink"/>
@@ -25927,7 +25927,7 @@
         </w:rPr>
         <w:t xml:space="preserve">出處：</w:t>
       </w:r>
-      <w:hyperlink w:history="1" r:id="rId1wmk4zvf7dmfkqz20tss4">
+      <w:hyperlink w:history="1" r:id="rIdzwclotrwtvj_sg-r0f3lx">
         <w:r>
           <w:rPr>
             <w:rStyle w:val="Hyperlink"/>
@@ -26003,7 +26003,7 @@
         </w:rPr>
         <w:t xml:space="preserve">出處：</w:t>
       </w:r>
-      <w:hyperlink w:history="1" r:id="rId9llraffgpml0planlxske">
+      <w:hyperlink w:history="1" r:id="rIdrxxpeborpypw2va_psim_">
         <w:r>
           <w:rPr>
             <w:rStyle w:val="Hyperlink"/>
